--- a/IBPS/DBMS/DBMS.docx
+++ b/IBPS/DBMS/DBMS.docx
@@ -1268,15 +1268,7 @@
       </w:r>
       <w:r>
         <w:br/>
-        <w:t xml:space="preserve">Explanation: Left outer join returns all the rows from the table that is on the left side and matching rows on the right side of the join. Inner join returns all rows when there is at least one match in BOTH tables. Natural </w:t>
-      </w:r>
-      <w:proofErr w:type="gramStart"/>
-      <w:r>
-        <w:t>join returns</w:t>
-      </w:r>
-      <w:proofErr w:type="gramEnd"/>
-      <w:r>
-        <w:t xml:space="preserve"> the common columns from the tables being joined. A right outer </w:t>
+        <w:t xml:space="preserve">Explanation: Left outer join returns all the rows from the table that is on the left side and matching rows on the right side of the join. Inner join returns all rows when there is at least one match in BOTH tables. Natural join returns the common columns from the tables being joined. A right outer </w:t>
       </w:r>
       <w:proofErr w:type="gramStart"/>
       <w:r>
@@ -10417,15 +10409,15 @@
           <w:b/>
           <w:bCs/>
         </w:rPr>
-        <w:t>a __</w:t>
-      </w:r>
-      <w:proofErr w:type="gramEnd"/>
-      <w:r>
-        <w:rPr>
-          <w:b/>
-          <w:bCs/>
-        </w:rPr>
-        <w:t>_________ as input and return a single value.</w:t>
+        <w:t>a ___</w:t>
+      </w:r>
+      <w:proofErr w:type="gramEnd"/>
+      <w:r>
+        <w:rPr>
+          <w:b/>
+          <w:bCs/>
+        </w:rPr>
+        <w:t>________ as input and return a single value.</w:t>
       </w:r>
       <w:r>
         <w:br/>
@@ -14371,6 +14363,7 @@
       </w:r>
     </w:p>
     <w:p>
+      <w:proofErr w:type="gramStart"/>
       <w:r>
         <w:rPr>
           <w:b/>
@@ -14391,6 +14384,7 @@
         </w:rPr>
         <w:t>SET</w:t>
       </w:r>
+      <w:proofErr w:type="gramEnd"/>
       <w:r>
         <w:t xml:space="preserve"> salary = </w:t>
       </w:r>
@@ -19218,15 +19212,7 @@
       </w:r>
       <w:r>
         <w:br/>
-        <w:t xml:space="preserve">b) Create assertion check ‘predicate’ </w:t>
-      </w:r>
-      <w:proofErr w:type="gramStart"/>
-      <w:r>
-        <w:t>‘assertion</w:t>
-      </w:r>
-      <w:proofErr w:type="gramEnd"/>
-      <w:r>
-        <w:t>-name’;</w:t>
+        <w:t>b) Create assertion check ‘predicate’ ‘assertion-name’;</w:t>
       </w:r>
       <w:r>
         <w:br/>
@@ -26024,23 +26010,7 @@
           <w:b/>
           <w:bCs/>
         </w:rPr>
-        <w:t xml:space="preserve"> which is represented visually </w:t>
-      </w:r>
-      <w:proofErr w:type="gramStart"/>
-      <w:r>
-        <w:rPr>
-          <w:b/>
-          <w:bCs/>
-        </w:rPr>
-        <w:t>is __</w:t>
-      </w:r>
-      <w:proofErr w:type="gramEnd"/>
-      <w:r>
-        <w:rPr>
-          <w:b/>
-          <w:bCs/>
-        </w:rPr>
-        <w:t>__________ which is also called as data cube.</w:t>
+        <w:t xml:space="preserve"> which is represented visually is ____________ which is also called as data cube.</w:t>
       </w:r>
       <w:r>
         <w:rPr>
@@ -26223,12 +26193,10 @@
         <w:t xml:space="preserve">Explanation: The opposite operation—that of moving </w:t>
       </w:r>
       <w:proofErr w:type="spellStart"/>
-      <w:proofErr w:type="gramStart"/>
       <w:r>
         <w:t>fromcoarser</w:t>
       </w:r>
       <w:proofErr w:type="spellEnd"/>
-      <w:proofErr w:type="gramEnd"/>
       <w:r>
         <w:t>-granularity data to finer-granularity data—is called a drill down.</w:t>
       </w:r>
@@ -26351,23 +26319,7 @@
           <w:b/>
           <w:bCs/>
         </w:rPr>
-        <w:t xml:space="preserve">item name, color, clothes size), (item name, </w:t>
-      </w:r>
-      <w:proofErr w:type="gramStart"/>
-      <w:r>
-        <w:rPr>
-          <w:b/>
-          <w:bCs/>
-        </w:rPr>
-        <w:t>color</w:t>
-      </w:r>
-      <w:proofErr w:type="gramEnd"/>
-      <w:r>
-        <w:rPr>
-          <w:b/>
-          <w:bCs/>
-        </w:rPr>
-        <w:t xml:space="preserve">), (item name, clothes size), </w:t>
+        <w:t xml:space="preserve">item name, color, clothes size), (item name, color), (item name, clothes size), </w:t>
       </w:r>
       <w:r>
         <w:rPr>
@@ -29606,15 +29558,7 @@
       <w:proofErr w:type="spellEnd"/>
       <w:r>
         <w:br/>
-        <w:t xml:space="preserve">Explanation: Every weak entity must be associated with an identifying entity; that is, the weak entity set is said to be </w:t>
-      </w:r>
-      <w:proofErr w:type="gramStart"/>
-      <w:r>
-        <w:t>existence</w:t>
-      </w:r>
-      <w:proofErr w:type="gramEnd"/>
-      <w:r>
-        <w:t xml:space="preserve"> dependent on the identifying entity set. The identifying entity set is said to own the weak entity set that it identifies. It is also called </w:t>
+        <w:t xml:space="preserve">Explanation: Every weak entity must be associated with an identifying entity; that is, the weak entity set is said to be existence dependent on the identifying entity set. The identifying entity set is said to own the weak entity set that it identifies. It is also called </w:t>
       </w:r>
       <w:proofErr w:type="gramStart"/>
       <w:r>
@@ -31205,15 +31149,7 @@
       </w:r>
       <w:proofErr w:type="spellEnd"/>
       <w:r>
-        <w:t xml:space="preserve"> is the only attribute that </w:t>
-      </w:r>
-      <w:proofErr w:type="gramStart"/>
-      <w:r>
-        <w:t>has to</w:t>
-      </w:r>
-      <w:proofErr w:type="gramEnd"/>
-      <w:r>
-        <w:t xml:space="preserve"> have a unique entry.</w:t>
+        <w:t xml:space="preserve"> is the only attribute that has to have a unique entry.</w:t>
       </w:r>
     </w:p>
     <w:p>
@@ -32252,7 +32188,6 @@
         </w:rPr>
         <w:t>Treating </w:t>
       </w:r>
-      <w:proofErr w:type="spellStart"/>
       <w:r>
         <w:rPr>
           <w:b/>
@@ -32260,6 +32195,7 @@
         </w:rPr>
         <w:t xml:space="preserve"> </w:t>
       </w:r>
+      <w:proofErr w:type="spellStart"/>
       <w:r>
         <w:rPr>
           <w:b/>
@@ -32284,15 +32220,15 @@
           <w:b/>
           <w:bCs/>
         </w:rPr>
-        <w:t>a</w:t>
-      </w:r>
-      <w:proofErr w:type="spellEnd"/>
-      <w:r>
-        <w:rPr>
-          <w:b/>
-          <w:bCs/>
-        </w:rPr>
-        <w:t>s an _______ permits instructors to have several phone numbers (including zero) associated with them.</w:t>
+        <w:t>as</w:t>
+      </w:r>
+      <w:proofErr w:type="spellEnd"/>
+      <w:r>
+        <w:rPr>
+          <w:b/>
+          <w:bCs/>
+        </w:rPr>
+        <w:t xml:space="preserve"> an _______ permits instructors to have several phone numbers (including zero) associated with them.</w:t>
       </w:r>
       <w:r>
         <w:br/>
@@ -32743,12 +32679,10 @@
         <w:t xml:space="preserve">a) Parent-Child </w:t>
       </w:r>
       <w:proofErr w:type="spellStart"/>
-      <w:proofErr w:type="gramStart"/>
       <w:r>
         <w:t>relation ship</w:t>
       </w:r>
       <w:proofErr w:type="spellEnd"/>
-      <w:proofErr w:type="gramEnd"/>
       <w:r>
         <w:t xml:space="preserve"> between the tables that connect them</w:t>
       </w:r>
@@ -35130,7 +35064,23 @@
           <w:b/>
           <w:bCs/>
         </w:rPr>
-        <w:t xml:space="preserve">2. A table on the many side of a one </w:t>
+        <w:t xml:space="preserve">2. A table on the many </w:t>
+      </w:r>
+      <w:proofErr w:type="gramStart"/>
+      <w:r>
+        <w:rPr>
+          <w:b/>
+          <w:bCs/>
+        </w:rPr>
+        <w:t>side</w:t>
+      </w:r>
+      <w:proofErr w:type="gramEnd"/>
+      <w:r>
+        <w:rPr>
+          <w:b/>
+          <w:bCs/>
+        </w:rPr>
+        <w:t xml:space="preserve"> of a one </w:t>
       </w:r>
       <w:proofErr w:type="gramStart"/>
       <w:r>
@@ -35146,7 +35096,23 @@
           <w:b/>
           <w:bCs/>
         </w:rPr>
-        <w:t xml:space="preserve"> many or many to many relationship must:</w:t>
+        <w:t xml:space="preserve"> many or many to many </w:t>
+      </w:r>
+      <w:proofErr w:type="gramStart"/>
+      <w:r>
+        <w:rPr>
+          <w:b/>
+          <w:bCs/>
+        </w:rPr>
+        <w:t>relationship</w:t>
+      </w:r>
+      <w:proofErr w:type="gramEnd"/>
+      <w:r>
+        <w:rPr>
+          <w:b/>
+          <w:bCs/>
+        </w:rPr>
+        <w:t xml:space="preserve"> must:</w:t>
       </w:r>
       <w:r>
         <w:br/>
@@ -39507,6 +39473,6696 @@
       <w:r>
         <w:br/>
         <w:t>Explanation: In computing, graphical user interface is a type of user interface that allows users to interact with electronic devices.</w:t>
+      </w:r>
+    </w:p>
+    <w:p>
+      <w:pPr>
+        <w:rPr>
+          <w:lang w:val="en-IN"/>
+        </w:rPr>
+      </w:pPr>
+      <w:r>
+        <w:rPr>
+          <w:b/>
+          <w:bCs/>
+          <w:lang w:val="en-IN"/>
+        </w:rPr>
+        <w:t>42</w:t>
+      </w:r>
+      <w:r>
+        <w:rPr>
+          <w:b/>
+          <w:bCs/>
+          <w:lang w:val="en-IN"/>
+        </w:rPr>
+        <w:t>1. Which of the following is a valid uniform resource locator?</w:t>
+      </w:r>
+      <w:r>
+        <w:rPr>
+          <w:b/>
+          <w:bCs/>
+          <w:lang w:val="en-IN"/>
+        </w:rPr>
+        <w:br/>
+      </w:r>
+      <w:r>
+        <w:rPr>
+          <w:lang w:val="en-IN"/>
+        </w:rPr>
+        <w:t>a) http://www.acm.org/sigmod</w:t>
+      </w:r>
+      <w:r>
+        <w:rPr>
+          <w:lang w:val="en-IN"/>
+        </w:rPr>
+        <w:br/>
+        <w:t>b) www.google.com</w:t>
+      </w:r>
+      <w:r>
+        <w:rPr>
+          <w:lang w:val="en-IN"/>
+        </w:rPr>
+        <w:br/>
+        <w:t>c) www.ann.in</w:t>
+      </w:r>
+      <w:r>
+        <w:rPr>
+          <w:lang w:val="en-IN"/>
+        </w:rPr>
+        <w:br/>
+        <w:t>d) http:/www.acm.org/sigmod/</w:t>
+      </w:r>
+    </w:p>
+    <w:p>
+      <w:pPr>
+        <w:rPr>
+          <w:lang w:val="en-IN"/>
+        </w:rPr>
+      </w:pPr>
+      <w:r>
+        <w:rPr>
+          <w:lang w:val="en-IN"/>
+        </w:rPr>
+        <w:t xml:space="preserve">Answer: </w:t>
+      </w:r>
+      <w:proofErr w:type="spellStart"/>
+      <w:r>
+        <w:rPr>
+          <w:lang w:val="en-IN"/>
+        </w:rPr>
+        <w:t>a</w:t>
+      </w:r>
+      <w:proofErr w:type="spellEnd"/>
+      <w:r>
+        <w:rPr>
+          <w:lang w:val="en-IN"/>
+        </w:rPr>
+        <w:br/>
+        <w:t>Explanation: A uniform resource locator (URL) is a globally unique name for each document that can be accessed on the Web.</w:t>
+      </w:r>
+    </w:p>
+    <w:p>
+      <w:pPr>
+        <w:rPr>
+          <w:lang w:val="en-IN"/>
+        </w:rPr>
+      </w:pPr>
+      <w:r>
+        <w:rPr>
+          <w:b/>
+          <w:bCs/>
+          <w:lang w:val="en-IN"/>
+        </w:rPr>
+        <w:lastRenderedPageBreak/>
+        <w:t>42</w:t>
+      </w:r>
+      <w:r>
+        <w:rPr>
+          <w:b/>
+          <w:bCs/>
+          <w:lang w:val="en-IN"/>
+        </w:rPr>
+        <w:t>2. http://www.google.com/search?q=silberschatz</w:t>
+      </w:r>
+      <w:r>
+        <w:rPr>
+          <w:b/>
+          <w:bCs/>
+          <w:lang w:val="en-IN"/>
+        </w:rPr>
+        <w:br/>
+        <w:t>In the above URL which one is the argument which is used for processing of the URL?</w:t>
+      </w:r>
+      <w:r>
+        <w:rPr>
+          <w:b/>
+          <w:bCs/>
+          <w:lang w:val="en-IN"/>
+        </w:rPr>
+        <w:br/>
+      </w:r>
+      <w:r>
+        <w:rPr>
+          <w:lang w:val="en-IN"/>
+        </w:rPr>
+        <w:t>a) google</w:t>
+      </w:r>
+      <w:r>
+        <w:rPr>
+          <w:lang w:val="en-IN"/>
+        </w:rPr>
+        <w:br/>
+        <w:t>b) google.com</w:t>
+      </w:r>
+      <w:r>
+        <w:rPr>
+          <w:lang w:val="en-IN"/>
+        </w:rPr>
+        <w:br/>
+        <w:t>c) search</w:t>
+      </w:r>
+      <w:r>
+        <w:rPr>
+          <w:lang w:val="en-IN"/>
+        </w:rPr>
+        <w:br/>
+        <w:t>d) q=</w:t>
+      </w:r>
+      <w:proofErr w:type="spellStart"/>
+      <w:r>
+        <w:rPr>
+          <w:lang w:val="en-IN"/>
+        </w:rPr>
+        <w:t>silberschatz</w:t>
+      </w:r>
+      <w:proofErr w:type="spellEnd"/>
+    </w:p>
+    <w:p>
+      <w:pPr>
+        <w:rPr>
+          <w:lang w:val="en-IN"/>
+        </w:rPr>
+      </w:pPr>
+      <w:r>
+        <w:rPr>
+          <w:lang w:val="en-IN"/>
+        </w:rPr>
+        <w:t>Answer: d</w:t>
+      </w:r>
+      <w:r>
+        <w:rPr>
+          <w:lang w:val="en-IN"/>
+        </w:rPr>
+        <w:br/>
+        <w:t xml:space="preserve">Explanation: Argument is always placed </w:t>
+      </w:r>
+      <w:proofErr w:type="gramStart"/>
+      <w:r>
+        <w:rPr>
+          <w:lang w:val="en-IN"/>
+        </w:rPr>
+        <w:t>after ?</w:t>
+      </w:r>
+      <w:proofErr w:type="gramEnd"/>
+      <w:r>
+        <w:rPr>
+          <w:lang w:val="en-IN"/>
+        </w:rPr>
+        <w:t xml:space="preserve"> symbol.</w:t>
+      </w:r>
+    </w:p>
+    <w:p>
+      <w:pPr>
+        <w:rPr>
+          <w:lang w:val="en-IN"/>
+        </w:rPr>
+      </w:pPr>
+      <w:r>
+        <w:rPr>
+          <w:b/>
+          <w:bCs/>
+          <w:lang w:val="en-IN"/>
+        </w:rPr>
+        <w:t>42</w:t>
+      </w:r>
+      <w:r>
+        <w:rPr>
+          <w:b/>
+          <w:bCs/>
+          <w:lang w:val="en-IN"/>
+        </w:rPr>
+        <w:t>3. HTTP defines two ways in which values entered by a user at the browser can be sent to the Web server. The _____ method encodes the values as part of the URL.</w:t>
+      </w:r>
+      <w:r>
+        <w:rPr>
+          <w:b/>
+          <w:bCs/>
+          <w:lang w:val="en-IN"/>
+        </w:rPr>
+        <w:br/>
+      </w:r>
+      <w:r>
+        <w:rPr>
+          <w:lang w:val="en-IN"/>
+        </w:rPr>
+        <w:t>a) Post</w:t>
+      </w:r>
+      <w:r>
+        <w:rPr>
+          <w:lang w:val="en-IN"/>
+        </w:rPr>
+        <w:br/>
+        <w:t>b) Get</w:t>
+      </w:r>
+      <w:r>
+        <w:rPr>
+          <w:lang w:val="en-IN"/>
+        </w:rPr>
+        <w:br/>
+        <w:t>c) Read</w:t>
+      </w:r>
+      <w:r>
+        <w:rPr>
+          <w:lang w:val="en-IN"/>
+        </w:rPr>
+        <w:br/>
+        <w:t>d) Argument</w:t>
+      </w:r>
+    </w:p>
+    <w:p>
+      <w:pPr>
+        <w:rPr>
+          <w:lang w:val="en-IN"/>
+        </w:rPr>
+      </w:pPr>
+      <w:r>
+        <w:rPr>
+          <w:lang w:val="en-IN"/>
+        </w:rPr>
+        <w:t>Answer: b</w:t>
+      </w:r>
+      <w:r>
+        <w:rPr>
+          <w:lang w:val="en-IN"/>
+        </w:rPr>
+        <w:br/>
+        <w:t>Explanation: For example, if the Google search page used a form with an input parameter</w:t>
+      </w:r>
+      <w:r>
+        <w:rPr>
+          <w:lang w:val="en-IN"/>
+        </w:rPr>
+        <w:br/>
+        <w:t>named q with the get method, and the user typed in the string “</w:t>
+      </w:r>
+      <w:proofErr w:type="spellStart"/>
+      <w:r>
+        <w:rPr>
+          <w:lang w:val="en-IN"/>
+        </w:rPr>
+        <w:t>silberschatz</w:t>
+      </w:r>
+      <w:proofErr w:type="spellEnd"/>
+      <w:r>
+        <w:rPr>
+          <w:lang w:val="en-IN"/>
+        </w:rPr>
+        <w:t>” and submitted the form, the browser would request the following URL from the Web server: http://www.google.com/search?q=silberschatz.</w:t>
+      </w:r>
+    </w:p>
+    <w:p>
+      <w:pPr>
+        <w:rPr>
+          <w:lang w:val="en-IN"/>
+        </w:rPr>
+      </w:pPr>
+      <w:r>
+        <w:rPr>
+          <w:b/>
+          <w:bCs/>
+          <w:lang w:val="en-IN"/>
+        </w:rPr>
+        <w:t>42</w:t>
+      </w:r>
+      <w:r>
+        <w:rPr>
+          <w:b/>
+          <w:bCs/>
+          <w:lang w:val="en-IN"/>
+        </w:rPr>
+        <w:t>4. A __________ is a program running on the server machine, which accepts requests from a Web browser and sends back results in the form of HTML documents.</w:t>
+      </w:r>
+      <w:r>
+        <w:rPr>
+          <w:b/>
+          <w:bCs/>
+          <w:lang w:val="en-IN"/>
+        </w:rPr>
+        <w:br/>
+      </w:r>
+      <w:r>
+        <w:rPr>
+          <w:lang w:val="en-IN"/>
+        </w:rPr>
+        <w:t>a) HTML</w:t>
+      </w:r>
+      <w:r>
+        <w:rPr>
+          <w:lang w:val="en-IN"/>
+        </w:rPr>
+        <w:br/>
+        <w:t>b) HTTP</w:t>
+      </w:r>
+      <w:r>
+        <w:rPr>
+          <w:lang w:val="en-IN"/>
+        </w:rPr>
+        <w:br/>
+        <w:t>c) Web Server</w:t>
+      </w:r>
+      <w:r>
+        <w:rPr>
+          <w:lang w:val="en-IN"/>
+        </w:rPr>
+        <w:br/>
+        <w:t>d) Web browser</w:t>
+      </w:r>
+    </w:p>
+    <w:p>
+      <w:pPr>
+        <w:rPr>
+          <w:lang w:val="en-IN"/>
+        </w:rPr>
+      </w:pPr>
+      <w:r>
+        <w:rPr>
+          <w:lang w:val="en-IN"/>
+        </w:rPr>
+        <w:t>Answer: c</w:t>
+      </w:r>
+      <w:r>
+        <w:rPr>
+          <w:lang w:val="en-IN"/>
+        </w:rPr>
+        <w:br/>
+        <w:t>Explanation: The browser and Web server communicate via HTTP. Web servers provide powerful features, beyond the simple transfer of documents.</w:t>
+      </w:r>
+    </w:p>
+    <w:p>
+      <w:pPr>
+        <w:rPr>
+          <w:lang w:val="en-IN"/>
+        </w:rPr>
+      </w:pPr>
+      <w:r>
+        <w:rPr>
+          <w:b/>
+          <w:bCs/>
+          <w:lang w:val="en-IN"/>
+        </w:rPr>
+        <w:t>42</w:t>
+      </w:r>
+      <w:r>
+        <w:rPr>
+          <w:b/>
+          <w:bCs/>
+          <w:lang w:val="en-IN"/>
+        </w:rPr>
+        <w:t xml:space="preserve">5. The application program typically communicates with a database server, through ___________ or other protocols, </w:t>
+      </w:r>
+      <w:proofErr w:type="gramStart"/>
+      <w:r>
+        <w:rPr>
+          <w:b/>
+          <w:bCs/>
+          <w:lang w:val="en-IN"/>
+        </w:rPr>
+        <w:t>in order to</w:t>
+      </w:r>
+      <w:proofErr w:type="gramEnd"/>
+      <w:r>
+        <w:rPr>
+          <w:b/>
+          <w:bCs/>
+          <w:lang w:val="en-IN"/>
+        </w:rPr>
+        <w:t xml:space="preserve"> get or store data.</w:t>
+      </w:r>
+      <w:r>
+        <w:rPr>
+          <w:lang w:val="en-IN"/>
+        </w:rPr>
+        <w:br/>
+        <w:t>a) JDBC</w:t>
+      </w:r>
+      <w:r>
+        <w:rPr>
+          <w:lang w:val="en-IN"/>
+        </w:rPr>
+        <w:br/>
+        <w:t>b) ODBC</w:t>
+      </w:r>
+      <w:r>
+        <w:rPr>
+          <w:lang w:val="en-IN"/>
+        </w:rPr>
+        <w:br/>
+        <w:t>c) All of the mentioned</w:t>
+      </w:r>
+      <w:r>
+        <w:rPr>
+          <w:lang w:val="en-IN"/>
+        </w:rPr>
+        <w:br/>
+        <w:t>d) None of the mentioned</w:t>
+      </w:r>
+    </w:p>
+    <w:p>
+      <w:pPr>
+        <w:rPr>
+          <w:lang w:val="en-IN"/>
+        </w:rPr>
+      </w:pPr>
+      <w:r>
+        <w:rPr>
+          <w:lang w:val="en-IN"/>
+        </w:rPr>
+        <w:t>Answer: c</w:t>
+      </w:r>
+      <w:r>
+        <w:rPr>
+          <w:lang w:val="en-IN"/>
+        </w:rPr>
+        <w:br/>
+        <w:t>Explanation: The common gateway interface (CGI) standard defines how the Web server communicates with application programs.</w:t>
+      </w:r>
+    </w:p>
+    <w:p>
+      <w:pPr>
+        <w:rPr>
+          <w:lang w:val="en-IN"/>
+        </w:rPr>
+      </w:pPr>
+      <w:r>
+        <w:rPr>
+          <w:b/>
+          <w:bCs/>
+          <w:lang w:val="en-IN"/>
+        </w:rPr>
+        <w:t>42</w:t>
+      </w:r>
+      <w:r>
+        <w:rPr>
+          <w:b/>
+          <w:bCs/>
+          <w:lang w:val="en-IN"/>
+        </w:rPr>
+        <w:t>6. This extra information is usually maintained in the form of a _________ at the client</w:t>
+      </w:r>
+      <w:r>
+        <w:rPr>
+          <w:lang w:val="en-IN"/>
+        </w:rPr>
+        <w:t>.</w:t>
+      </w:r>
+      <w:r>
+        <w:rPr>
+          <w:lang w:val="en-IN"/>
+        </w:rPr>
+        <w:br/>
+        <w:t>a) Cookie</w:t>
+      </w:r>
+      <w:r>
+        <w:rPr>
+          <w:lang w:val="en-IN"/>
+        </w:rPr>
+        <w:br/>
+        <w:t>b) History</w:t>
+      </w:r>
+      <w:r>
+        <w:rPr>
+          <w:lang w:val="en-IN"/>
+        </w:rPr>
+        <w:br/>
+      </w:r>
+      <w:r>
+        <w:rPr>
+          <w:lang w:val="en-IN"/>
+        </w:rPr>
+        <w:lastRenderedPageBreak/>
+        <w:t>c) Remainder</w:t>
+      </w:r>
+      <w:r>
+        <w:rPr>
+          <w:lang w:val="en-IN"/>
+        </w:rPr>
+        <w:br/>
+        <w:t>d) None of the mentioned</w:t>
+      </w:r>
+    </w:p>
+    <w:p>
+      <w:pPr>
+        <w:rPr>
+          <w:lang w:val="en-IN"/>
+        </w:rPr>
+      </w:pPr>
+      <w:r>
+        <w:rPr>
+          <w:lang w:val="en-IN"/>
+        </w:rPr>
+        <w:t xml:space="preserve">Answer: </w:t>
+      </w:r>
+      <w:proofErr w:type="spellStart"/>
+      <w:r>
+        <w:rPr>
+          <w:lang w:val="en-IN"/>
+        </w:rPr>
+        <w:t>a</w:t>
+      </w:r>
+      <w:proofErr w:type="spellEnd"/>
+      <w:r>
+        <w:rPr>
+          <w:lang w:val="en-IN"/>
+        </w:rPr>
+        <w:br/>
+        <w:t>Explanation: A cookie is simply a small piece of text containing identifying information and with an associated name.</w:t>
+      </w:r>
+    </w:p>
+    <w:p>
+      <w:pPr>
+        <w:rPr>
+          <w:lang w:val="en-IN"/>
+        </w:rPr>
+      </w:pPr>
+      <w:r>
+        <w:rPr>
+          <w:lang w:val="en-IN"/>
+        </w:rPr>
+        <w:t>4</w:t>
+      </w:r>
+      <w:r>
+        <w:rPr>
+          <w:b/>
+          <w:bCs/>
+          <w:lang w:val="en-IN"/>
+        </w:rPr>
+        <w:t>2</w:t>
+      </w:r>
+      <w:r>
+        <w:rPr>
+          <w:b/>
+          <w:bCs/>
+          <w:lang w:val="en-IN"/>
+        </w:rPr>
+        <w:t xml:space="preserve">7. Which of the following is not true about </w:t>
+      </w:r>
+      <w:proofErr w:type="gramStart"/>
+      <w:r>
+        <w:rPr>
+          <w:b/>
+          <w:bCs/>
+          <w:lang w:val="en-IN"/>
+        </w:rPr>
+        <w:t>HTML ?</w:t>
+      </w:r>
+      <w:proofErr w:type="gramEnd"/>
+      <w:r>
+        <w:rPr>
+          <w:lang w:val="en-IN"/>
+        </w:rPr>
+        <w:br/>
+        <w:t>a) &lt;meta&gt;…&lt;/meta&gt;</w:t>
+      </w:r>
+      <w:r>
+        <w:rPr>
+          <w:lang w:val="en-IN"/>
+        </w:rPr>
+        <w:br/>
+        <w:t>b) &lt;meta</w:t>
+      </w:r>
+      <w:proofErr w:type="gramStart"/>
+      <w:r>
+        <w:rPr>
+          <w:lang w:val="en-IN"/>
+        </w:rPr>
+        <w:t>…./</w:t>
+      </w:r>
+      <w:proofErr w:type="gramEnd"/>
+      <w:r>
+        <w:rPr>
+          <w:lang w:val="en-IN"/>
+        </w:rPr>
+        <w:t>&gt;</w:t>
+      </w:r>
+      <w:r>
+        <w:rPr>
+          <w:lang w:val="en-IN"/>
+        </w:rPr>
+        <w:br/>
+        <w:t>c) &lt;metadata&gt;…&lt;/metadata&gt;</w:t>
+      </w:r>
+      <w:r>
+        <w:rPr>
+          <w:lang w:val="en-IN"/>
+        </w:rPr>
+        <w:br/>
+        <w:t>d) &lt;metadata name=”” /&gt;</w:t>
+      </w:r>
+    </w:p>
+    <w:p>
+      <w:pPr>
+        <w:rPr>
+          <w:lang w:val="en-IN"/>
+        </w:rPr>
+      </w:pPr>
+      <w:r>
+        <w:rPr>
+          <w:lang w:val="en-IN"/>
+        </w:rPr>
+        <w:t>Answer: b</w:t>
+      </w:r>
+      <w:r>
+        <w:rPr>
+          <w:lang w:val="en-IN"/>
+        </w:rPr>
+        <w:br/>
+        <w:t>Explanation: Meta data is the data about data which is included in the meta data tag.</w:t>
+      </w:r>
+    </w:p>
+    <w:p>
+      <w:pPr>
+        <w:rPr>
+          <w:lang w:val="en-IN"/>
+        </w:rPr>
+      </w:pPr>
+      <w:r>
+        <w:rPr>
+          <w:b/>
+          <w:bCs/>
+          <w:lang w:val="en-IN"/>
+        </w:rPr>
+        <w:t>42</w:t>
+      </w:r>
+      <w:r>
+        <w:rPr>
+          <w:b/>
+          <w:bCs/>
+          <w:lang w:val="en-IN"/>
+        </w:rPr>
+        <w:t>8. Html code contains:</w:t>
+      </w:r>
+      <w:r>
+        <w:rPr>
+          <w:b/>
+          <w:bCs/>
+          <w:lang w:val="en-IN"/>
+        </w:rPr>
+        <w:br/>
+      </w:r>
+      <w:r>
+        <w:rPr>
+          <w:lang w:val="en-IN"/>
+        </w:rPr>
+        <w:t>a) Tags</w:t>
+      </w:r>
+      <w:r>
+        <w:rPr>
+          <w:lang w:val="en-IN"/>
+        </w:rPr>
+        <w:br/>
+        <w:t>b) Attributes</w:t>
+      </w:r>
+      <w:r>
+        <w:rPr>
+          <w:lang w:val="en-IN"/>
+        </w:rPr>
+        <w:br/>
+        <w:t>c) Elements</w:t>
+      </w:r>
+      <w:r>
+        <w:rPr>
+          <w:lang w:val="en-IN"/>
+        </w:rPr>
+        <w:br/>
+        <w:t>d) All of the mentioned</w:t>
+      </w:r>
+    </w:p>
+    <w:p>
+      <w:pPr>
+        <w:rPr>
+          <w:lang w:val="en-IN"/>
+        </w:rPr>
+      </w:pPr>
+      <w:r>
+        <w:rPr>
+          <w:lang w:val="en-IN"/>
+        </w:rPr>
+        <w:t>Answer: d</w:t>
+      </w:r>
+      <w:r>
+        <w:rPr>
+          <w:lang w:val="en-IN"/>
+        </w:rPr>
+        <w:br/>
+        <w:t xml:space="preserve">Explanation: &lt;&gt; are </w:t>
+      </w:r>
+      <w:proofErr w:type="spellStart"/>
+      <w:proofErr w:type="gramStart"/>
+      <w:r>
+        <w:rPr>
+          <w:lang w:val="en-IN"/>
+        </w:rPr>
+        <w:t>tags,size</w:t>
+      </w:r>
+      <w:proofErr w:type="spellEnd"/>
+      <w:proofErr w:type="gramEnd"/>
+      <w:r>
+        <w:rPr>
+          <w:lang w:val="en-IN"/>
+        </w:rPr>
+        <w:t xml:space="preserve"> is </w:t>
+      </w:r>
+      <w:proofErr w:type="gramStart"/>
+      <w:r>
+        <w:rPr>
+          <w:lang w:val="en-IN"/>
+        </w:rPr>
+        <w:t>a</w:t>
+      </w:r>
+      <w:proofErr w:type="gramEnd"/>
+      <w:r>
+        <w:rPr>
+          <w:lang w:val="en-IN"/>
+        </w:rPr>
+        <w:t xml:space="preserve"> attribute.</w:t>
+      </w:r>
+    </w:p>
+    <w:p>
+      <w:pPr>
+        <w:rPr>
+          <w:lang w:val="en-IN"/>
+        </w:rPr>
+      </w:pPr>
+      <w:r>
+        <w:rPr>
+          <w:b/>
+          <w:bCs/>
+          <w:lang w:val="en-IN"/>
+        </w:rPr>
+        <w:t>42</w:t>
+      </w:r>
+      <w:r>
+        <w:rPr>
+          <w:b/>
+          <w:bCs/>
+          <w:lang w:val="en-IN"/>
+        </w:rPr>
+        <w:t>9. Html document must always be saved with:</w:t>
+      </w:r>
+      <w:r>
+        <w:rPr>
+          <w:b/>
+          <w:bCs/>
+          <w:lang w:val="en-IN"/>
+        </w:rPr>
+        <w:br/>
+      </w:r>
+      <w:r>
+        <w:rPr>
+          <w:lang w:val="en-IN"/>
+        </w:rPr>
+        <w:t>a) .html</w:t>
+      </w:r>
+      <w:r>
+        <w:rPr>
+          <w:lang w:val="en-IN"/>
+        </w:rPr>
+        <w:br/>
+        <w:t>b) .</w:t>
+      </w:r>
+      <w:proofErr w:type="spellStart"/>
+      <w:r>
+        <w:rPr>
+          <w:lang w:val="en-IN"/>
+        </w:rPr>
+        <w:t>htm</w:t>
+      </w:r>
+      <w:proofErr w:type="spellEnd"/>
+      <w:r>
+        <w:rPr>
+          <w:lang w:val="en-IN"/>
+        </w:rPr>
+        <w:br/>
+        <w:t>c) .doc</w:t>
+      </w:r>
+      <w:r>
+        <w:rPr>
+          <w:lang w:val="en-IN"/>
+        </w:rPr>
+        <w:br/>
+        <w:t>d) Both .html &amp; .</w:t>
+      </w:r>
+      <w:proofErr w:type="spellStart"/>
+      <w:r>
+        <w:rPr>
+          <w:lang w:val="en-IN"/>
+        </w:rPr>
+        <w:t>htm</w:t>
+      </w:r>
+      <w:proofErr w:type="spellEnd"/>
+    </w:p>
+    <w:p>
+      <w:pPr>
+        <w:rPr>
+          <w:lang w:val="en-IN"/>
+        </w:rPr>
+      </w:pPr>
+      <w:r>
+        <w:rPr>
+          <w:lang w:val="en-IN"/>
+        </w:rPr>
+        <w:t>Answer: d</w:t>
+      </w:r>
+      <w:r>
+        <w:rPr>
+          <w:lang w:val="en-IN"/>
+        </w:rPr>
+        <w:br/>
+        <w:t>Explanation: .doc is used only for the word document format.</w:t>
+      </w:r>
+    </w:p>
+    <w:p>
+      <w:pPr>
+        <w:rPr>
+          <w:lang w:val="en-IN"/>
+        </w:rPr>
+      </w:pPr>
+      <w:r>
+        <w:rPr>
+          <w:b/>
+          <w:bCs/>
+          <w:lang w:val="en-IN"/>
+        </w:rPr>
+        <w:t>43</w:t>
+      </w:r>
+      <w:r>
+        <w:rPr>
+          <w:b/>
+          <w:bCs/>
+          <w:lang w:val="en-IN"/>
+        </w:rPr>
+        <w:t>0. How many levels of headings are in html:</w:t>
+      </w:r>
+      <w:r>
+        <w:rPr>
+          <w:b/>
+          <w:bCs/>
+          <w:lang w:val="en-IN"/>
+        </w:rPr>
+        <w:br/>
+      </w:r>
+      <w:r>
+        <w:rPr>
+          <w:lang w:val="en-IN"/>
+        </w:rPr>
+        <w:t>a) 2</w:t>
+      </w:r>
+      <w:r>
+        <w:rPr>
+          <w:lang w:val="en-IN"/>
+        </w:rPr>
+        <w:br/>
+        <w:t>b) 7</w:t>
+      </w:r>
+      <w:r>
+        <w:rPr>
+          <w:lang w:val="en-IN"/>
+        </w:rPr>
+        <w:br/>
+        <w:t>c) 6</w:t>
+      </w:r>
+      <w:r>
+        <w:rPr>
+          <w:lang w:val="en-IN"/>
+        </w:rPr>
+        <w:br/>
+        <w:t>d) 4</w:t>
+      </w:r>
+    </w:p>
+    <w:p>
+      <w:pPr>
+        <w:rPr>
+          <w:lang w:val="en-IN"/>
+        </w:rPr>
+      </w:pPr>
+      <w:r>
+        <w:rPr>
+          <w:lang w:val="en-IN"/>
+        </w:rPr>
+        <w:t>Answer: c</w:t>
+      </w:r>
+      <w:r>
+        <w:rPr>
+          <w:lang w:val="en-IN"/>
+        </w:rPr>
+        <w:br/>
+        <w:t>Explanation: The heading levels are h</w:t>
+      </w:r>
+      <w:proofErr w:type="gramStart"/>
+      <w:r>
+        <w:rPr>
+          <w:lang w:val="en-IN"/>
+        </w:rPr>
+        <w:t>1,h2,h3,h4,h5,h</w:t>
+      </w:r>
+      <w:proofErr w:type="gramEnd"/>
+      <w:r>
+        <w:rPr>
+          <w:lang w:val="en-IN"/>
+        </w:rPr>
+        <w:t>6.</w:t>
+      </w:r>
+    </w:p>
+    <w:p>
+      <w:pPr>
+        <w:rPr>
+          <w:lang w:val="en-IN"/>
+        </w:rPr>
+      </w:pPr>
+      <w:r>
+        <w:rPr>
+          <w:b/>
+          <w:bCs/>
+          <w:lang w:val="en-IN"/>
+        </w:rPr>
+        <w:t>43</w:t>
+      </w:r>
+      <w:r>
+        <w:rPr>
+          <w:b/>
+          <w:bCs/>
+          <w:lang w:val="en-IN"/>
+        </w:rPr>
+        <w:t>1. The Java __________ specification defines an application programming interface for communication between the Web server and the application program.</w:t>
+      </w:r>
+      <w:r>
+        <w:rPr>
+          <w:lang w:val="en-IN"/>
+        </w:rPr>
+        <w:br/>
+        <w:t>a) Servlet</w:t>
+      </w:r>
+      <w:r>
+        <w:rPr>
+          <w:lang w:val="en-IN"/>
+        </w:rPr>
+        <w:br/>
+        <w:t>b) Server</w:t>
+      </w:r>
+      <w:r>
+        <w:rPr>
+          <w:lang w:val="en-IN"/>
+        </w:rPr>
+        <w:br/>
+        <w:t>c) Program</w:t>
+      </w:r>
+      <w:r>
+        <w:rPr>
+          <w:lang w:val="en-IN"/>
+        </w:rPr>
+        <w:br/>
+        <w:t>d) Randomize</w:t>
+      </w:r>
+    </w:p>
+    <w:p>
+      <w:pPr>
+        <w:rPr>
+          <w:lang w:val="en-IN"/>
+        </w:rPr>
+      </w:pPr>
+      <w:r>
+        <w:rPr>
+          <w:lang w:val="en-IN"/>
+        </w:rPr>
+        <w:lastRenderedPageBreak/>
+        <w:t xml:space="preserve">Answer: </w:t>
+      </w:r>
+      <w:proofErr w:type="spellStart"/>
+      <w:r>
+        <w:rPr>
+          <w:lang w:val="en-IN"/>
+        </w:rPr>
+        <w:t>a</w:t>
+      </w:r>
+      <w:proofErr w:type="spellEnd"/>
+      <w:r>
+        <w:rPr>
+          <w:lang w:val="en-IN"/>
+        </w:rPr>
+        <w:br/>
+        <w:t>Explanation: Servlets are commonly used to generate dynamic responses to HTTP requests.</w:t>
+      </w:r>
+    </w:p>
+    <w:p>
+      <w:pPr>
+        <w:rPr>
+          <w:lang w:val="en-IN"/>
+        </w:rPr>
+      </w:pPr>
+      <w:r>
+        <w:rPr>
+          <w:b/>
+          <w:bCs/>
+          <w:lang w:val="en-IN"/>
+        </w:rPr>
+        <w:t>43</w:t>
+      </w:r>
+      <w:r>
+        <w:rPr>
+          <w:b/>
+          <w:bCs/>
+          <w:lang w:val="en-IN"/>
+        </w:rPr>
+        <w:t xml:space="preserve">2. The </w:t>
+      </w:r>
+      <w:proofErr w:type="spellStart"/>
+      <w:proofErr w:type="gramStart"/>
+      <w:r>
+        <w:rPr>
+          <w:b/>
+          <w:bCs/>
+          <w:lang w:val="en-IN"/>
+        </w:rPr>
+        <w:t>doGet</w:t>
+      </w:r>
+      <w:proofErr w:type="spellEnd"/>
+      <w:r>
+        <w:rPr>
+          <w:b/>
+          <w:bCs/>
+          <w:lang w:val="en-IN"/>
+        </w:rPr>
+        <w:t>(</w:t>
+      </w:r>
+      <w:proofErr w:type="gramEnd"/>
+      <w:r>
+        <w:rPr>
+          <w:b/>
+          <w:bCs/>
+          <w:lang w:val="en-IN"/>
+        </w:rPr>
+        <w:t>) method in the example extracts values of the parameter’s type and number by using __________</w:t>
+      </w:r>
+      <w:r>
+        <w:rPr>
+          <w:b/>
+          <w:bCs/>
+          <w:lang w:val="en-IN"/>
+        </w:rPr>
+        <w:br/>
+      </w:r>
+      <w:r>
+        <w:rPr>
+          <w:lang w:val="en-IN"/>
+        </w:rPr>
+        <w:t xml:space="preserve">a) </w:t>
+      </w:r>
+      <w:proofErr w:type="spellStart"/>
+      <w:proofErr w:type="gramStart"/>
+      <w:r>
+        <w:rPr>
+          <w:lang w:val="en-IN"/>
+        </w:rPr>
+        <w:t>request.getParameter</w:t>
+      </w:r>
+      <w:proofErr w:type="spellEnd"/>
+      <w:proofErr w:type="gramEnd"/>
+      <w:r>
+        <w:rPr>
+          <w:lang w:val="en-IN"/>
+        </w:rPr>
+        <w:t>()</w:t>
+      </w:r>
+      <w:r>
+        <w:rPr>
+          <w:lang w:val="en-IN"/>
+        </w:rPr>
+        <w:br/>
+        <w:t xml:space="preserve">b) </w:t>
+      </w:r>
+      <w:proofErr w:type="spellStart"/>
+      <w:proofErr w:type="gramStart"/>
+      <w:r>
+        <w:rPr>
+          <w:lang w:val="en-IN"/>
+        </w:rPr>
+        <w:t>request.setParameter</w:t>
+      </w:r>
+      <w:proofErr w:type="spellEnd"/>
+      <w:proofErr w:type="gramEnd"/>
+      <w:r>
+        <w:rPr>
+          <w:lang w:val="en-IN"/>
+        </w:rPr>
+        <w:t>()</w:t>
+      </w:r>
+      <w:r>
+        <w:rPr>
+          <w:lang w:val="en-IN"/>
+        </w:rPr>
+        <w:br/>
+        <w:t xml:space="preserve">c) </w:t>
+      </w:r>
+      <w:proofErr w:type="spellStart"/>
+      <w:proofErr w:type="gramStart"/>
+      <w:r>
+        <w:rPr>
+          <w:lang w:val="en-IN"/>
+        </w:rPr>
+        <w:t>responce.getParameter</w:t>
+      </w:r>
+      <w:proofErr w:type="spellEnd"/>
+      <w:proofErr w:type="gramEnd"/>
+      <w:r>
+        <w:rPr>
+          <w:lang w:val="en-IN"/>
+        </w:rPr>
+        <w:t>()</w:t>
+      </w:r>
+      <w:r>
+        <w:rPr>
+          <w:lang w:val="en-IN"/>
+        </w:rPr>
+        <w:br/>
+        <w:t xml:space="preserve">d) </w:t>
+      </w:r>
+      <w:proofErr w:type="spellStart"/>
+      <w:proofErr w:type="gramStart"/>
+      <w:r>
+        <w:rPr>
+          <w:lang w:val="en-IN"/>
+        </w:rPr>
+        <w:t>responce.getAttribute</w:t>
+      </w:r>
+      <w:proofErr w:type="spellEnd"/>
+      <w:proofErr w:type="gramEnd"/>
+      <w:r>
+        <w:rPr>
+          <w:lang w:val="en-IN"/>
+        </w:rPr>
+        <w:t>()</w:t>
+      </w:r>
+    </w:p>
+    <w:p>
+      <w:pPr>
+        <w:rPr>
+          <w:lang w:val="en-IN"/>
+        </w:rPr>
+      </w:pPr>
+      <w:r>
+        <w:rPr>
+          <w:lang w:val="en-IN"/>
+        </w:rPr>
+        <w:t xml:space="preserve">Answer: </w:t>
+      </w:r>
+      <w:proofErr w:type="spellStart"/>
+      <w:r>
+        <w:rPr>
+          <w:lang w:val="en-IN"/>
+        </w:rPr>
+        <w:t>a</w:t>
+      </w:r>
+      <w:proofErr w:type="spellEnd"/>
+      <w:r>
+        <w:rPr>
+          <w:lang w:val="en-IN"/>
+        </w:rPr>
+        <w:br/>
+        <w:t xml:space="preserve">Explanation: These methods </w:t>
+      </w:r>
+      <w:proofErr w:type="gramStart"/>
+      <w:r>
+        <w:rPr>
+          <w:lang w:val="en-IN"/>
+        </w:rPr>
+        <w:t>uses</w:t>
+      </w:r>
+      <w:proofErr w:type="gramEnd"/>
+      <w:r>
+        <w:rPr>
+          <w:lang w:val="en-IN"/>
+        </w:rPr>
+        <w:t xml:space="preserve"> these values to run a query against a database.</w:t>
+      </w:r>
+    </w:p>
+    <w:p>
+      <w:pPr>
+        <w:rPr>
+          <w:lang w:val="en-IN"/>
+        </w:rPr>
+      </w:pPr>
+      <w:r>
+        <w:rPr>
+          <w:b/>
+          <w:bCs/>
+          <w:lang w:val="en-IN"/>
+        </w:rPr>
+        <w:t>43</w:t>
+      </w:r>
+      <w:r>
+        <w:rPr>
+          <w:b/>
+          <w:bCs/>
+          <w:lang w:val="en-IN"/>
+        </w:rPr>
+        <w:t>3. How many JDBC driver types does Sun define?</w:t>
+      </w:r>
+      <w:r>
+        <w:rPr>
+          <w:b/>
+          <w:bCs/>
+          <w:lang w:val="en-IN"/>
+        </w:rPr>
+        <w:br/>
+      </w:r>
+      <w:r>
+        <w:rPr>
+          <w:lang w:val="en-IN"/>
+        </w:rPr>
+        <w:t>a) One</w:t>
+      </w:r>
+      <w:r>
+        <w:rPr>
+          <w:lang w:val="en-IN"/>
+        </w:rPr>
+        <w:br/>
+        <w:t>b) Two</w:t>
+      </w:r>
+      <w:r>
+        <w:rPr>
+          <w:lang w:val="en-IN"/>
+        </w:rPr>
+        <w:br/>
+        <w:t>c) Three</w:t>
+      </w:r>
+      <w:r>
+        <w:rPr>
+          <w:lang w:val="en-IN"/>
+        </w:rPr>
+        <w:br/>
+        <w:t>d) Four</w:t>
+      </w:r>
+    </w:p>
+    <w:p>
+      <w:pPr>
+        <w:rPr>
+          <w:lang w:val="en-IN"/>
+        </w:rPr>
+      </w:pPr>
+      <w:r>
+        <w:rPr>
+          <w:lang w:val="en-IN"/>
+        </w:rPr>
+        <w:t>Answer: d</w:t>
+      </w:r>
+      <w:r>
+        <w:rPr>
+          <w:lang w:val="en-IN"/>
+        </w:rPr>
+        <w:br/>
+        <w:t xml:space="preserve">Explanation: </w:t>
+      </w:r>
+      <w:proofErr w:type="spellStart"/>
+      <w:proofErr w:type="gramStart"/>
+      <w:r>
+        <w:rPr>
+          <w:lang w:val="en-IN"/>
+        </w:rPr>
+        <w:t>JBDB.DriverManager.getConnection</w:t>
+      </w:r>
+      <w:proofErr w:type="spellEnd"/>
+      <w:proofErr w:type="gramEnd"/>
+      <w:r>
+        <w:rPr>
+          <w:lang w:val="en-IN"/>
+        </w:rPr>
+        <w:t>() is used to get the connection to the database.</w:t>
+      </w:r>
+    </w:p>
+    <w:p>
+      <w:pPr>
+        <w:rPr>
+          <w:lang w:val="en-IN"/>
+        </w:rPr>
+      </w:pPr>
+      <w:r>
+        <w:rPr>
+          <w:b/>
+          <w:bCs/>
+          <w:lang w:val="en-IN"/>
+        </w:rPr>
+        <w:t>43</w:t>
+      </w:r>
+      <w:r>
+        <w:rPr>
+          <w:b/>
+          <w:bCs/>
+          <w:lang w:val="en-IN"/>
+        </w:rPr>
+        <w:t>4. Which JDBC driver Type(s) can be used in either applet or servlet code?</w:t>
+      </w:r>
+      <w:r>
+        <w:rPr>
+          <w:b/>
+          <w:bCs/>
+          <w:lang w:val="en-IN"/>
+        </w:rPr>
+        <w:br/>
+      </w:r>
+      <w:r>
+        <w:rPr>
+          <w:lang w:val="en-IN"/>
+        </w:rPr>
+        <w:t>a) Both Type 1 and Type 2</w:t>
+      </w:r>
+      <w:r>
+        <w:rPr>
+          <w:lang w:val="en-IN"/>
+        </w:rPr>
+        <w:br/>
+        <w:t>b) Both Type 1 and Type 3</w:t>
+      </w:r>
+      <w:r>
+        <w:rPr>
+          <w:lang w:val="en-IN"/>
+        </w:rPr>
+        <w:br/>
+        <w:t>c) Both Type 3 and Type 4</w:t>
+      </w:r>
+      <w:r>
+        <w:rPr>
+          <w:lang w:val="en-IN"/>
+        </w:rPr>
+        <w:br/>
+        <w:t>d) Type 4 only</w:t>
+      </w:r>
+    </w:p>
+    <w:p>
+      <w:pPr>
+        <w:rPr>
+          <w:lang w:val="en-IN"/>
+        </w:rPr>
+      </w:pPr>
+      <w:r>
+        <w:rPr>
+          <w:lang w:val="en-IN"/>
+        </w:rPr>
+        <w:t>Answer: c</w:t>
+      </w:r>
+      <w:r>
+        <w:rPr>
+          <w:lang w:val="en-IN"/>
+        </w:rPr>
+        <w:br/>
+        <w:t xml:space="preserve">Explanation: In a Type 3 driver, a three-tier approach is used to accessing databases. The JDBC clients use standard network sockets to communicate with </w:t>
+      </w:r>
+      <w:proofErr w:type="gramStart"/>
+      <w:r>
+        <w:rPr>
+          <w:lang w:val="en-IN"/>
+        </w:rPr>
+        <w:t>an</w:t>
+      </w:r>
+      <w:proofErr w:type="gramEnd"/>
+      <w:r>
+        <w:rPr>
+          <w:lang w:val="en-IN"/>
+        </w:rPr>
+        <w:t xml:space="preserve"> middleware application server. In a Type 4 driver, a pure Java-based driver that communicates directly with vendor’s database through socket connection.</w:t>
+      </w:r>
+    </w:p>
+    <w:p>
+      <w:pPr>
+        <w:rPr>
+          <w:lang w:val="en-IN"/>
+        </w:rPr>
+      </w:pPr>
+      <w:r>
+        <w:rPr>
+          <w:b/>
+          <w:bCs/>
+          <w:lang w:val="en-IN"/>
+        </w:rPr>
+        <w:t>43</w:t>
+      </w:r>
+      <w:r>
+        <w:rPr>
+          <w:b/>
+          <w:bCs/>
+          <w:lang w:val="en-IN"/>
+        </w:rPr>
+        <w:t>5. What MySQL property is used to create a surrogate key in MySQL?</w:t>
+      </w:r>
+      <w:r>
+        <w:rPr>
+          <w:lang w:val="en-IN"/>
+        </w:rPr>
+        <w:br/>
+        <w:t>a) UNIQUE</w:t>
+      </w:r>
+      <w:r>
+        <w:rPr>
+          <w:lang w:val="en-IN"/>
+        </w:rPr>
+        <w:br/>
+        <w:t>b) SEQUENCE</w:t>
+      </w:r>
+      <w:r>
+        <w:rPr>
+          <w:lang w:val="en-IN"/>
+        </w:rPr>
+        <w:br/>
+        <w:t>c) AUTO_INCREMENT</w:t>
+      </w:r>
+      <w:r>
+        <w:rPr>
+          <w:lang w:val="en-IN"/>
+        </w:rPr>
+        <w:br/>
+        <w:t>d) None of the mentioned</w:t>
+      </w:r>
+    </w:p>
+    <w:p>
+      <w:pPr>
+        <w:rPr>
+          <w:lang w:val="en-IN"/>
+        </w:rPr>
+      </w:pPr>
+      <w:r>
+        <w:rPr>
+          <w:lang w:val="en-IN"/>
+        </w:rPr>
+        <w:t>Answer: c</w:t>
+      </w:r>
+      <w:r>
+        <w:rPr>
+          <w:lang w:val="en-IN"/>
+        </w:rPr>
+        <w:br/>
+        <w:t xml:space="preserve">Explanation: A surrogate key in a database is a unique identifier for either an entity in the </w:t>
+      </w:r>
+      <w:proofErr w:type="spellStart"/>
+      <w:r>
+        <w:rPr>
+          <w:lang w:val="en-IN"/>
+        </w:rPr>
+        <w:t>modeled</w:t>
+      </w:r>
+      <w:proofErr w:type="spellEnd"/>
+      <w:r>
+        <w:rPr>
+          <w:lang w:val="en-IN"/>
+        </w:rPr>
+        <w:t xml:space="preserve"> world or an object in the database.</w:t>
+      </w:r>
+    </w:p>
+    <w:p>
+      <w:pPr>
+        <w:rPr>
+          <w:lang w:val="en-IN"/>
+        </w:rPr>
+      </w:pPr>
+      <w:r>
+        <w:rPr>
+          <w:b/>
+          <w:bCs/>
+          <w:lang w:val="en-IN"/>
+        </w:rPr>
+        <w:t>43</w:t>
+      </w:r>
+      <w:r>
+        <w:rPr>
+          <w:b/>
+          <w:bCs/>
+          <w:lang w:val="en-IN"/>
+        </w:rPr>
+        <w:t>6. A JSP is transformed into a(n):</w:t>
+      </w:r>
+      <w:r>
+        <w:rPr>
+          <w:b/>
+          <w:bCs/>
+          <w:lang w:val="en-IN"/>
+        </w:rPr>
+        <w:br/>
+      </w:r>
+      <w:r>
+        <w:rPr>
+          <w:lang w:val="en-IN"/>
+        </w:rPr>
+        <w:t>a) Java applet</w:t>
+      </w:r>
+      <w:r>
+        <w:rPr>
+          <w:lang w:val="en-IN"/>
+        </w:rPr>
+        <w:br/>
+        <w:t>b) Java servlet</w:t>
+      </w:r>
+      <w:r>
+        <w:rPr>
+          <w:lang w:val="en-IN"/>
+        </w:rPr>
+        <w:br/>
+        <w:t>c) Either 1 or 2 above</w:t>
+      </w:r>
+      <w:r>
+        <w:rPr>
+          <w:lang w:val="en-IN"/>
+        </w:rPr>
+        <w:br/>
+        <w:t>d) Neither 1 nor 2 above</w:t>
+      </w:r>
+    </w:p>
+    <w:p>
+      <w:pPr>
+        <w:rPr>
+          <w:lang w:val="en-IN"/>
+        </w:rPr>
+      </w:pPr>
+      <w:r>
+        <w:rPr>
+          <w:lang w:val="en-IN"/>
+        </w:rPr>
+        <w:lastRenderedPageBreak/>
+        <w:t>Answer: b</w:t>
+      </w:r>
+      <w:r>
+        <w:rPr>
+          <w:lang w:val="en-IN"/>
+        </w:rPr>
+        <w:br/>
+        <w:t>Explanation: Servlets are commonly used to generate dynamic responses to HTTP requests.</w:t>
+      </w:r>
+    </w:p>
+    <w:p>
+      <w:pPr>
+        <w:rPr>
+          <w:lang w:val="en-IN"/>
+        </w:rPr>
+      </w:pPr>
+      <w:r>
+        <w:rPr>
+          <w:b/>
+          <w:bCs/>
+          <w:lang w:val="en-IN"/>
+        </w:rPr>
+        <w:t>43</w:t>
+      </w:r>
+      <w:r>
+        <w:rPr>
+          <w:b/>
+          <w:bCs/>
+          <w:lang w:val="en-IN"/>
+        </w:rPr>
+        <w:t>7. Which JDBC driver Type(s) is(are) the JDBC-ODBC bridge?</w:t>
+      </w:r>
+      <w:r>
+        <w:rPr>
+          <w:b/>
+          <w:bCs/>
+          <w:lang w:val="en-IN"/>
+        </w:rPr>
+        <w:br/>
+      </w:r>
+      <w:r>
+        <w:rPr>
+          <w:lang w:val="en-IN"/>
+        </w:rPr>
+        <w:t>a) Type 1</w:t>
+      </w:r>
+      <w:r>
+        <w:rPr>
+          <w:lang w:val="en-IN"/>
+        </w:rPr>
+        <w:br/>
+        <w:t>b) Type 2</w:t>
+      </w:r>
+      <w:r>
+        <w:rPr>
+          <w:lang w:val="en-IN"/>
+        </w:rPr>
+        <w:br/>
+        <w:t>c) Type 3</w:t>
+      </w:r>
+      <w:r>
+        <w:rPr>
+          <w:lang w:val="en-IN"/>
+        </w:rPr>
+        <w:br/>
+        <w:t>d) Type 4</w:t>
+      </w:r>
+    </w:p>
+    <w:p>
+      <w:pPr>
+        <w:rPr>
+          <w:lang w:val="en-IN"/>
+        </w:rPr>
+      </w:pPr>
+      <w:r>
+        <w:rPr>
+          <w:lang w:val="en-IN"/>
+        </w:rPr>
+        <w:t xml:space="preserve">Answer: </w:t>
+      </w:r>
+      <w:proofErr w:type="spellStart"/>
+      <w:r>
+        <w:rPr>
+          <w:lang w:val="en-IN"/>
+        </w:rPr>
+        <w:t>a</w:t>
+      </w:r>
+      <w:proofErr w:type="spellEnd"/>
+      <w:r>
+        <w:rPr>
+          <w:lang w:val="en-IN"/>
+        </w:rPr>
+        <w:br/>
+        <w:t>Explanation: In a Type 1 driver, a JDBC bridge is used to access ODBC drivers installed on each client machine.</w:t>
+      </w:r>
+    </w:p>
+    <w:p>
+      <w:pPr>
+        <w:rPr>
+          <w:lang w:val="en-IN"/>
+        </w:rPr>
+      </w:pPr>
+      <w:r>
+        <w:rPr>
+          <w:b/>
+          <w:bCs/>
+          <w:lang w:val="en-IN"/>
+        </w:rPr>
+        <w:t>43</w:t>
+      </w:r>
+      <w:r>
+        <w:rPr>
+          <w:b/>
+          <w:bCs/>
+          <w:lang w:val="en-IN"/>
+        </w:rPr>
+        <w:t>8. What programming language(s) or scripting language(s) does Java Server Pages (JSP) support?</w:t>
+      </w:r>
+      <w:r>
+        <w:rPr>
+          <w:b/>
+          <w:bCs/>
+          <w:lang w:val="en-IN"/>
+        </w:rPr>
+        <w:br/>
+      </w:r>
+      <w:r>
+        <w:rPr>
+          <w:lang w:val="en-IN"/>
+        </w:rPr>
+        <w:t>a) VBScript only</w:t>
+      </w:r>
+      <w:r>
+        <w:rPr>
+          <w:lang w:val="en-IN"/>
+        </w:rPr>
+        <w:br/>
+        <w:t>b) Jscript only</w:t>
+      </w:r>
+      <w:r>
+        <w:rPr>
+          <w:lang w:val="en-IN"/>
+        </w:rPr>
+        <w:br/>
+        <w:t>c) Java only</w:t>
+      </w:r>
+      <w:r>
+        <w:rPr>
+          <w:lang w:val="en-IN"/>
+        </w:rPr>
+        <w:br/>
+        <w:t>d) All of the mentioned</w:t>
+      </w:r>
+    </w:p>
+    <w:p>
+      <w:pPr>
+        <w:rPr>
+          <w:lang w:val="en-IN"/>
+        </w:rPr>
+      </w:pPr>
+      <w:r>
+        <w:rPr>
+          <w:lang w:val="en-IN"/>
+        </w:rPr>
+        <w:t>Answer: c</w:t>
+      </w:r>
+      <w:r>
+        <w:rPr>
+          <w:lang w:val="en-IN"/>
+        </w:rPr>
+        <w:br/>
+        <w:t>Explanation: JSP primarily uses Java for certain codes.</w:t>
+      </w:r>
+    </w:p>
+    <w:p>
+      <w:pPr>
+        <w:rPr>
+          <w:lang w:val="en-IN"/>
+        </w:rPr>
+      </w:pPr>
+      <w:r>
+        <w:rPr>
+          <w:b/>
+          <w:bCs/>
+          <w:lang w:val="en-IN"/>
+        </w:rPr>
+        <w:t>43</w:t>
+      </w:r>
+      <w:r>
+        <w:rPr>
+          <w:b/>
+          <w:bCs/>
+          <w:lang w:val="en-IN"/>
+        </w:rPr>
+        <w:t>9. What is bytecode?</w:t>
+      </w:r>
+      <w:r>
+        <w:rPr>
+          <w:lang w:val="en-IN"/>
+        </w:rPr>
+        <w:br/>
+        <w:t>a) Machine-specific code</w:t>
+      </w:r>
+      <w:r>
+        <w:rPr>
+          <w:lang w:val="en-IN"/>
+        </w:rPr>
+        <w:br/>
+        <w:t>b) Java code</w:t>
+      </w:r>
+      <w:r>
+        <w:rPr>
+          <w:lang w:val="en-IN"/>
+        </w:rPr>
+        <w:br/>
+        <w:t>c) Machine-independent code</w:t>
+      </w:r>
+      <w:r>
+        <w:rPr>
+          <w:lang w:val="en-IN"/>
+        </w:rPr>
+        <w:br/>
+        <w:t>d) None of the mentioned</w:t>
+      </w:r>
+    </w:p>
+    <w:p>
+      <w:pPr>
+        <w:rPr>
+          <w:lang w:val="en-IN"/>
+        </w:rPr>
+      </w:pPr>
+      <w:r>
+        <w:rPr>
+          <w:lang w:val="en-IN"/>
+        </w:rPr>
+        <w:t>Answer: c</w:t>
+      </w:r>
+      <w:r>
+        <w:rPr>
+          <w:lang w:val="en-IN"/>
+        </w:rPr>
+        <w:br/>
+        <w:t>Explanation: Java bytecode is the form of instructions that the Java virtual machine executes. Each bytecode opcode is one byte in length, although some require parameters, resulting in some multi-byte instructions.</w:t>
+      </w:r>
+    </w:p>
+    <w:p>
+      <w:pPr>
+        <w:rPr>
+          <w:lang w:val="en-IN"/>
+        </w:rPr>
+      </w:pPr>
+      <w:r>
+        <w:rPr>
+          <w:b/>
+          <w:bCs/>
+          <w:lang w:val="en-IN"/>
+        </w:rPr>
+        <w:t>44</w:t>
+      </w:r>
+      <w:r>
+        <w:rPr>
+          <w:b/>
+          <w:bCs/>
+          <w:lang w:val="en-IN"/>
+        </w:rPr>
+        <w:t>0. Where is metadata stored in MySQL?</w:t>
+      </w:r>
+      <w:r>
+        <w:rPr>
+          <w:b/>
+          <w:bCs/>
+          <w:lang w:val="en-IN"/>
+        </w:rPr>
+        <w:br/>
+      </w:r>
+      <w:r>
+        <w:rPr>
+          <w:lang w:val="en-IN"/>
+        </w:rPr>
+        <w:t>a) In the MySQL database metadata</w:t>
+      </w:r>
+      <w:r>
+        <w:rPr>
+          <w:lang w:val="en-IN"/>
+        </w:rPr>
+        <w:br/>
+        <w:t xml:space="preserve">b) In the MySQL database </w:t>
+      </w:r>
+      <w:proofErr w:type="spellStart"/>
+      <w:r>
+        <w:rPr>
+          <w:lang w:val="en-IN"/>
+        </w:rPr>
+        <w:t>metasql</w:t>
+      </w:r>
+      <w:proofErr w:type="spellEnd"/>
+      <w:r>
+        <w:rPr>
+          <w:lang w:val="en-IN"/>
+        </w:rPr>
+        <w:br/>
+        <w:t xml:space="preserve">c) In the MySQL database </w:t>
+      </w:r>
+      <w:proofErr w:type="spellStart"/>
+      <w:r>
+        <w:rPr>
+          <w:lang w:val="en-IN"/>
+        </w:rPr>
+        <w:t>mysql</w:t>
+      </w:r>
+      <w:proofErr w:type="spellEnd"/>
+      <w:r>
+        <w:rPr>
+          <w:lang w:val="en-IN"/>
+        </w:rPr>
+        <w:br/>
+        <w:t>d) None of the mentioned</w:t>
+      </w:r>
+    </w:p>
+    <w:p>
+      <w:pPr>
+        <w:rPr>
+          <w:lang w:val="en-IN"/>
+        </w:rPr>
+      </w:pPr>
+      <w:r>
+        <w:rPr>
+          <w:lang w:val="en-IN"/>
+        </w:rPr>
+        <w:t>Answer: c</w:t>
+      </w:r>
+      <w:r>
+        <w:rPr>
+          <w:lang w:val="en-IN"/>
+        </w:rPr>
+        <w:br/>
+        <w:t>Explanation: Metadata contains data about other data which is given in the &lt;meta&gt;…&lt;/meta&gt; tags.</w:t>
+      </w:r>
+    </w:p>
+    <w:p>
+      <w:pPr>
+        <w:rPr>
+          <w:lang w:val="en-IN"/>
+        </w:rPr>
+      </w:pPr>
+      <w:r>
+        <w:rPr>
+          <w:b/>
+          <w:bCs/>
+          <w:lang w:val="en-IN"/>
+        </w:rPr>
+        <w:t>44</w:t>
+      </w:r>
+      <w:r>
+        <w:rPr>
+          <w:b/>
+          <w:bCs/>
+          <w:lang w:val="en-IN"/>
+        </w:rPr>
+        <w:t xml:space="preserve">1. Which of the following is true for </w:t>
+      </w:r>
+      <w:proofErr w:type="spellStart"/>
+      <w:r>
+        <w:rPr>
+          <w:b/>
+          <w:bCs/>
+          <w:lang w:val="en-IN"/>
+        </w:rPr>
+        <w:t>Seeheim</w:t>
+      </w:r>
+      <w:proofErr w:type="spellEnd"/>
+      <w:r>
+        <w:rPr>
+          <w:b/>
+          <w:bCs/>
+          <w:lang w:val="en-IN"/>
+        </w:rPr>
+        <w:t xml:space="preserve"> model?</w:t>
+      </w:r>
+      <w:r>
+        <w:rPr>
+          <w:b/>
+          <w:bCs/>
+          <w:lang w:val="en-IN"/>
+        </w:rPr>
+        <w:br/>
+      </w:r>
+      <w:r>
+        <w:rPr>
+          <w:lang w:val="en-IN"/>
+        </w:rPr>
+        <w:t>a) Presentation is abstracted from dialogue and Application</w:t>
+      </w:r>
+      <w:r>
+        <w:rPr>
+          <w:lang w:val="en-IN"/>
+        </w:rPr>
+        <w:br/>
+        <w:t>b) Presentation and Dialogue is abstracted from Application</w:t>
+      </w:r>
+      <w:r>
+        <w:rPr>
+          <w:lang w:val="en-IN"/>
+        </w:rPr>
+        <w:br/>
+        <w:t>c) Presentation and Application is abstracted from Dialogue</w:t>
+      </w:r>
+      <w:r>
+        <w:rPr>
+          <w:lang w:val="en-IN"/>
+        </w:rPr>
+        <w:br/>
+        <w:t>d) None of the mentioned</w:t>
+      </w:r>
+    </w:p>
+    <w:p>
+      <w:pPr>
+        <w:rPr>
+          <w:lang w:val="en-IN"/>
+        </w:rPr>
+      </w:pPr>
+      <w:r>
+        <w:rPr>
+          <w:lang w:val="en-IN"/>
+        </w:rPr>
+        <w:lastRenderedPageBreak/>
+        <w:t xml:space="preserve">Answer: </w:t>
+      </w:r>
+      <w:proofErr w:type="spellStart"/>
+      <w:r>
+        <w:rPr>
+          <w:lang w:val="en-IN"/>
+        </w:rPr>
+        <w:t>a</w:t>
+      </w:r>
+      <w:proofErr w:type="spellEnd"/>
+      <w:r>
+        <w:rPr>
+          <w:lang w:val="en-IN"/>
+        </w:rPr>
+        <w:br/>
+        <w:t>Explanation: Presentation is abstracted from dialogue and application.</w:t>
+      </w:r>
+    </w:p>
+    <w:p>
+      <w:pPr>
+        <w:rPr>
+          <w:lang w:val="en-IN"/>
+        </w:rPr>
+      </w:pPr>
+      <w:r>
+        <w:rPr>
+          <w:b/>
+          <w:bCs/>
+          <w:lang w:val="en-IN"/>
+        </w:rPr>
+        <w:t>44</w:t>
+      </w:r>
+      <w:r>
+        <w:rPr>
+          <w:b/>
+          <w:bCs/>
+          <w:lang w:val="en-IN"/>
+        </w:rPr>
+        <w:t>2. Which of the unit operation is used in Model view controller?</w:t>
+      </w:r>
+      <w:r>
+        <w:rPr>
+          <w:b/>
+          <w:bCs/>
+          <w:lang w:val="en-IN"/>
+        </w:rPr>
+        <w:br/>
+      </w:r>
+      <w:r>
+        <w:rPr>
+          <w:lang w:val="en-IN"/>
+        </w:rPr>
+        <w:t>a) Is a Decomposition</w:t>
+      </w:r>
+      <w:r>
+        <w:rPr>
+          <w:lang w:val="en-IN"/>
+        </w:rPr>
+        <w:br/>
+        <w:t>b) Part Whole Decomposition</w:t>
+      </w:r>
+      <w:r>
+        <w:rPr>
+          <w:lang w:val="en-IN"/>
+        </w:rPr>
+        <w:br/>
+        <w:t>c) All of the mentioned</w:t>
+      </w:r>
+      <w:r>
+        <w:rPr>
+          <w:lang w:val="en-IN"/>
+        </w:rPr>
+        <w:br/>
+        <w:t>d) None of the mentioned</w:t>
+      </w:r>
+    </w:p>
+    <w:p>
+      <w:pPr>
+        <w:rPr>
+          <w:lang w:val="en-IN"/>
+        </w:rPr>
+      </w:pPr>
+      <w:r>
+        <w:rPr>
+          <w:lang w:val="en-IN"/>
+        </w:rPr>
+        <w:t>Answer: b</w:t>
+      </w:r>
+      <w:r>
+        <w:rPr>
+          <w:lang w:val="en-IN"/>
+        </w:rPr>
+        <w:br/>
+        <w:t>Explanation: Part whole decomposition is applied to MVC.</w:t>
+      </w:r>
+    </w:p>
+    <w:p>
+      <w:pPr>
+        <w:rPr>
+          <w:lang w:val="en-IN"/>
+        </w:rPr>
+      </w:pPr>
+      <w:r>
+        <w:rPr>
+          <w:b/>
+          <w:bCs/>
+          <w:lang w:val="en-IN"/>
+        </w:rPr>
+        <w:t>44</w:t>
+      </w:r>
+      <w:r>
+        <w:rPr>
+          <w:b/>
+          <w:bCs/>
+          <w:lang w:val="en-IN"/>
+        </w:rPr>
+        <w:t xml:space="preserve">3. Memory address refers to the successive memory </w:t>
+      </w:r>
+      <w:proofErr w:type="gramStart"/>
+      <w:r>
+        <w:rPr>
+          <w:b/>
+          <w:bCs/>
+          <w:lang w:val="en-IN"/>
+        </w:rPr>
+        <w:t>words</w:t>
+      </w:r>
+      <w:proofErr w:type="gramEnd"/>
+      <w:r>
+        <w:rPr>
+          <w:b/>
+          <w:bCs/>
+          <w:lang w:val="en-IN"/>
+        </w:rPr>
+        <w:t xml:space="preserve"> and the machine is called as _________</w:t>
+      </w:r>
+      <w:r>
+        <w:rPr>
+          <w:b/>
+          <w:bCs/>
+          <w:lang w:val="en-IN"/>
+        </w:rPr>
+        <w:br/>
+      </w:r>
+      <w:r>
+        <w:rPr>
+          <w:lang w:val="en-IN"/>
+        </w:rPr>
+        <w:t>a) word addressable</w:t>
+      </w:r>
+      <w:r>
+        <w:rPr>
+          <w:lang w:val="en-IN"/>
+        </w:rPr>
+        <w:br/>
+        <w:t>b) byte addressable</w:t>
+      </w:r>
+      <w:r>
+        <w:rPr>
+          <w:lang w:val="en-IN"/>
+        </w:rPr>
+        <w:br/>
+        <w:t>c) bit addressable</w:t>
+      </w:r>
+      <w:r>
+        <w:rPr>
+          <w:lang w:val="en-IN"/>
+        </w:rPr>
+        <w:br/>
+        <w:t>d) Terra byte addressable</w:t>
+      </w:r>
+    </w:p>
+    <w:p>
+      <w:pPr>
+        <w:rPr>
+          <w:lang w:val="en-IN"/>
+        </w:rPr>
+      </w:pPr>
+      <w:r>
+        <w:rPr>
+          <w:lang w:val="en-IN"/>
+        </w:rPr>
+        <w:t xml:space="preserve">Answer: </w:t>
+      </w:r>
+      <w:proofErr w:type="spellStart"/>
+      <w:r>
+        <w:rPr>
+          <w:lang w:val="en-IN"/>
+        </w:rPr>
+        <w:t>a</w:t>
+      </w:r>
+      <w:proofErr w:type="spellEnd"/>
+      <w:r>
+        <w:rPr>
+          <w:lang w:val="en-IN"/>
+        </w:rPr>
+        <w:br/>
+        <w:t>Explanation: Part whole decomposition is applied to MVC.</w:t>
+      </w:r>
+    </w:p>
+    <w:p>
+      <w:pPr>
+        <w:rPr>
+          <w:lang w:val="en-IN"/>
+        </w:rPr>
+      </w:pPr>
+      <w:r>
+        <w:rPr>
+          <w:b/>
+          <w:bCs/>
+          <w:lang w:val="en-IN"/>
+        </w:rPr>
+        <w:t>44</w:t>
+      </w:r>
+      <w:r>
+        <w:rPr>
+          <w:b/>
+          <w:bCs/>
+          <w:lang w:val="en-IN"/>
+        </w:rPr>
+        <w:t>4. Which layer deals which deals with user interaction is called _____________ layer.</w:t>
+      </w:r>
+      <w:r>
+        <w:rPr>
+          <w:b/>
+          <w:bCs/>
+          <w:lang w:val="en-IN"/>
+        </w:rPr>
+        <w:br/>
+      </w:r>
+      <w:r>
+        <w:rPr>
+          <w:lang w:val="en-IN"/>
+        </w:rPr>
+        <w:t>a) Business logic</w:t>
+      </w:r>
+      <w:r>
+        <w:rPr>
+          <w:lang w:val="en-IN"/>
+        </w:rPr>
+        <w:br/>
+        <w:t>b) Presentation</w:t>
+      </w:r>
+      <w:r>
+        <w:rPr>
+          <w:lang w:val="en-IN"/>
+        </w:rPr>
+        <w:br/>
+        <w:t>c) User interaction</w:t>
+      </w:r>
+      <w:r>
+        <w:rPr>
+          <w:lang w:val="en-IN"/>
+        </w:rPr>
+        <w:br/>
+        <w:t>d) Data access</w:t>
+      </w:r>
+    </w:p>
+    <w:p>
+      <w:pPr>
+        <w:rPr>
+          <w:lang w:val="en-IN"/>
+        </w:rPr>
+      </w:pPr>
+      <w:r>
+        <w:rPr>
+          <w:lang w:val="en-IN"/>
+        </w:rPr>
+        <w:t>Answer: b</w:t>
+      </w:r>
+      <w:r>
+        <w:rPr>
+          <w:lang w:val="en-IN"/>
+        </w:rPr>
+        <w:br/>
+        <w:t>Explanation: The single application may have several different versions of this layer, corresponding to distinct kinds of interfaces such as Web browsers, and user interfaces of mobile phones, which have much smaller screens.</w:t>
+      </w:r>
+    </w:p>
+    <w:p>
+      <w:pPr>
+        <w:rPr>
+          <w:lang w:val="en-IN"/>
+        </w:rPr>
+      </w:pPr>
+      <w:r>
+        <w:rPr>
+          <w:b/>
+          <w:bCs/>
+          <w:lang w:val="en-IN"/>
+        </w:rPr>
+        <w:t>44</w:t>
+      </w:r>
+      <w:r>
+        <w:rPr>
+          <w:b/>
+          <w:bCs/>
+          <w:lang w:val="en-IN"/>
+        </w:rPr>
+        <w:t>5. The _____________ layer, which provides a high-level view of data and actions on data.</w:t>
+      </w:r>
+      <w:r>
+        <w:rPr>
+          <w:b/>
+          <w:bCs/>
+          <w:lang w:val="en-IN"/>
+        </w:rPr>
+        <w:br/>
+      </w:r>
+      <w:r>
+        <w:rPr>
+          <w:lang w:val="en-IN"/>
+        </w:rPr>
+        <w:t>a) Business logic</w:t>
+      </w:r>
+      <w:r>
+        <w:rPr>
+          <w:lang w:val="en-IN"/>
+        </w:rPr>
+        <w:br/>
+        <w:t>b) Presentation</w:t>
+      </w:r>
+      <w:r>
+        <w:rPr>
+          <w:lang w:val="en-IN"/>
+        </w:rPr>
+        <w:br/>
+        <w:t>c) User interaction</w:t>
+      </w:r>
+      <w:r>
+        <w:rPr>
+          <w:lang w:val="en-IN"/>
+        </w:rPr>
+        <w:br/>
+        <w:t>d) Data access</w:t>
+      </w:r>
+    </w:p>
+    <w:p>
+      <w:pPr>
+        <w:rPr>
+          <w:lang w:val="en-IN"/>
+        </w:rPr>
+      </w:pPr>
+      <w:r>
+        <w:rPr>
+          <w:lang w:val="en-IN"/>
+        </w:rPr>
+        <w:t xml:space="preserve">Answer: </w:t>
+      </w:r>
+      <w:proofErr w:type="spellStart"/>
+      <w:r>
+        <w:rPr>
+          <w:lang w:val="en-IN"/>
+        </w:rPr>
+        <w:t>a</w:t>
+      </w:r>
+      <w:proofErr w:type="spellEnd"/>
+      <w:r>
+        <w:rPr>
+          <w:lang w:val="en-IN"/>
+        </w:rPr>
+        <w:br/>
+        <w:t>Explanation: The single application may have several different versions of this layer, corresponding to distinct kinds of interfaces such as Web browsers, and user interfaces of mobile phones, which have much smaller screens.</w:t>
+      </w:r>
+    </w:p>
+    <w:p>
+      <w:pPr>
+        <w:rPr>
+          <w:lang w:val="en-IN"/>
+        </w:rPr>
+      </w:pPr>
+      <w:r>
+        <w:rPr>
+          <w:b/>
+          <w:bCs/>
+          <w:lang w:val="en-IN"/>
+        </w:rPr>
+        <w:t>44</w:t>
+      </w:r>
+      <w:r>
+        <w:rPr>
+          <w:b/>
+          <w:bCs/>
+          <w:lang w:val="en-IN"/>
+        </w:rPr>
+        <w:t>6. The ______________ layer, which provides the interface between the business-logic layer and the underlying database.</w:t>
+      </w:r>
+      <w:r>
+        <w:rPr>
+          <w:b/>
+          <w:bCs/>
+          <w:lang w:val="en-IN"/>
+        </w:rPr>
+        <w:br/>
+      </w:r>
+      <w:r>
+        <w:rPr>
+          <w:lang w:val="en-IN"/>
+        </w:rPr>
+        <w:t>a) Business logic</w:t>
+      </w:r>
+      <w:r>
+        <w:rPr>
+          <w:lang w:val="en-IN"/>
+        </w:rPr>
+        <w:br/>
+        <w:t>b) Presentation</w:t>
+      </w:r>
+      <w:r>
+        <w:rPr>
+          <w:lang w:val="en-IN"/>
+        </w:rPr>
+        <w:br/>
+      </w:r>
+      <w:r>
+        <w:rPr>
+          <w:lang w:val="en-IN"/>
+        </w:rPr>
+        <w:lastRenderedPageBreak/>
+        <w:t>c) User interaction</w:t>
+      </w:r>
+      <w:r>
+        <w:rPr>
+          <w:lang w:val="en-IN"/>
+        </w:rPr>
+        <w:br/>
+        <w:t>d) Data access</w:t>
+      </w:r>
+    </w:p>
+    <w:p>
+      <w:pPr>
+        <w:rPr>
+          <w:lang w:val="en-IN"/>
+        </w:rPr>
+      </w:pPr>
+      <w:r>
+        <w:rPr>
+          <w:lang w:val="en-IN"/>
+        </w:rPr>
+        <w:t>Answer: d</w:t>
+      </w:r>
+      <w:r>
+        <w:rPr>
+          <w:lang w:val="en-IN"/>
+        </w:rPr>
+        <w:br/>
+        <w:t>Explanation: Many applications use an object-oriented language to code the business-logic layer, and use an object-oriented model of data, while the underlying database is a relational database.</w:t>
+      </w:r>
+    </w:p>
+    <w:p>
+      <w:pPr>
+        <w:rPr>
+          <w:lang w:val="en-IN"/>
+        </w:rPr>
+      </w:pPr>
+      <w:r>
+        <w:rPr>
+          <w:b/>
+          <w:bCs/>
+          <w:lang w:val="en-IN"/>
+        </w:rPr>
+        <w:t>44</w:t>
+      </w:r>
+      <w:r>
+        <w:rPr>
+          <w:b/>
+          <w:bCs/>
+          <w:lang w:val="en-IN"/>
+        </w:rPr>
+        <w:t>7. The _____________ system is widely used for mapping from Java objects to relations.</w:t>
+      </w:r>
+      <w:r>
+        <w:rPr>
+          <w:b/>
+          <w:bCs/>
+          <w:lang w:val="en-IN"/>
+        </w:rPr>
+        <w:br/>
+      </w:r>
+      <w:r>
+        <w:rPr>
+          <w:lang w:val="en-IN"/>
+        </w:rPr>
+        <w:t>a) Hibernate</w:t>
+      </w:r>
+      <w:r>
+        <w:rPr>
+          <w:lang w:val="en-IN"/>
+        </w:rPr>
+        <w:br/>
+        <w:t>b) Object oriented</w:t>
+      </w:r>
+      <w:r>
+        <w:rPr>
+          <w:lang w:val="en-IN"/>
+        </w:rPr>
+        <w:br/>
+        <w:t>c) Objective</w:t>
+      </w:r>
+      <w:r>
+        <w:rPr>
+          <w:lang w:val="en-IN"/>
+        </w:rPr>
+        <w:br/>
+        <w:t>d) None of the mentioned</w:t>
+      </w:r>
+    </w:p>
+    <w:p>
+      <w:pPr>
+        <w:rPr>
+          <w:lang w:val="en-IN"/>
+        </w:rPr>
+      </w:pPr>
+      <w:r>
+        <w:rPr>
+          <w:lang w:val="en-IN"/>
+        </w:rPr>
+        <w:t xml:space="preserve">Answer: </w:t>
+      </w:r>
+      <w:proofErr w:type="spellStart"/>
+      <w:r>
+        <w:rPr>
+          <w:lang w:val="en-IN"/>
+        </w:rPr>
+        <w:t>a</w:t>
+      </w:r>
+      <w:proofErr w:type="spellEnd"/>
+      <w:r>
+        <w:rPr>
+          <w:lang w:val="en-IN"/>
+        </w:rPr>
+        <w:br/>
+        <w:t>Explanation: In Hibernate, the mapping from each Java class to one or more relations is specified in a mapping file.</w:t>
+      </w:r>
+    </w:p>
+    <w:p>
+      <w:pPr>
+        <w:rPr>
+          <w:lang w:val="en-IN"/>
+        </w:rPr>
+      </w:pPr>
+      <w:r>
+        <w:rPr>
+          <w:b/>
+          <w:bCs/>
+          <w:lang w:val="en-IN"/>
+        </w:rPr>
+        <w:t>44</w:t>
+      </w:r>
+      <w:r>
+        <w:rPr>
+          <w:b/>
+          <w:bCs/>
+          <w:lang w:val="en-IN"/>
+        </w:rPr>
+        <w:t>8. Which among the following are the functions that any system with a user interface must provide?</w:t>
+      </w:r>
+      <w:r>
+        <w:rPr>
+          <w:lang w:val="en-IN"/>
+        </w:rPr>
+        <w:br/>
+        <w:t>a) Presentation</w:t>
+      </w:r>
+      <w:r>
+        <w:rPr>
+          <w:lang w:val="en-IN"/>
+        </w:rPr>
+        <w:br/>
+        <w:t>b) Dialogue</w:t>
+      </w:r>
+      <w:r>
+        <w:rPr>
+          <w:lang w:val="en-IN"/>
+        </w:rPr>
+        <w:br/>
+        <w:t>c) All of the mentioned</w:t>
+      </w:r>
+      <w:r>
+        <w:rPr>
+          <w:lang w:val="en-IN"/>
+        </w:rPr>
+        <w:br/>
+        <w:t>d) None of the mentioned</w:t>
+      </w:r>
+    </w:p>
+    <w:p>
+      <w:pPr>
+        <w:rPr>
+          <w:lang w:val="en-IN"/>
+        </w:rPr>
+      </w:pPr>
+      <w:r>
+        <w:rPr>
+          <w:lang w:val="en-IN"/>
+        </w:rPr>
+        <w:t xml:space="preserve">Answer: </w:t>
+      </w:r>
+      <w:proofErr w:type="spellStart"/>
+      <w:r>
+        <w:rPr>
+          <w:lang w:val="en-IN"/>
+        </w:rPr>
+        <w:t>a</w:t>
+      </w:r>
+      <w:proofErr w:type="spellEnd"/>
+      <w:r>
+        <w:rPr>
+          <w:lang w:val="en-IN"/>
+        </w:rPr>
+        <w:br/>
+        <w:t>Explanation: Presentation and Application are the functions that any system with a user interface must provide.</w:t>
+      </w:r>
+    </w:p>
+    <w:p>
+      <w:pPr>
+        <w:rPr>
+          <w:lang w:val="en-IN"/>
+        </w:rPr>
+      </w:pPr>
+      <w:r>
+        <w:rPr>
+          <w:b/>
+          <w:bCs/>
+          <w:lang w:val="en-IN"/>
+        </w:rPr>
+        <w:t>44</w:t>
+      </w:r>
+      <w:r>
+        <w:rPr>
+          <w:b/>
+          <w:bCs/>
+          <w:lang w:val="en-IN"/>
+        </w:rPr>
+        <w:t>9. Which of the following is the main task accomplished by the user?</w:t>
+      </w:r>
+      <w:r>
+        <w:rPr>
+          <w:lang w:val="en-IN"/>
+        </w:rPr>
+        <w:br/>
+        <w:t>a) Compose a document</w:t>
+      </w:r>
+      <w:r>
+        <w:rPr>
+          <w:lang w:val="en-IN"/>
+        </w:rPr>
+        <w:br/>
+        <w:t>b) Create a spread sheet</w:t>
+      </w:r>
+      <w:r>
+        <w:rPr>
+          <w:lang w:val="en-IN"/>
+        </w:rPr>
+        <w:br/>
+        <w:t>c) Send mail</w:t>
+      </w:r>
+      <w:r>
+        <w:rPr>
+          <w:lang w:val="en-IN"/>
+        </w:rPr>
+        <w:br/>
+        <w:t>d) All of the mentioned</w:t>
+      </w:r>
+    </w:p>
+    <w:p>
+      <w:pPr>
+        <w:rPr>
+          <w:lang w:val="en-IN"/>
+        </w:rPr>
+      </w:pPr>
+      <w:r>
+        <w:rPr>
+          <w:lang w:val="en-IN"/>
+        </w:rPr>
+        <w:t>Answer: d</w:t>
+      </w:r>
+      <w:r>
+        <w:rPr>
+          <w:lang w:val="en-IN"/>
+        </w:rPr>
+        <w:br/>
+        <w:t xml:space="preserve">Explanation: </w:t>
+      </w:r>
+      <w:proofErr w:type="gramStart"/>
+      <w:r>
+        <w:rPr>
+          <w:lang w:val="en-IN"/>
+        </w:rPr>
+        <w:t>All of</w:t>
+      </w:r>
+      <w:proofErr w:type="gramEnd"/>
+      <w:r>
+        <w:rPr>
+          <w:lang w:val="en-IN"/>
+        </w:rPr>
+        <w:t xml:space="preserve"> the mentioned are the main task accomplished by the user.</w:t>
+      </w:r>
+    </w:p>
+    <w:p>
+      <w:pPr>
+        <w:rPr>
+          <w:lang w:val="en-IN"/>
+        </w:rPr>
+      </w:pPr>
+      <w:r>
+        <w:rPr>
+          <w:b/>
+          <w:bCs/>
+          <w:lang w:val="en-IN"/>
+        </w:rPr>
+        <w:t>45</w:t>
+      </w:r>
+      <w:r>
+        <w:rPr>
+          <w:b/>
+          <w:bCs/>
+          <w:lang w:val="en-IN"/>
+        </w:rPr>
+        <w:t xml:space="preserve">0. What are the portability concerns founded in </w:t>
+      </w:r>
+      <w:proofErr w:type="spellStart"/>
+      <w:r>
+        <w:rPr>
+          <w:b/>
+          <w:bCs/>
+          <w:lang w:val="en-IN"/>
+        </w:rPr>
+        <w:t>Seeheim</w:t>
+      </w:r>
+      <w:proofErr w:type="spellEnd"/>
+      <w:r>
+        <w:rPr>
+          <w:b/>
+          <w:bCs/>
+          <w:lang w:val="en-IN"/>
+        </w:rPr>
+        <w:t xml:space="preserve"> model?</w:t>
+      </w:r>
+      <w:r>
+        <w:rPr>
+          <w:b/>
+          <w:bCs/>
+          <w:lang w:val="en-IN"/>
+        </w:rPr>
+        <w:br/>
+      </w:r>
+      <w:r>
+        <w:rPr>
+          <w:lang w:val="en-IN"/>
+        </w:rPr>
+        <w:t>a) Replacing the presentation toolkit</w:t>
+      </w:r>
+      <w:r>
+        <w:rPr>
+          <w:lang w:val="en-IN"/>
+        </w:rPr>
+        <w:br/>
+        <w:t>b) Replacing the application toolkit</w:t>
+      </w:r>
+      <w:r>
+        <w:rPr>
+          <w:lang w:val="en-IN"/>
+        </w:rPr>
+        <w:br/>
+        <w:t>c) Replacing the dialogue toolkit</w:t>
+      </w:r>
+      <w:r>
+        <w:rPr>
+          <w:lang w:val="en-IN"/>
+        </w:rPr>
+        <w:br/>
+        <w:t>d) Replacing the presentation &amp; application toolkit</w:t>
+      </w:r>
+    </w:p>
+    <w:p>
+      <w:pPr>
+        <w:rPr>
+          <w:lang w:val="en-IN"/>
+        </w:rPr>
+      </w:pPr>
+      <w:r>
+        <w:rPr>
+          <w:lang w:val="en-IN"/>
+        </w:rPr>
+        <w:t>Answer: d</w:t>
+      </w:r>
+      <w:r>
+        <w:rPr>
+          <w:lang w:val="en-IN"/>
+        </w:rPr>
+        <w:br/>
+        <w:t xml:space="preserve">Explanation: The portability concerns founded in </w:t>
+      </w:r>
+      <w:proofErr w:type="spellStart"/>
+      <w:r>
+        <w:rPr>
+          <w:lang w:val="en-IN"/>
+        </w:rPr>
+        <w:t>Seeheim</w:t>
+      </w:r>
+      <w:proofErr w:type="spellEnd"/>
+      <w:r>
+        <w:rPr>
+          <w:lang w:val="en-IN"/>
+        </w:rPr>
+        <w:t xml:space="preserve"> model are- Replacing the presentation toolkit and </w:t>
+      </w:r>
+      <w:proofErr w:type="gramStart"/>
+      <w:r>
+        <w:rPr>
+          <w:lang w:val="en-IN"/>
+        </w:rPr>
+        <w:t>Replacing</w:t>
+      </w:r>
+      <w:proofErr w:type="gramEnd"/>
+      <w:r>
+        <w:rPr>
+          <w:lang w:val="en-IN"/>
+        </w:rPr>
+        <w:t xml:space="preserve"> the application toolkit.</w:t>
+      </w:r>
+    </w:p>
+    <w:p>
+      <w:pPr>
+        <w:rPr>
+          <w:lang w:val="en-IN"/>
+        </w:rPr>
+      </w:pPr>
+      <w:r>
+        <w:rPr>
+          <w:b/>
+          <w:bCs/>
+          <w:lang w:val="en-IN"/>
+        </w:rPr>
+        <w:t>45</w:t>
+      </w:r>
+      <w:r>
+        <w:rPr>
+          <w:b/>
+          <w:bCs/>
+          <w:lang w:val="en-IN"/>
+        </w:rPr>
+        <w:t>1. Which schema object instructs Oracle to connect to a remotely access an object of a database?</w:t>
+      </w:r>
+      <w:r>
+        <w:rPr>
+          <w:b/>
+          <w:bCs/>
+          <w:lang w:val="en-IN"/>
+        </w:rPr>
+        <w:br/>
+      </w:r>
+      <w:r>
+        <w:rPr>
+          <w:lang w:val="en-IN"/>
+        </w:rPr>
+        <w:t>a) Sequence</w:t>
+      </w:r>
+      <w:r>
+        <w:rPr>
+          <w:lang w:val="en-IN"/>
+        </w:rPr>
+        <w:br/>
+        <w:t>b) Remote link</w:t>
+      </w:r>
+      <w:r>
+        <w:rPr>
+          <w:lang w:val="en-IN"/>
+        </w:rPr>
+        <w:br/>
+      </w:r>
+      <w:r>
+        <w:rPr>
+          <w:lang w:val="en-IN"/>
+        </w:rPr>
+        <w:lastRenderedPageBreak/>
+        <w:t>c) Database link</w:t>
+      </w:r>
+      <w:r>
+        <w:rPr>
+          <w:lang w:val="en-IN"/>
+        </w:rPr>
+        <w:br/>
+        <w:t>d) Data link</w:t>
+      </w:r>
+    </w:p>
+    <w:p>
+      <w:pPr>
+        <w:rPr>
+          <w:lang w:val="en-IN"/>
+        </w:rPr>
+      </w:pPr>
+      <w:r>
+        <w:rPr>
+          <w:lang w:val="en-IN"/>
+        </w:rPr>
+        <w:t>Answer: d</w:t>
+      </w:r>
+      <w:r>
+        <w:rPr>
+          <w:lang w:val="en-IN"/>
+        </w:rPr>
+        <w:br/>
+        <w:t>Explanation: A database link (</w:t>
+      </w:r>
+      <w:proofErr w:type="spellStart"/>
+      <w:r>
+        <w:rPr>
+          <w:lang w:val="en-IN"/>
+        </w:rPr>
+        <w:t>DBlink</w:t>
+      </w:r>
+      <w:proofErr w:type="spellEnd"/>
+      <w:r>
+        <w:rPr>
+          <w:lang w:val="en-IN"/>
+        </w:rPr>
+        <w:t>) is a definition of how to establish a connection from one Oracle database to another.</w:t>
+      </w:r>
+    </w:p>
+    <w:p>
+      <w:pPr>
+        <w:rPr>
+          <w:lang w:val="en-IN"/>
+        </w:rPr>
+      </w:pPr>
+      <w:r>
+        <w:rPr>
+          <w:b/>
+          <w:bCs/>
+          <w:lang w:val="en-IN"/>
+        </w:rPr>
+        <w:t>45</w:t>
+      </w:r>
+      <w:r>
+        <w:rPr>
+          <w:b/>
+          <w:bCs/>
+          <w:lang w:val="en-IN"/>
+        </w:rPr>
+        <w:t>2. DML changes are</w:t>
+      </w:r>
+      <w:r>
+        <w:rPr>
+          <w:b/>
+          <w:bCs/>
+          <w:lang w:val="en-IN"/>
+        </w:rPr>
+        <w:br/>
+      </w:r>
+      <w:r>
+        <w:rPr>
+          <w:lang w:val="en-IN"/>
+        </w:rPr>
+        <w:t>a) Insert</w:t>
+      </w:r>
+      <w:r>
+        <w:rPr>
+          <w:lang w:val="en-IN"/>
+        </w:rPr>
+        <w:br/>
+        <w:t>b) Update</w:t>
+      </w:r>
+      <w:r>
+        <w:rPr>
+          <w:lang w:val="en-IN"/>
+        </w:rPr>
+        <w:br/>
+        <w:t>c) Create</w:t>
+      </w:r>
+      <w:r>
+        <w:rPr>
+          <w:lang w:val="en-IN"/>
+        </w:rPr>
+        <w:br/>
+        <w:t>d) Both Insert and Update</w:t>
+      </w:r>
+    </w:p>
+    <w:p>
+      <w:pPr>
+        <w:rPr>
+          <w:lang w:val="en-IN"/>
+        </w:rPr>
+      </w:pPr>
+      <w:r>
+        <w:rPr>
+          <w:lang w:val="en-IN"/>
+        </w:rPr>
+        <w:t>Answer: d</w:t>
+      </w:r>
+      <w:r>
+        <w:rPr>
+          <w:lang w:val="en-IN"/>
+        </w:rPr>
+        <w:br/>
+        <w:t>Explanation: Create is a DDL operation.</w:t>
+      </w:r>
+    </w:p>
+    <w:p>
+      <w:pPr>
+        <w:rPr>
+          <w:lang w:val="en-IN"/>
+        </w:rPr>
+      </w:pPr>
+      <w:r>
+        <w:rPr>
+          <w:b/>
+          <w:bCs/>
+          <w:lang w:val="en-IN"/>
+        </w:rPr>
+        <w:t>45</w:t>
+      </w:r>
+      <w:r>
+        <w:rPr>
+          <w:b/>
+          <w:bCs/>
+          <w:lang w:val="en-IN"/>
+        </w:rPr>
+        <w:t>3. Which of the following object types below cannot be replicated?</w:t>
+      </w:r>
+      <w:r>
+        <w:rPr>
+          <w:b/>
+          <w:bCs/>
+          <w:lang w:val="en-IN"/>
+        </w:rPr>
+        <w:br/>
+      </w:r>
+      <w:r>
+        <w:rPr>
+          <w:lang w:val="en-IN"/>
+        </w:rPr>
+        <w:t>a) Data</w:t>
+      </w:r>
+      <w:r>
+        <w:rPr>
+          <w:lang w:val="en-IN"/>
+        </w:rPr>
+        <w:br/>
+        <w:t>b) Trigger</w:t>
+      </w:r>
+      <w:r>
+        <w:rPr>
+          <w:lang w:val="en-IN"/>
+        </w:rPr>
+        <w:br/>
+        <w:t>c) View</w:t>
+      </w:r>
+      <w:r>
+        <w:rPr>
+          <w:lang w:val="en-IN"/>
+        </w:rPr>
+        <w:br/>
+        <w:t>d) Sequence</w:t>
+      </w:r>
+    </w:p>
+    <w:p>
+      <w:pPr>
+        <w:rPr>
+          <w:lang w:val="en-IN"/>
+        </w:rPr>
+      </w:pPr>
+      <w:r>
+        <w:rPr>
+          <w:lang w:val="en-IN"/>
+        </w:rPr>
+        <w:t>Answer: d</w:t>
+      </w:r>
+      <w:r>
+        <w:rPr>
+          <w:lang w:val="en-IN"/>
+        </w:rPr>
+        <w:br/>
+        <w:t>Explanation: Sequence is a series of items which is like a unique index.</w:t>
+      </w:r>
+    </w:p>
+    <w:p>
+      <w:pPr>
+        <w:rPr>
+          <w:lang w:val="en-IN"/>
+        </w:rPr>
+      </w:pPr>
+      <w:r>
+        <w:rPr>
+          <w:b/>
+          <w:bCs/>
+          <w:lang w:val="en-IN"/>
+        </w:rPr>
+        <w:t>45</w:t>
+      </w:r>
+      <w:r>
+        <w:rPr>
+          <w:b/>
+          <w:bCs/>
+          <w:lang w:val="en-IN"/>
+        </w:rPr>
+        <w:t>4. How to force a log switch?</w:t>
+      </w:r>
+      <w:r>
+        <w:rPr>
+          <w:b/>
+          <w:bCs/>
+          <w:lang w:val="en-IN"/>
+        </w:rPr>
+        <w:br/>
+      </w:r>
+      <w:r>
+        <w:rPr>
+          <w:lang w:val="en-IN"/>
+        </w:rPr>
+        <w:t>a) By using ALTER SYSTEM LOG</w:t>
+      </w:r>
+      <w:r>
+        <w:rPr>
+          <w:lang w:val="en-IN"/>
+        </w:rPr>
+        <w:br/>
+        <w:t>b) By using ALTER SYSTEM SWITCH LOGFILE</w:t>
+      </w:r>
+      <w:r>
+        <w:rPr>
+          <w:lang w:val="en-IN"/>
+        </w:rPr>
+        <w:br/>
+        <w:t>c) By using ALTER SYSTEM SWITCH LOGS</w:t>
+      </w:r>
+      <w:r>
+        <w:rPr>
+          <w:lang w:val="en-IN"/>
+        </w:rPr>
+        <w:br/>
+        <w:t>d) By using ALTER SYS LOGFILES</w:t>
+      </w:r>
+    </w:p>
+    <w:p>
+      <w:pPr>
+        <w:rPr>
+          <w:lang w:val="en-IN"/>
+        </w:rPr>
+      </w:pPr>
+      <w:r>
+        <w:rPr>
+          <w:lang w:val="en-IN"/>
+        </w:rPr>
+        <w:t>Answer: b</w:t>
+      </w:r>
+      <w:r>
+        <w:rPr>
+          <w:lang w:val="en-IN"/>
+        </w:rPr>
+        <w:br/>
+        <w:t>Explanation: ALTER SYSTEM ARCHIVE LOG CURRENT is the best practice for production backup scripts with RMAN</w:t>
+      </w:r>
+      <w:proofErr w:type="gramStart"/>
+      <w:r>
+        <w:rPr>
+          <w:lang w:val="en-IN"/>
+        </w:rPr>
+        <w:t>. .</w:t>
+      </w:r>
+      <w:proofErr w:type="gramEnd"/>
+    </w:p>
+    <w:p>
+      <w:pPr>
+        <w:rPr>
+          <w:b/>
+          <w:bCs/>
+          <w:lang w:val="en-IN"/>
+        </w:rPr>
+      </w:pPr>
+      <w:r>
+        <w:rPr>
+          <w:b/>
+          <w:bCs/>
+          <w:lang w:val="en-IN"/>
+        </w:rPr>
+        <w:t>45</w:t>
+      </w:r>
+      <w:r>
+        <w:rPr>
+          <w:b/>
+          <w:bCs/>
+          <w:lang w:val="en-IN"/>
+        </w:rPr>
+        <w:t>5. In the following query, which expression is evaluated first?</w:t>
+      </w:r>
+    </w:p>
+    <w:p>
+      <w:pPr>
+        <w:rPr>
+          <w:lang w:val="en-IN"/>
+        </w:rPr>
+      </w:pPr>
+      <w:r>
+        <w:rPr>
+          <w:b/>
+          <w:bCs/>
+          <w:lang w:val="en-IN"/>
+        </w:rPr>
+        <w:t>SELECT</w:t>
+      </w:r>
+      <w:r>
+        <w:rPr>
+          <w:lang w:val="en-IN"/>
+        </w:rPr>
+        <w:t xml:space="preserve"> </w:t>
+      </w:r>
+      <w:proofErr w:type="spellStart"/>
+      <w:r>
+        <w:rPr>
+          <w:lang w:val="en-IN"/>
+        </w:rPr>
+        <w:t>id_number</w:t>
+      </w:r>
+      <w:proofErr w:type="spellEnd"/>
+      <w:r>
+        <w:rPr>
+          <w:lang w:val="en-IN"/>
+        </w:rPr>
+        <w:t xml:space="preserve">, (quantity - 100 / 0.15 - 35 * 20) </w:t>
+      </w:r>
+      <w:r>
+        <w:rPr>
+          <w:b/>
+          <w:bCs/>
+          <w:lang w:val="en-IN"/>
+        </w:rPr>
+        <w:t>FROM</w:t>
+      </w:r>
+      <w:r>
+        <w:rPr>
+          <w:lang w:val="en-IN"/>
+        </w:rPr>
+        <w:t xml:space="preserve"> inventory</w:t>
+      </w:r>
+    </w:p>
+    <w:p>
+      <w:pPr>
+        <w:rPr>
+          <w:lang w:val="en-IN"/>
+        </w:rPr>
+      </w:pPr>
+      <w:r>
+        <w:rPr>
+          <w:lang w:val="en-IN"/>
+        </w:rPr>
+        <w:t>a) 100 / 0.15</w:t>
+      </w:r>
+      <w:r>
+        <w:rPr>
+          <w:lang w:val="en-IN"/>
+        </w:rPr>
+        <w:br/>
+        <w:t>b) quantity – 100</w:t>
+      </w:r>
+      <w:r>
+        <w:rPr>
+          <w:lang w:val="en-IN"/>
+        </w:rPr>
+        <w:br/>
+        <w:t>c) 35*20</w:t>
+      </w:r>
+      <w:r>
+        <w:rPr>
+          <w:lang w:val="en-IN"/>
+        </w:rPr>
+        <w:br/>
+        <w:t>d) 0.15-35</w:t>
+      </w:r>
+    </w:p>
+    <w:p>
+      <w:pPr>
+        <w:rPr>
+          <w:lang w:val="en-IN"/>
+        </w:rPr>
+      </w:pPr>
+      <w:r>
+        <w:rPr>
+          <w:lang w:val="en-IN"/>
+        </w:rPr>
+        <w:t xml:space="preserve">Answer: </w:t>
+      </w:r>
+      <w:proofErr w:type="spellStart"/>
+      <w:r>
+        <w:rPr>
+          <w:lang w:val="en-IN"/>
+        </w:rPr>
+        <w:t>a</w:t>
+      </w:r>
+      <w:proofErr w:type="spellEnd"/>
+      <w:r>
+        <w:rPr>
+          <w:lang w:val="en-IN"/>
+        </w:rPr>
+        <w:br/>
+        <w:t>Explanation: According to the precedence of expression as in BODMAS the expression evaluated.</w:t>
+      </w:r>
+    </w:p>
+    <w:p>
+      <w:pPr>
+        <w:rPr>
+          <w:lang w:val="en-IN"/>
+        </w:rPr>
+      </w:pPr>
+      <w:r>
+        <w:rPr>
+          <w:b/>
+          <w:bCs/>
+          <w:lang w:val="en-IN"/>
+        </w:rPr>
+        <w:t>45</w:t>
+      </w:r>
+      <w:r>
+        <w:rPr>
+          <w:b/>
+          <w:bCs/>
+          <w:lang w:val="en-IN"/>
+        </w:rPr>
+        <w:t>6. The ORDER BY clause can only be used in</w:t>
+      </w:r>
+      <w:r>
+        <w:rPr>
+          <w:lang w:val="en-IN"/>
+        </w:rPr>
+        <w:br/>
+        <w:t>a) SELECT queries</w:t>
+      </w:r>
+      <w:r>
+        <w:rPr>
+          <w:lang w:val="en-IN"/>
+        </w:rPr>
+        <w:br/>
+        <w:t>b) INSERT queries</w:t>
+      </w:r>
+      <w:r>
+        <w:rPr>
+          <w:lang w:val="en-IN"/>
+        </w:rPr>
+        <w:br/>
+      </w:r>
+      <w:r>
+        <w:rPr>
+          <w:lang w:val="en-IN"/>
+        </w:rPr>
+        <w:lastRenderedPageBreak/>
+        <w:t>c) GROUP BY queries</w:t>
+      </w:r>
+      <w:r>
+        <w:rPr>
+          <w:lang w:val="en-IN"/>
+        </w:rPr>
+        <w:br/>
+        <w:t>d) HAVING queries</w:t>
+      </w:r>
+    </w:p>
+    <w:p>
+      <w:pPr>
+        <w:rPr>
+          <w:lang w:val="en-IN"/>
+        </w:rPr>
+      </w:pPr>
+      <w:r>
+        <w:rPr>
+          <w:lang w:val="en-IN"/>
+        </w:rPr>
+        <w:t xml:space="preserve">Answer: </w:t>
+      </w:r>
+      <w:proofErr w:type="spellStart"/>
+      <w:r>
+        <w:rPr>
+          <w:lang w:val="en-IN"/>
+        </w:rPr>
+        <w:t>a</w:t>
+      </w:r>
+      <w:proofErr w:type="spellEnd"/>
+      <w:r>
+        <w:rPr>
+          <w:lang w:val="en-IN"/>
+        </w:rPr>
+        <w:br/>
+        <w:t xml:space="preserve">Explanation: SELECT </w:t>
+      </w:r>
+      <w:proofErr w:type="spellStart"/>
+      <w:r>
+        <w:rPr>
+          <w:lang w:val="en-IN"/>
+        </w:rPr>
+        <w:t>column_</w:t>
+      </w:r>
+      <w:proofErr w:type="gramStart"/>
+      <w:r>
+        <w:rPr>
+          <w:lang w:val="en-IN"/>
+        </w:rPr>
+        <w:t>name,column</w:t>
+      </w:r>
+      <w:proofErr w:type="gramEnd"/>
+      <w:r>
+        <w:rPr>
+          <w:lang w:val="en-IN"/>
+        </w:rPr>
+        <w:t>_name</w:t>
+      </w:r>
+      <w:proofErr w:type="spellEnd"/>
+      <w:r>
+        <w:rPr>
+          <w:lang w:val="en-IN"/>
+        </w:rPr>
+        <w:br/>
+        <w:t xml:space="preserve">FROM </w:t>
+      </w:r>
+      <w:proofErr w:type="spellStart"/>
+      <w:r>
+        <w:rPr>
+          <w:lang w:val="en-IN"/>
+        </w:rPr>
+        <w:t>table_name</w:t>
+      </w:r>
+      <w:proofErr w:type="spellEnd"/>
+      <w:r>
+        <w:rPr>
+          <w:lang w:val="en-IN"/>
+        </w:rPr>
+        <w:br/>
+        <w:t xml:space="preserve">ORDER BY </w:t>
+      </w:r>
+      <w:proofErr w:type="spellStart"/>
+      <w:r>
+        <w:rPr>
+          <w:lang w:val="en-IN"/>
+        </w:rPr>
+        <w:t>column_</w:t>
+      </w:r>
+      <w:proofErr w:type="gramStart"/>
+      <w:r>
+        <w:rPr>
+          <w:lang w:val="en-IN"/>
+        </w:rPr>
+        <w:t>name,column</w:t>
+      </w:r>
+      <w:proofErr w:type="gramEnd"/>
+      <w:r>
+        <w:rPr>
+          <w:lang w:val="en-IN"/>
+        </w:rPr>
+        <w:t>_name</w:t>
+      </w:r>
+      <w:proofErr w:type="spellEnd"/>
+      <w:r>
+        <w:rPr>
+          <w:lang w:val="en-IN"/>
+        </w:rPr>
+        <w:t xml:space="preserve"> ASC|</w:t>
+      </w:r>
+      <w:proofErr w:type="gramStart"/>
+      <w:r>
+        <w:rPr>
+          <w:lang w:val="en-IN"/>
+        </w:rPr>
+        <w:t>DESC;.</w:t>
+      </w:r>
+      <w:proofErr w:type="gramEnd"/>
+    </w:p>
+    <w:p>
+      <w:pPr>
+        <w:rPr>
+          <w:lang w:val="en-IN"/>
+        </w:rPr>
+      </w:pPr>
+      <w:r>
+        <w:rPr>
+          <w:b/>
+          <w:bCs/>
+          <w:lang w:val="en-IN"/>
+        </w:rPr>
+        <w:t>45</w:t>
+      </w:r>
+      <w:r>
+        <w:rPr>
+          <w:b/>
+          <w:bCs/>
+          <w:lang w:val="en-IN"/>
+        </w:rPr>
+        <w:t>7. Which of the following rule below are categories of an index?</w:t>
+      </w:r>
+      <w:r>
+        <w:rPr>
+          <w:b/>
+          <w:bCs/>
+          <w:lang w:val="en-IN"/>
+        </w:rPr>
+        <w:br/>
+      </w:r>
+      <w:r>
+        <w:rPr>
+          <w:lang w:val="en-IN"/>
+        </w:rPr>
+        <w:t>a) Column and Functional</w:t>
+      </w:r>
+      <w:r>
+        <w:rPr>
+          <w:lang w:val="en-IN"/>
+        </w:rPr>
+        <w:br/>
+        <w:t>b) Multiple Column and functional</w:t>
+      </w:r>
+      <w:r>
+        <w:rPr>
+          <w:lang w:val="en-IN"/>
+        </w:rPr>
+        <w:br/>
+        <w:t>c) Column, Multiple Column and functional</w:t>
+      </w:r>
+      <w:r>
+        <w:rPr>
+          <w:lang w:val="en-IN"/>
+        </w:rPr>
+        <w:br/>
+        <w:t>d) None of the mentioned</w:t>
+      </w:r>
+    </w:p>
+    <w:p>
+      <w:pPr>
+        <w:rPr>
+          <w:lang w:val="en-IN"/>
+        </w:rPr>
+      </w:pPr>
+      <w:r>
+        <w:rPr>
+          <w:lang w:val="en-IN"/>
+        </w:rPr>
+        <w:t xml:space="preserve">Answer: </w:t>
+      </w:r>
+      <w:proofErr w:type="spellStart"/>
+      <w:r>
+        <w:rPr>
+          <w:lang w:val="en-IN"/>
+        </w:rPr>
+        <w:t>a</w:t>
+      </w:r>
+      <w:proofErr w:type="spellEnd"/>
+      <w:r>
+        <w:rPr>
+          <w:lang w:val="en-IN"/>
+        </w:rPr>
+        <w:br/>
+        <w:t>Explanation: The CREATE INDEX statement is used to create indexes in tables.</w:t>
+      </w:r>
+    </w:p>
+    <w:p>
+      <w:pPr>
+        <w:rPr>
+          <w:lang w:val="en-IN"/>
+        </w:rPr>
+      </w:pPr>
+      <w:r>
+        <w:rPr>
+          <w:b/>
+          <w:bCs/>
+          <w:lang w:val="en-IN"/>
+        </w:rPr>
+        <w:t>45</w:t>
+      </w:r>
+      <w:r>
+        <w:rPr>
+          <w:b/>
+          <w:bCs/>
+          <w:lang w:val="en-IN"/>
+        </w:rPr>
+        <w:t>8. What is the purpose of SMON background process?</w:t>
+      </w:r>
+      <w:r>
+        <w:rPr>
+          <w:b/>
+          <w:bCs/>
+          <w:lang w:val="en-IN"/>
+        </w:rPr>
+        <w:br/>
+      </w:r>
+      <w:r>
+        <w:rPr>
+          <w:lang w:val="en-IN"/>
+        </w:rPr>
+        <w:t>a) Performs crash recovery when a failed instance starts up again</w:t>
+      </w:r>
+      <w:r>
+        <w:rPr>
+          <w:lang w:val="en-IN"/>
+        </w:rPr>
+        <w:br/>
+        <w:t>b) Performs recovery when a user process fails</w:t>
+      </w:r>
+      <w:r>
+        <w:rPr>
+          <w:lang w:val="en-IN"/>
+        </w:rPr>
+        <w:br/>
+        <w:t>c) Writes redo log entries to disk</w:t>
+      </w:r>
+      <w:r>
+        <w:rPr>
+          <w:lang w:val="en-IN"/>
+        </w:rPr>
+        <w:br/>
+        <w:t>d) None of the mentioned</w:t>
+      </w:r>
+    </w:p>
+    <w:p>
+      <w:pPr>
+        <w:rPr>
+          <w:lang w:val="en-IN"/>
+        </w:rPr>
+      </w:pPr>
+      <w:r>
+        <w:rPr>
+          <w:lang w:val="en-IN"/>
+        </w:rPr>
+        <w:t xml:space="preserve">Answer: </w:t>
+      </w:r>
+      <w:proofErr w:type="spellStart"/>
+      <w:r>
+        <w:rPr>
+          <w:lang w:val="en-IN"/>
+        </w:rPr>
+        <w:t>a</w:t>
+      </w:r>
+      <w:proofErr w:type="spellEnd"/>
+      <w:r>
+        <w:rPr>
+          <w:lang w:val="en-IN"/>
+        </w:rPr>
+        <w:br/>
+        <w:t xml:space="preserve">Explanation: SMON (System </w:t>
+      </w:r>
+      <w:proofErr w:type="spellStart"/>
+      <w:r>
+        <w:rPr>
+          <w:lang w:val="en-IN"/>
+        </w:rPr>
+        <w:t>MONitor</w:t>
+      </w:r>
+      <w:proofErr w:type="spellEnd"/>
+      <w:r>
+        <w:rPr>
+          <w:lang w:val="en-IN"/>
+        </w:rPr>
+        <w:t>) is an Oracle background process created when you start a database instance.</w:t>
+      </w:r>
+    </w:p>
+    <w:p>
+      <w:pPr>
+        <w:rPr>
+          <w:lang w:val="en-IN"/>
+        </w:rPr>
+      </w:pPr>
+      <w:r>
+        <w:rPr>
+          <w:b/>
+          <w:bCs/>
+          <w:lang w:val="en-IN"/>
+        </w:rPr>
+        <w:t>45</w:t>
+      </w:r>
+      <w:r>
+        <w:rPr>
+          <w:b/>
+          <w:bCs/>
+          <w:lang w:val="en-IN"/>
+        </w:rPr>
+        <w:t>9. Which of the following queries are legal?</w:t>
+      </w:r>
+      <w:r>
+        <w:rPr>
+          <w:b/>
+          <w:bCs/>
+          <w:lang w:val="en-IN"/>
+        </w:rPr>
+        <w:br/>
+      </w:r>
+      <w:r>
+        <w:rPr>
+          <w:lang w:val="en-IN"/>
+        </w:rPr>
+        <w:t xml:space="preserve">a) SELECT </w:t>
+      </w:r>
+      <w:proofErr w:type="spellStart"/>
+      <w:r>
+        <w:rPr>
+          <w:lang w:val="en-IN"/>
+        </w:rPr>
+        <w:t>deptno</w:t>
+      </w:r>
+      <w:proofErr w:type="spellEnd"/>
+      <w:r>
+        <w:rPr>
+          <w:lang w:val="en-IN"/>
+        </w:rPr>
+        <w:t>, count(</w:t>
+      </w:r>
+      <w:proofErr w:type="spellStart"/>
+      <w:r>
+        <w:rPr>
+          <w:lang w:val="en-IN"/>
+        </w:rPr>
+        <w:t>deptno</w:t>
+      </w:r>
+      <w:proofErr w:type="spellEnd"/>
+      <w:r>
+        <w:rPr>
+          <w:lang w:val="en-IN"/>
+        </w:rPr>
+        <w:t xml:space="preserve">) FROM emp GROUP BY </w:t>
+      </w:r>
+      <w:proofErr w:type="spellStart"/>
+      <w:r>
+        <w:rPr>
+          <w:lang w:val="en-IN"/>
+        </w:rPr>
+        <w:t>ename</w:t>
+      </w:r>
+      <w:proofErr w:type="spellEnd"/>
+      <w:r>
+        <w:rPr>
+          <w:lang w:val="en-IN"/>
+        </w:rPr>
+        <w:t>;</w:t>
+      </w:r>
+      <w:r>
+        <w:rPr>
+          <w:lang w:val="en-IN"/>
+        </w:rPr>
+        <w:br/>
+        <w:t xml:space="preserve">b) SELECT </w:t>
+      </w:r>
+      <w:proofErr w:type="spellStart"/>
+      <w:r>
+        <w:rPr>
+          <w:lang w:val="en-IN"/>
+        </w:rPr>
+        <w:t>deptno</w:t>
+      </w:r>
+      <w:proofErr w:type="spellEnd"/>
+      <w:r>
+        <w:rPr>
+          <w:lang w:val="en-IN"/>
+        </w:rPr>
+        <w:t>, count(</w:t>
+      </w:r>
+      <w:proofErr w:type="spellStart"/>
+      <w:r>
+        <w:rPr>
+          <w:lang w:val="en-IN"/>
+        </w:rPr>
+        <w:t>deptno</w:t>
+      </w:r>
+      <w:proofErr w:type="spellEnd"/>
+      <w:r>
+        <w:rPr>
+          <w:lang w:val="en-IN"/>
+        </w:rPr>
+        <w:t xml:space="preserve">), job FROM emp GROUP BY </w:t>
+      </w:r>
+      <w:proofErr w:type="spellStart"/>
+      <w:r>
+        <w:rPr>
+          <w:lang w:val="en-IN"/>
+        </w:rPr>
+        <w:t>deptno</w:t>
+      </w:r>
+      <w:proofErr w:type="spellEnd"/>
+      <w:r>
+        <w:rPr>
+          <w:lang w:val="en-IN"/>
+        </w:rPr>
+        <w:t>;</w:t>
+      </w:r>
+      <w:r>
+        <w:rPr>
+          <w:lang w:val="en-IN"/>
+        </w:rPr>
+        <w:br/>
+        <w:t xml:space="preserve">c) SELECT </w:t>
+      </w:r>
+      <w:proofErr w:type="spellStart"/>
+      <w:r>
+        <w:rPr>
+          <w:lang w:val="en-IN"/>
+        </w:rPr>
+        <w:t>deptno</w:t>
+      </w:r>
+      <w:proofErr w:type="spellEnd"/>
+      <w:r>
+        <w:rPr>
+          <w:lang w:val="en-IN"/>
+        </w:rPr>
+        <w:t xml:space="preserve">, </w:t>
+      </w:r>
+      <w:proofErr w:type="spellStart"/>
+      <w:r>
+        <w:rPr>
+          <w:lang w:val="en-IN"/>
+        </w:rPr>
+        <w:t>avg</w:t>
+      </w:r>
+      <w:proofErr w:type="spellEnd"/>
+      <w:r>
+        <w:rPr>
+          <w:lang w:val="en-IN"/>
+        </w:rPr>
+        <w:t>(</w:t>
+      </w:r>
+      <w:proofErr w:type="spellStart"/>
+      <w:r>
+        <w:rPr>
+          <w:lang w:val="en-IN"/>
+        </w:rPr>
+        <w:t>sal</w:t>
+      </w:r>
+      <w:proofErr w:type="spellEnd"/>
+      <w:r>
+        <w:rPr>
+          <w:lang w:val="en-IN"/>
+        </w:rPr>
+        <w:t>) FROM emp;</w:t>
+      </w:r>
+      <w:r>
+        <w:rPr>
+          <w:lang w:val="en-IN"/>
+        </w:rPr>
+        <w:br/>
+        <w:t xml:space="preserve">d) SELECT </w:t>
+      </w:r>
+      <w:proofErr w:type="spellStart"/>
+      <w:r>
+        <w:rPr>
+          <w:lang w:val="en-IN"/>
+        </w:rPr>
+        <w:t>deptno</w:t>
+      </w:r>
+      <w:proofErr w:type="spellEnd"/>
+      <w:r>
+        <w:rPr>
+          <w:lang w:val="en-IN"/>
+        </w:rPr>
+        <w:t xml:space="preserve">, </w:t>
+      </w:r>
+      <w:proofErr w:type="spellStart"/>
+      <w:r>
+        <w:rPr>
+          <w:lang w:val="en-IN"/>
+        </w:rPr>
+        <w:t>avg</w:t>
+      </w:r>
+      <w:proofErr w:type="spellEnd"/>
+      <w:r>
+        <w:rPr>
+          <w:lang w:val="en-IN"/>
+        </w:rPr>
+        <w:t>(</w:t>
+      </w:r>
+      <w:proofErr w:type="spellStart"/>
+      <w:r>
+        <w:rPr>
+          <w:lang w:val="en-IN"/>
+        </w:rPr>
+        <w:t>sal</w:t>
+      </w:r>
+      <w:proofErr w:type="spellEnd"/>
+      <w:r>
+        <w:rPr>
+          <w:lang w:val="en-IN"/>
+        </w:rPr>
+        <w:t xml:space="preserve">) FROM emp GROUP BY </w:t>
+      </w:r>
+      <w:proofErr w:type="spellStart"/>
+      <w:proofErr w:type="gramStart"/>
+      <w:r>
+        <w:rPr>
+          <w:lang w:val="en-IN"/>
+        </w:rPr>
+        <w:t>deptno</w:t>
+      </w:r>
+      <w:proofErr w:type="spellEnd"/>
+      <w:r>
+        <w:rPr>
+          <w:lang w:val="en-IN"/>
+        </w:rPr>
+        <w:t>;</w:t>
+      </w:r>
+      <w:proofErr w:type="gramEnd"/>
+    </w:p>
+    <w:p>
+      <w:pPr>
+        <w:rPr>
+          <w:lang w:val="en-IN"/>
+        </w:rPr>
+      </w:pPr>
+      <w:r>
+        <w:rPr>
+          <w:lang w:val="en-IN"/>
+        </w:rPr>
+        <w:t>Answer: d</w:t>
+      </w:r>
+      <w:r>
+        <w:rPr>
+          <w:lang w:val="en-IN"/>
+        </w:rPr>
+        <w:br/>
+        <w:t>Explanation: For aggregate functions group by clause is necessary.</w:t>
+      </w:r>
+    </w:p>
+    <w:p>
+      <w:pPr>
+        <w:rPr>
+          <w:lang w:val="en-IN"/>
+        </w:rPr>
+      </w:pPr>
+      <w:r>
+        <w:rPr>
+          <w:b/>
+          <w:bCs/>
+          <w:lang w:val="en-IN"/>
+        </w:rPr>
+        <w:t>46</w:t>
+      </w:r>
+      <w:r>
+        <w:rPr>
+          <w:b/>
+          <w:bCs/>
+          <w:lang w:val="en-IN"/>
+        </w:rPr>
+        <w:t>0. Which of the following queries displays the sum of all employee salaries for those employees not making commission, for each job, including only those sums greater than 2500?</w:t>
+      </w:r>
+      <w:r>
+        <w:rPr>
+          <w:b/>
+          <w:bCs/>
+          <w:lang w:val="en-IN"/>
+        </w:rPr>
+        <w:br/>
+      </w:r>
+      <w:r>
+        <w:rPr>
+          <w:lang w:val="en-IN"/>
+        </w:rPr>
+        <w:t>a) select job, sum(</w:t>
+      </w:r>
+      <w:proofErr w:type="spellStart"/>
+      <w:r>
+        <w:rPr>
+          <w:lang w:val="en-IN"/>
+        </w:rPr>
+        <w:t>sal</w:t>
+      </w:r>
+      <w:proofErr w:type="spellEnd"/>
+      <w:r>
+        <w:rPr>
+          <w:lang w:val="en-IN"/>
+        </w:rPr>
+        <w:t>) from emp where sum(</w:t>
+      </w:r>
+      <w:proofErr w:type="spellStart"/>
+      <w:r>
+        <w:rPr>
+          <w:lang w:val="en-IN"/>
+        </w:rPr>
+        <w:t>sal</w:t>
+      </w:r>
+      <w:proofErr w:type="spellEnd"/>
+      <w:r>
+        <w:rPr>
+          <w:lang w:val="en-IN"/>
+        </w:rPr>
+        <w:t>) &gt; 2500 and comm is null;</w:t>
+      </w:r>
+      <w:r>
+        <w:rPr>
+          <w:lang w:val="en-IN"/>
+        </w:rPr>
+        <w:br/>
+        <w:t>b) select job, sum(</w:t>
+      </w:r>
+      <w:proofErr w:type="spellStart"/>
+      <w:r>
+        <w:rPr>
+          <w:lang w:val="en-IN"/>
+        </w:rPr>
+        <w:t>sal</w:t>
+      </w:r>
+      <w:proofErr w:type="spellEnd"/>
+      <w:r>
+        <w:rPr>
+          <w:lang w:val="en-IN"/>
+        </w:rPr>
+        <w:t>) from emp where comm is null group by job having sum(</w:t>
+      </w:r>
+      <w:proofErr w:type="spellStart"/>
+      <w:r>
+        <w:rPr>
+          <w:lang w:val="en-IN"/>
+        </w:rPr>
+        <w:t>sal</w:t>
+      </w:r>
+      <w:proofErr w:type="spellEnd"/>
+      <w:r>
+        <w:rPr>
+          <w:lang w:val="en-IN"/>
+        </w:rPr>
+        <w:t>) &gt; 2500;</w:t>
+      </w:r>
+      <w:r>
+        <w:rPr>
+          <w:lang w:val="en-IN"/>
+        </w:rPr>
+        <w:br/>
+        <w:t>c) select job, sum(</w:t>
+      </w:r>
+      <w:proofErr w:type="spellStart"/>
+      <w:r>
+        <w:rPr>
+          <w:lang w:val="en-IN"/>
+        </w:rPr>
+        <w:t>sal</w:t>
+      </w:r>
+      <w:proofErr w:type="spellEnd"/>
+      <w:r>
+        <w:rPr>
+          <w:lang w:val="en-IN"/>
+        </w:rPr>
+        <w:t>) from emp where sum(</w:t>
+      </w:r>
+      <w:proofErr w:type="spellStart"/>
+      <w:r>
+        <w:rPr>
+          <w:lang w:val="en-IN"/>
+        </w:rPr>
+        <w:t>sal</w:t>
+      </w:r>
+      <w:proofErr w:type="spellEnd"/>
+      <w:r>
+        <w:rPr>
+          <w:lang w:val="en-IN"/>
+        </w:rPr>
+        <w:t>) &gt; 2500 and comm is null group by job;</w:t>
+      </w:r>
+      <w:r>
+        <w:rPr>
+          <w:lang w:val="en-IN"/>
+        </w:rPr>
+        <w:br/>
+        <w:t>d) select job, sum(</w:t>
+      </w:r>
+      <w:proofErr w:type="spellStart"/>
+      <w:r>
+        <w:rPr>
+          <w:lang w:val="en-IN"/>
+        </w:rPr>
+        <w:t>sal</w:t>
+      </w:r>
+      <w:proofErr w:type="spellEnd"/>
+      <w:r>
+        <w:rPr>
+          <w:lang w:val="en-IN"/>
+        </w:rPr>
+        <w:t>) from emp group by job having sum(</w:t>
+      </w:r>
+      <w:proofErr w:type="spellStart"/>
+      <w:r>
+        <w:rPr>
+          <w:lang w:val="en-IN"/>
+        </w:rPr>
+        <w:t>sal</w:t>
+      </w:r>
+      <w:proofErr w:type="spellEnd"/>
+      <w:r>
+        <w:rPr>
+          <w:lang w:val="en-IN"/>
+        </w:rPr>
+        <w:t>) &gt; 2500 and comm is not null;</w:t>
+      </w:r>
+    </w:p>
+    <w:p>
+      <w:pPr>
+        <w:rPr>
+          <w:lang w:val="en-IN"/>
+        </w:rPr>
+      </w:pPr>
+      <w:r>
+        <w:rPr>
+          <w:lang w:val="en-IN"/>
+        </w:rPr>
+        <w:t>Answer: b</w:t>
+      </w:r>
+      <w:r>
+        <w:rPr>
+          <w:lang w:val="en-IN"/>
+        </w:rPr>
+        <w:br/>
+        <w:t>Explanation: For aggregate functions group by clause is necessary.</w:t>
+      </w:r>
+    </w:p>
+    <w:p>
+      <w:pPr>
+        <w:rPr>
+          <w:lang w:val="en-IN"/>
+        </w:rPr>
+      </w:pPr>
+      <w:r>
+        <w:rPr>
+          <w:b/>
+          <w:bCs/>
+          <w:lang w:val="en-IN"/>
+        </w:rPr>
+        <w:t>46</w:t>
+      </w:r>
+      <w:r>
+        <w:rPr>
+          <w:b/>
+          <w:bCs/>
+          <w:lang w:val="en-IN"/>
+        </w:rPr>
+        <w:t>1. The indirect change of the values of a variable in one module by another module is called</w:t>
+      </w:r>
+      <w:r>
+        <w:rPr>
+          <w:b/>
+          <w:bCs/>
+          <w:lang w:val="en-IN"/>
+        </w:rPr>
+        <w:br/>
+      </w:r>
+      <w:r>
+        <w:rPr>
+          <w:lang w:val="en-IN"/>
+        </w:rPr>
+        <w:t>a) Internal change</w:t>
+      </w:r>
+      <w:r>
+        <w:rPr>
+          <w:lang w:val="en-IN"/>
+        </w:rPr>
+        <w:br/>
+        <w:t>b) Inter-module change</w:t>
+      </w:r>
+      <w:r>
+        <w:rPr>
+          <w:lang w:val="en-IN"/>
+        </w:rPr>
+        <w:br/>
+      </w:r>
+      <w:r>
+        <w:rPr>
+          <w:lang w:val="en-IN"/>
+        </w:rPr>
+        <w:lastRenderedPageBreak/>
+        <w:t>c) Side effect</w:t>
+      </w:r>
+      <w:r>
+        <w:rPr>
+          <w:lang w:val="en-IN"/>
+        </w:rPr>
+        <w:br/>
+        <w:t>d) Side-module update</w:t>
+      </w:r>
+    </w:p>
+    <w:p>
+      <w:pPr>
+        <w:rPr>
+          <w:lang w:val="en-IN"/>
+        </w:rPr>
+      </w:pPr>
+      <w:r>
+        <w:rPr>
+          <w:lang w:val="en-IN"/>
+        </w:rPr>
+        <w:t>Answer: c</w:t>
+      </w:r>
+      <w:r>
+        <w:rPr>
+          <w:lang w:val="en-IN"/>
+        </w:rPr>
+        <w:br/>
+        <w:t>Explanation: The module of the search tree and the flow is directed by its values.</w:t>
+      </w:r>
+    </w:p>
+    <w:p>
+      <w:pPr>
+        <w:rPr>
+          <w:lang w:val="en-IN"/>
+        </w:rPr>
+      </w:pPr>
+      <w:r>
+        <w:rPr>
+          <w:b/>
+          <w:bCs/>
+          <w:lang w:val="en-IN"/>
+        </w:rPr>
+        <w:t>46</w:t>
+      </w:r>
+      <w:r>
+        <w:rPr>
+          <w:b/>
+          <w:bCs/>
+          <w:lang w:val="en-IN"/>
+        </w:rPr>
+        <w:t>2. Which of the following data structure is not linear data structure?</w:t>
+      </w:r>
+      <w:r>
+        <w:rPr>
+          <w:lang w:val="en-IN"/>
+        </w:rPr>
+        <w:br/>
+        <w:t>a) Arrays</w:t>
+      </w:r>
+      <w:r>
+        <w:rPr>
+          <w:lang w:val="en-IN"/>
+        </w:rPr>
+        <w:br/>
+        <w:t>b) Linked lists</w:t>
+      </w:r>
+      <w:r>
+        <w:rPr>
+          <w:lang w:val="en-IN"/>
+        </w:rPr>
+        <w:br/>
+        <w:t>c) Arrays &amp; Linked lists</w:t>
+      </w:r>
+      <w:r>
+        <w:rPr>
+          <w:lang w:val="en-IN"/>
+        </w:rPr>
+        <w:br/>
+        <w:t>d) None of the mentioned</w:t>
+      </w:r>
+    </w:p>
+    <w:p>
+      <w:pPr>
+        <w:rPr>
+          <w:lang w:val="en-IN"/>
+        </w:rPr>
+      </w:pPr>
+      <w:r>
+        <w:rPr>
+          <w:lang w:val="en-IN"/>
+        </w:rPr>
+        <w:t>Answer: d</w:t>
+      </w:r>
+      <w:r>
+        <w:rPr>
+          <w:lang w:val="en-IN"/>
+        </w:rPr>
+        <w:br/>
+        <w:t>Explanation: Both array and linked lists are in data structure concepts.</w:t>
+      </w:r>
+    </w:p>
+    <w:p>
+      <w:pPr>
+        <w:rPr>
+          <w:lang w:val="en-IN"/>
+        </w:rPr>
+      </w:pPr>
+      <w:r>
+        <w:rPr>
+          <w:b/>
+          <w:bCs/>
+          <w:lang w:val="en-IN"/>
+        </w:rPr>
+        <w:t>46</w:t>
+      </w:r>
+      <w:r>
+        <w:rPr>
+          <w:b/>
+          <w:bCs/>
+          <w:lang w:val="en-IN"/>
+        </w:rPr>
+        <w:t>3. Which of the following data structure is linear data structure?</w:t>
+      </w:r>
+      <w:r>
+        <w:rPr>
+          <w:lang w:val="en-IN"/>
+        </w:rPr>
+        <w:br/>
+        <w:t>a) Trees</w:t>
+      </w:r>
+      <w:r>
+        <w:rPr>
+          <w:lang w:val="en-IN"/>
+        </w:rPr>
+        <w:br/>
+        <w:t>b) Graphs</w:t>
+      </w:r>
+      <w:r>
+        <w:rPr>
+          <w:lang w:val="en-IN"/>
+        </w:rPr>
+        <w:br/>
+        <w:t>c) Arrays</w:t>
+      </w:r>
+      <w:r>
+        <w:rPr>
+          <w:lang w:val="en-IN"/>
+        </w:rPr>
+        <w:br/>
+        <w:t>d) None of the mentioned</w:t>
+      </w:r>
+    </w:p>
+    <w:p>
+      <w:pPr>
+        <w:rPr>
+          <w:lang w:val="en-IN"/>
+        </w:rPr>
+      </w:pPr>
+      <w:r>
+        <w:rPr>
+          <w:lang w:val="en-IN"/>
+        </w:rPr>
+        <w:t>Answer: c</w:t>
+      </w:r>
+      <w:r>
+        <w:rPr>
+          <w:lang w:val="en-IN"/>
+        </w:rPr>
+        <w:br/>
+        <w:t>Explanation: Tree and graphs are not linear.</w:t>
+      </w:r>
+    </w:p>
+    <w:p>
+      <w:pPr>
+        <w:rPr>
+          <w:lang w:val="en-IN"/>
+        </w:rPr>
+      </w:pPr>
+      <w:r>
+        <w:rPr>
+          <w:b/>
+          <w:bCs/>
+          <w:lang w:val="en-IN"/>
+        </w:rPr>
+        <w:t>46</w:t>
+      </w:r>
+      <w:r>
+        <w:rPr>
+          <w:b/>
+          <w:bCs/>
+          <w:lang w:val="en-IN"/>
+        </w:rPr>
+        <w:t>4. Which of the following criterion is NOT written using the proper syntax?</w:t>
+      </w:r>
+      <w:r>
+        <w:rPr>
+          <w:b/>
+          <w:bCs/>
+          <w:lang w:val="en-IN"/>
+        </w:rPr>
+        <w:br/>
+      </w:r>
+      <w:r>
+        <w:rPr>
+          <w:lang w:val="en-IN"/>
+        </w:rPr>
+        <w:t>a) “Haris”</w:t>
+      </w:r>
+      <w:r>
+        <w:rPr>
+          <w:lang w:val="en-IN"/>
+        </w:rPr>
+        <w:br/>
+        <w:t>b) &lt;500</w:t>
+      </w:r>
+      <w:r>
+        <w:rPr>
+          <w:lang w:val="en-IN"/>
+        </w:rPr>
+        <w:br/>
+        <w:t>c) NO VALUE</w:t>
+      </w:r>
+      <w:r>
+        <w:rPr>
+          <w:lang w:val="en-IN"/>
+        </w:rPr>
+        <w:br/>
+        <w:t>d) Between #1/1/2000# and #12/31/2000#</w:t>
+      </w:r>
+    </w:p>
+    <w:p>
+      <w:pPr>
+        <w:rPr>
+          <w:lang w:val="en-IN"/>
+        </w:rPr>
+      </w:pPr>
+      <w:r>
+        <w:rPr>
+          <w:lang w:val="en-IN"/>
+        </w:rPr>
+        <w:t>Answer: c</w:t>
+      </w:r>
+      <w:r>
+        <w:rPr>
+          <w:lang w:val="en-IN"/>
+        </w:rPr>
+        <w:br/>
+        <w:t>Explanation: NO VALUE cannot be specified.</w:t>
+      </w:r>
+    </w:p>
+    <w:p>
+      <w:pPr>
+        <w:rPr>
+          <w:lang w:val="en-IN"/>
+        </w:rPr>
+      </w:pPr>
+      <w:r>
+        <w:rPr>
+          <w:b/>
+          <w:bCs/>
+          <w:lang w:val="en-IN"/>
+        </w:rPr>
+        <w:t>46</w:t>
+      </w:r>
+      <w:r>
+        <w:rPr>
+          <w:b/>
+          <w:bCs/>
+          <w:lang w:val="en-IN"/>
+        </w:rPr>
+        <w:t>5. The operation of processing each element in the list is known as</w:t>
+      </w:r>
+      <w:r>
+        <w:rPr>
+          <w:b/>
+          <w:bCs/>
+          <w:lang w:val="en-IN"/>
+        </w:rPr>
+        <w:br/>
+      </w:r>
+      <w:r>
+        <w:rPr>
+          <w:lang w:val="en-IN"/>
+        </w:rPr>
+        <w:t>a) Sorting</w:t>
+      </w:r>
+      <w:r>
+        <w:rPr>
+          <w:lang w:val="en-IN"/>
+        </w:rPr>
+        <w:br/>
+        <w:t>b) Merging</w:t>
+      </w:r>
+      <w:r>
+        <w:rPr>
+          <w:lang w:val="en-IN"/>
+        </w:rPr>
+        <w:br/>
+        <w:t>c) Inserting</w:t>
+      </w:r>
+      <w:r>
+        <w:rPr>
+          <w:lang w:val="en-IN"/>
+        </w:rPr>
+        <w:br/>
+        <w:t>d) Traversal</w:t>
+      </w:r>
+    </w:p>
+    <w:p>
+      <w:pPr>
+        <w:rPr>
+          <w:lang w:val="en-IN"/>
+        </w:rPr>
+      </w:pPr>
+      <w:r>
+        <w:rPr>
+          <w:lang w:val="en-IN"/>
+        </w:rPr>
+        <w:t>Answer: d</w:t>
+      </w:r>
+      <w:r>
+        <w:rPr>
+          <w:lang w:val="en-IN"/>
+        </w:rPr>
+        <w:br/>
+        <w:t>Explanation: There are several types of traversals.</w:t>
+      </w:r>
+    </w:p>
+    <w:p>
+      <w:pPr>
+        <w:rPr>
+          <w:lang w:val="en-IN"/>
+        </w:rPr>
+      </w:pPr>
+      <w:r>
+        <w:rPr>
+          <w:b/>
+          <w:bCs/>
+          <w:lang w:val="en-IN"/>
+        </w:rPr>
+        <w:t>46</w:t>
+      </w:r>
+      <w:r>
+        <w:rPr>
+          <w:b/>
+          <w:bCs/>
+          <w:lang w:val="en-IN"/>
+        </w:rPr>
+        <w:t>6. Finding the location of the element with a given value is:</w:t>
+      </w:r>
+      <w:r>
+        <w:rPr>
+          <w:b/>
+          <w:bCs/>
+          <w:lang w:val="en-IN"/>
+        </w:rPr>
+        <w:br/>
+      </w:r>
+      <w:r>
+        <w:rPr>
+          <w:lang w:val="en-IN"/>
+        </w:rPr>
+        <w:t>a) Traversal</w:t>
+      </w:r>
+      <w:r>
+        <w:rPr>
+          <w:lang w:val="en-IN"/>
+        </w:rPr>
+        <w:br/>
+        <w:t>b) Search</w:t>
+      </w:r>
+      <w:r>
+        <w:rPr>
+          <w:lang w:val="en-IN"/>
+        </w:rPr>
+        <w:br/>
+        <w:t>c) Sort</w:t>
+      </w:r>
+      <w:r>
+        <w:rPr>
+          <w:lang w:val="en-IN"/>
+        </w:rPr>
+        <w:br/>
+        <w:t>d) None of the mentioned</w:t>
+      </w:r>
+    </w:p>
+    <w:p>
+      <w:pPr>
+        <w:rPr>
+          <w:lang w:val="en-IN"/>
+        </w:rPr>
+      </w:pPr>
+      <w:r>
+        <w:rPr>
+          <w:lang w:val="en-IN"/>
+        </w:rPr>
+        <w:lastRenderedPageBreak/>
+        <w:t>Answer: b</w:t>
+      </w:r>
+      <w:r>
+        <w:rPr>
+          <w:lang w:val="en-IN"/>
+        </w:rPr>
+        <w:br/>
+        <w:t>Explanation: Search is performed by traversing through the tree.</w:t>
+      </w:r>
+    </w:p>
+    <w:p>
+      <w:pPr>
+        <w:rPr>
+          <w:lang w:val="en-IN"/>
+        </w:rPr>
+      </w:pPr>
+      <w:r>
+        <w:rPr>
+          <w:b/>
+          <w:bCs/>
+          <w:lang w:val="en-IN"/>
+        </w:rPr>
+        <w:t>46</w:t>
+      </w:r>
+      <w:r>
+        <w:rPr>
+          <w:b/>
+          <w:bCs/>
+          <w:lang w:val="en-IN"/>
+        </w:rPr>
+        <w:t>7. Arrays are best data structures</w:t>
+      </w:r>
+      <w:r>
+        <w:rPr>
+          <w:b/>
+          <w:bCs/>
+          <w:lang w:val="en-IN"/>
+        </w:rPr>
+        <w:br/>
+      </w:r>
+      <w:r>
+        <w:rPr>
+          <w:lang w:val="en-IN"/>
+        </w:rPr>
+        <w:t>a) For relatively permanent collections of data</w:t>
+      </w:r>
+      <w:r>
+        <w:rPr>
+          <w:lang w:val="en-IN"/>
+        </w:rPr>
+        <w:br/>
+        <w:t>b) For the size of the structure and the data in the structure are constantly changing</w:t>
+      </w:r>
+      <w:r>
+        <w:rPr>
+          <w:lang w:val="en-IN"/>
+        </w:rPr>
+        <w:br/>
+        <w:t>c) All of the mentioned</w:t>
+      </w:r>
+      <w:r>
+        <w:rPr>
+          <w:lang w:val="en-IN"/>
+        </w:rPr>
+        <w:br/>
+        <w:t>d) None of the mentioned</w:t>
+      </w:r>
+    </w:p>
+    <w:p>
+      <w:pPr>
+        <w:rPr>
+          <w:lang w:val="en-IN"/>
+        </w:rPr>
+      </w:pPr>
+      <w:r>
+        <w:rPr>
+          <w:lang w:val="en-IN"/>
+        </w:rPr>
+        <w:t xml:space="preserve">Answer: </w:t>
+      </w:r>
+      <w:proofErr w:type="spellStart"/>
+      <w:r>
+        <w:rPr>
+          <w:lang w:val="en-IN"/>
+        </w:rPr>
+        <w:t>a</w:t>
+      </w:r>
+      <w:proofErr w:type="spellEnd"/>
+      <w:r>
+        <w:rPr>
+          <w:lang w:val="en-IN"/>
+        </w:rPr>
+        <w:br/>
+        <w:t>Explanation: The operator tree has a tree like format where the evaluation starts from root of the tree.</w:t>
+      </w:r>
+    </w:p>
+    <w:p>
+      <w:pPr>
+        <w:rPr>
+          <w:lang w:val="en-IN"/>
+        </w:rPr>
+      </w:pPr>
+      <w:r>
+        <w:rPr>
+          <w:b/>
+          <w:bCs/>
+          <w:lang w:val="en-IN"/>
+        </w:rPr>
+        <w:t>46</w:t>
+      </w:r>
+      <w:r>
+        <w:rPr>
+          <w:b/>
+          <w:bCs/>
+          <w:lang w:val="en-IN"/>
+        </w:rPr>
+        <w:t>8. Linked lists are best suited</w:t>
+      </w:r>
+      <w:r>
+        <w:rPr>
+          <w:b/>
+          <w:bCs/>
+          <w:lang w:val="en-IN"/>
+        </w:rPr>
+        <w:br/>
+      </w:r>
+      <w:r>
+        <w:rPr>
+          <w:lang w:val="en-IN"/>
+        </w:rPr>
+        <w:t>a) For relatively permanent collections of data</w:t>
+      </w:r>
+      <w:r>
+        <w:rPr>
+          <w:lang w:val="en-IN"/>
+        </w:rPr>
+        <w:br/>
+        <w:t>b) For the size of the structure and the data in the structure are constantly changing</w:t>
+      </w:r>
+      <w:r>
+        <w:rPr>
+          <w:lang w:val="en-IN"/>
+        </w:rPr>
+        <w:br/>
+        <w:t>c) All of the mentioned</w:t>
+      </w:r>
+      <w:r>
+        <w:rPr>
+          <w:lang w:val="en-IN"/>
+        </w:rPr>
+        <w:br/>
+        <w:t>d) None of the mentioned</w:t>
+      </w:r>
+    </w:p>
+    <w:p>
+      <w:pPr>
+        <w:rPr>
+          <w:lang w:val="en-IN"/>
+        </w:rPr>
+      </w:pPr>
+      <w:r>
+        <w:rPr>
+          <w:lang w:val="en-IN"/>
+        </w:rPr>
+        <w:t>Answer: b</w:t>
+      </w:r>
+      <w:r>
+        <w:rPr>
+          <w:lang w:val="en-IN"/>
+        </w:rPr>
+        <w:br/>
+        <w:t>Explanation: A linked list is a data structure consisting of a group of nodes which together represent a sequence.</w:t>
+      </w:r>
+    </w:p>
+    <w:p>
+      <w:pPr>
+        <w:rPr>
+          <w:lang w:val="en-IN"/>
+        </w:rPr>
+      </w:pPr>
+      <w:r>
+        <w:rPr>
+          <w:b/>
+          <w:bCs/>
+          <w:lang w:val="en-IN"/>
+        </w:rPr>
+        <w:t>46</w:t>
+      </w:r>
+      <w:r>
+        <w:rPr>
+          <w:b/>
+          <w:bCs/>
+          <w:lang w:val="en-IN"/>
+        </w:rPr>
+        <w:t>9. Each array declaration need not give, implicitly or explicitly, the information about</w:t>
+      </w:r>
+      <w:r>
+        <w:rPr>
+          <w:b/>
+          <w:bCs/>
+          <w:lang w:val="en-IN"/>
+        </w:rPr>
+        <w:br/>
+      </w:r>
+      <w:r>
+        <w:rPr>
+          <w:lang w:val="en-IN"/>
+        </w:rPr>
+        <w:t>a) The name of array</w:t>
+      </w:r>
+      <w:r>
+        <w:rPr>
+          <w:lang w:val="en-IN"/>
+        </w:rPr>
+        <w:br/>
+        <w:t>b) The data type of array</w:t>
+      </w:r>
+      <w:r>
+        <w:rPr>
+          <w:lang w:val="en-IN"/>
+        </w:rPr>
+        <w:br/>
+        <w:t>c) The first data from the set to be stored</w:t>
+      </w:r>
+      <w:r>
+        <w:rPr>
+          <w:lang w:val="en-IN"/>
+        </w:rPr>
+        <w:br/>
+        <w:t>d) The index set of the array</w:t>
+      </w:r>
+    </w:p>
+    <w:p>
+      <w:pPr>
+        <w:rPr>
+          <w:lang w:val="en-IN"/>
+        </w:rPr>
+      </w:pPr>
+      <w:r>
+        <w:rPr>
+          <w:lang w:val="en-IN"/>
+        </w:rPr>
+        <w:t>Answer: c</w:t>
+      </w:r>
+      <w:r>
+        <w:rPr>
+          <w:lang w:val="en-IN"/>
+        </w:rPr>
+        <w:br/>
+        <w:t>Explanation: The operator tree has a tree like format where the evaluation starts from root of the tree.</w:t>
+      </w:r>
+    </w:p>
+    <w:p>
+      <w:pPr>
+        <w:rPr>
+          <w:lang w:val="en-IN"/>
+        </w:rPr>
+      </w:pPr>
+      <w:r>
+        <w:rPr>
+          <w:b/>
+          <w:bCs/>
+          <w:lang w:val="en-IN"/>
+        </w:rPr>
+        <w:t>47</w:t>
+      </w:r>
+      <w:r>
+        <w:rPr>
+          <w:b/>
+          <w:bCs/>
+          <w:lang w:val="en-IN"/>
+        </w:rPr>
+        <w:t>0. The elements of an array are stored successively in memory cells because</w:t>
+      </w:r>
+      <w:r>
+        <w:rPr>
+          <w:b/>
+          <w:bCs/>
+          <w:lang w:val="en-IN"/>
+        </w:rPr>
+        <w:br/>
+      </w:r>
+      <w:r>
+        <w:rPr>
+          <w:lang w:val="en-IN"/>
+        </w:rPr>
+        <w:t>a) By this way computer can keep track only the address of the first element and the addresses of other elements can be calculated</w:t>
+      </w:r>
+      <w:r>
+        <w:rPr>
+          <w:lang w:val="en-IN"/>
+        </w:rPr>
+        <w:br/>
+        <w:t>b) The architecture of computer memory does not allow arrays to store other than serially</w:t>
+      </w:r>
+      <w:r>
+        <w:rPr>
+          <w:lang w:val="en-IN"/>
+        </w:rPr>
+        <w:br/>
+        <w:t>c) All of the mentioned</w:t>
+      </w:r>
+      <w:r>
+        <w:rPr>
+          <w:lang w:val="en-IN"/>
+        </w:rPr>
+        <w:br/>
+        <w:t>d) None of the mentioned</w:t>
+      </w:r>
+    </w:p>
+    <w:p>
+      <w:pPr>
+        <w:rPr>
+          <w:lang w:val="en-IN"/>
+        </w:rPr>
+      </w:pPr>
+      <w:r>
+        <w:rPr>
+          <w:lang w:val="en-IN"/>
+        </w:rPr>
+        <w:t xml:space="preserve">Answer: </w:t>
+      </w:r>
+      <w:proofErr w:type="spellStart"/>
+      <w:r>
+        <w:rPr>
+          <w:lang w:val="en-IN"/>
+        </w:rPr>
+        <w:t>a</w:t>
+      </w:r>
+      <w:proofErr w:type="spellEnd"/>
+      <w:r>
+        <w:rPr>
+          <w:lang w:val="en-IN"/>
+        </w:rPr>
+        <w:br/>
+        <w:t>Explanation: Memory is always allotted in order.</w:t>
+      </w:r>
+    </w:p>
+    <w:p>
+      <w:pPr>
+        <w:rPr>
+          <w:lang w:val="en-IN"/>
+        </w:rPr>
+      </w:pPr>
+      <w:r>
+        <w:rPr>
+          <w:b/>
+          <w:bCs/>
+          <w:lang w:val="en-IN"/>
+        </w:rPr>
+        <w:t>47</w:t>
+      </w:r>
+      <w:r>
+        <w:rPr>
+          <w:b/>
+          <w:bCs/>
+          <w:lang w:val="en-IN"/>
+        </w:rPr>
+        <w:t>1. In _________________ attacks, the attacker manages to get an application to execute an SQL query created by the attacker.</w:t>
+      </w:r>
+      <w:r>
+        <w:rPr>
+          <w:b/>
+          <w:bCs/>
+          <w:lang w:val="en-IN"/>
+        </w:rPr>
+        <w:br/>
+      </w:r>
+      <w:r>
+        <w:rPr>
+          <w:lang w:val="en-IN"/>
+        </w:rPr>
+        <w:t>a) SQL injection</w:t>
+      </w:r>
+      <w:r>
+        <w:rPr>
+          <w:lang w:val="en-IN"/>
+        </w:rPr>
+        <w:br/>
+        <w:t>b) SQL</w:t>
+      </w:r>
+      <w:r>
+        <w:rPr>
+          <w:lang w:val="en-IN"/>
+        </w:rPr>
+        <w:br/>
+        <w:t>c) Direct</w:t>
+      </w:r>
+      <w:r>
+        <w:rPr>
+          <w:lang w:val="en-IN"/>
+        </w:rPr>
+        <w:br/>
+        <w:t>d) Application</w:t>
+      </w:r>
+    </w:p>
+    <w:p>
+      <w:pPr>
+        <w:rPr>
+          <w:lang w:val="en-IN"/>
+        </w:rPr>
+      </w:pPr>
+      <w:r>
+        <w:rPr>
+          <w:lang w:val="en-IN"/>
+        </w:rPr>
+        <w:lastRenderedPageBreak/>
+        <w:t xml:space="preserve">Answer: </w:t>
+      </w:r>
+      <w:proofErr w:type="spellStart"/>
+      <w:r>
+        <w:rPr>
+          <w:lang w:val="en-IN"/>
+        </w:rPr>
+        <w:t>a</w:t>
+      </w:r>
+      <w:proofErr w:type="spellEnd"/>
+      <w:r>
+        <w:rPr>
+          <w:lang w:val="en-IN"/>
+        </w:rPr>
+        <w:br/>
+        <w:t xml:space="preserve">Explanation: Application security </w:t>
+      </w:r>
+      <w:proofErr w:type="gramStart"/>
+      <w:r>
+        <w:rPr>
+          <w:lang w:val="en-IN"/>
+        </w:rPr>
+        <w:t>has to</w:t>
+      </w:r>
+      <w:proofErr w:type="gramEnd"/>
+      <w:r>
+        <w:rPr>
+          <w:lang w:val="en-IN"/>
+        </w:rPr>
+        <w:t xml:space="preserve"> deal with several security threats and issues beyond those handled by SQL authorization.</w:t>
+      </w:r>
+    </w:p>
+    <w:p>
+      <w:pPr>
+        <w:rPr>
+          <w:lang w:val="en-IN"/>
+        </w:rPr>
+      </w:pPr>
+      <w:r>
+        <w:rPr>
+          <w:b/>
+          <w:bCs/>
+          <w:lang w:val="en-IN"/>
+        </w:rPr>
+        <w:t>47</w:t>
+      </w:r>
+      <w:r>
+        <w:rPr>
+          <w:b/>
+          <w:bCs/>
+          <w:lang w:val="en-IN"/>
+        </w:rPr>
+        <w:t xml:space="preserve">2. A Web site that allows users to enter text, such as a comment or a name, and then stores it and later display it to other users, is potentially vulnerable to a kind of attack called </w:t>
+      </w:r>
+      <w:proofErr w:type="spellStart"/>
+      <w:r>
+        <w:rPr>
+          <w:b/>
+          <w:bCs/>
+          <w:lang w:val="en-IN"/>
+        </w:rPr>
+        <w:t>a</w:t>
+      </w:r>
+      <w:proofErr w:type="spellEnd"/>
+      <w:r>
+        <w:rPr>
+          <w:b/>
+          <w:bCs/>
+          <w:lang w:val="en-IN"/>
+        </w:rPr>
+        <w:t xml:space="preserve"> _________ attack.</w:t>
+      </w:r>
+      <w:r>
+        <w:rPr>
+          <w:b/>
+          <w:bCs/>
+          <w:lang w:val="en-IN"/>
+        </w:rPr>
+        <w:br/>
+      </w:r>
+      <w:r>
+        <w:rPr>
+          <w:lang w:val="en-IN"/>
+        </w:rPr>
+        <w:t>a) Two-factor authentication</w:t>
+      </w:r>
+      <w:r>
+        <w:rPr>
+          <w:lang w:val="en-IN"/>
+        </w:rPr>
+        <w:br/>
+        <w:t>b) Cross-site request forgery</w:t>
+      </w:r>
+      <w:r>
+        <w:rPr>
+          <w:lang w:val="en-IN"/>
+        </w:rPr>
+        <w:br/>
+        <w:t>c) Cross-site scripting</w:t>
+      </w:r>
+      <w:r>
+        <w:rPr>
+          <w:lang w:val="en-IN"/>
+        </w:rPr>
+        <w:br/>
+        <w:t>d) Cross-site scoring scripting</w:t>
+      </w:r>
+    </w:p>
+    <w:p>
+      <w:pPr>
+        <w:rPr>
+          <w:lang w:val="en-IN"/>
+        </w:rPr>
+      </w:pPr>
+      <w:r>
+        <w:rPr>
+          <w:lang w:val="en-IN"/>
+        </w:rPr>
+        <w:t>Answer: c</w:t>
+      </w:r>
+      <w:r>
+        <w:rPr>
+          <w:lang w:val="en-IN"/>
+        </w:rPr>
+        <w:br/>
+        <w:t>Explanation: In such an attack, a malicious user enters code written in a client-side scripting language such as JavaScript or Flash instead of entering a valid name or comment.</w:t>
+      </w:r>
+    </w:p>
+    <w:p>
+      <w:pPr>
+        <w:rPr>
+          <w:lang w:val="en-IN"/>
+        </w:rPr>
+      </w:pPr>
+      <w:r>
+        <w:rPr>
+          <w:b/>
+          <w:bCs/>
+          <w:lang w:val="en-IN"/>
+        </w:rPr>
+        <w:t>47</w:t>
+      </w:r>
+      <w:r>
+        <w:rPr>
+          <w:b/>
+          <w:bCs/>
+          <w:lang w:val="en-IN"/>
+        </w:rPr>
+        <w:t>3. _________ is an attack which forces an end user to execute unwanted actions on a web application in which he/she is currently authenticated.</w:t>
+      </w:r>
+      <w:r>
+        <w:rPr>
+          <w:b/>
+          <w:bCs/>
+          <w:lang w:val="en-IN"/>
+        </w:rPr>
+        <w:br/>
+      </w:r>
+      <w:r>
+        <w:rPr>
+          <w:lang w:val="en-IN"/>
+        </w:rPr>
+        <w:t>a) Two-factor authentication</w:t>
+      </w:r>
+      <w:r>
+        <w:rPr>
+          <w:lang w:val="en-IN"/>
+        </w:rPr>
+        <w:br/>
+        <w:t>b) Cross-site request forgery</w:t>
+      </w:r>
+      <w:r>
+        <w:rPr>
+          <w:lang w:val="en-IN"/>
+        </w:rPr>
+        <w:br/>
+        <w:t>c) Cross-site scripting</w:t>
+      </w:r>
+      <w:r>
+        <w:rPr>
+          <w:lang w:val="en-IN"/>
+        </w:rPr>
+        <w:br/>
+        <w:t>d) Cross-site scoring scripting</w:t>
+      </w:r>
+    </w:p>
+    <w:p>
+      <w:pPr>
+        <w:rPr>
+          <w:lang w:val="en-IN"/>
+        </w:rPr>
+      </w:pPr>
+      <w:r>
+        <w:rPr>
+          <w:lang w:val="en-IN"/>
+        </w:rPr>
+        <w:t>Answer: b</w:t>
+      </w:r>
+      <w:r>
+        <w:rPr>
+          <w:lang w:val="en-IN"/>
+        </w:rPr>
+        <w:br/>
+        <w:t>Explanation: Cross-site request forgery, also known as a one-click attack or session riding and abbreviated as CSRF or XSRF.</w:t>
+      </w:r>
+    </w:p>
+    <w:p>
+      <w:pPr>
+        <w:rPr>
+          <w:lang w:val="en-IN"/>
+        </w:rPr>
+      </w:pPr>
+      <w:r>
+        <w:rPr>
+          <w:b/>
+          <w:bCs/>
+          <w:lang w:val="en-IN"/>
+        </w:rPr>
+        <w:t>47</w:t>
+      </w:r>
+      <w:r>
+        <w:rPr>
+          <w:b/>
+          <w:bCs/>
+          <w:lang w:val="en-IN"/>
+        </w:rPr>
+        <w:t>4. Many applications use ___________ where two independent factors are used to identify a user.</w:t>
+      </w:r>
+      <w:r>
+        <w:rPr>
+          <w:b/>
+          <w:bCs/>
+          <w:lang w:val="en-IN"/>
+        </w:rPr>
+        <w:br/>
+      </w:r>
+      <w:r>
+        <w:rPr>
+          <w:lang w:val="en-IN"/>
+        </w:rPr>
+        <w:t>a) Two-factor authentication</w:t>
+      </w:r>
+      <w:r>
+        <w:rPr>
+          <w:lang w:val="en-IN"/>
+        </w:rPr>
+        <w:br/>
+        <w:t>b) Cross-site request forgery</w:t>
+      </w:r>
+      <w:r>
+        <w:rPr>
+          <w:lang w:val="en-IN"/>
+        </w:rPr>
+        <w:br/>
+        <w:t>c) Cross-site scripting</w:t>
+      </w:r>
+      <w:r>
+        <w:rPr>
+          <w:lang w:val="en-IN"/>
+        </w:rPr>
+        <w:br/>
+        <w:t>d) Cross-site scoring scripting</w:t>
+      </w:r>
+    </w:p>
+    <w:p>
+      <w:pPr>
+        <w:rPr>
+          <w:lang w:val="en-IN"/>
+        </w:rPr>
+      </w:pPr>
+      <w:r>
+        <w:rPr>
+          <w:lang w:val="en-IN"/>
+        </w:rPr>
+        <w:t xml:space="preserve">Answer: </w:t>
+      </w:r>
+      <w:proofErr w:type="spellStart"/>
+      <w:r>
+        <w:rPr>
+          <w:lang w:val="en-IN"/>
+        </w:rPr>
+        <w:t>a</w:t>
+      </w:r>
+      <w:proofErr w:type="spellEnd"/>
+      <w:r>
+        <w:rPr>
+          <w:lang w:val="en-IN"/>
+        </w:rPr>
+        <w:br/>
+        <w:t>Explanation: The two factors should not share a common vulnerability.</w:t>
+      </w:r>
+    </w:p>
+    <w:p>
+      <w:pPr>
+        <w:rPr>
+          <w:lang w:val="en-IN"/>
+        </w:rPr>
+      </w:pPr>
+      <w:r>
+        <w:rPr>
+          <w:b/>
+          <w:bCs/>
+          <w:lang w:val="en-IN"/>
+        </w:rPr>
+        <w:t>47</w:t>
+      </w:r>
+      <w:r>
+        <w:rPr>
+          <w:b/>
+          <w:bCs/>
+          <w:lang w:val="en-IN"/>
+        </w:rPr>
+        <w:t xml:space="preserve">5. Even with two-factor authentication, users may still be vulnerable </w:t>
+      </w:r>
+      <w:proofErr w:type="spellStart"/>
+      <w:r>
+        <w:rPr>
+          <w:b/>
+          <w:bCs/>
+          <w:lang w:val="en-IN"/>
+        </w:rPr>
+        <w:t>to_____________attacks</w:t>
+      </w:r>
+      <w:proofErr w:type="spellEnd"/>
+      <w:r>
+        <w:rPr>
+          <w:b/>
+          <w:bCs/>
+          <w:lang w:val="en-IN"/>
+        </w:rPr>
+        <w:t>.</w:t>
+      </w:r>
+      <w:r>
+        <w:rPr>
+          <w:lang w:val="en-IN"/>
+        </w:rPr>
+        <w:br/>
+        <w:t>a) Radiant</w:t>
+      </w:r>
+      <w:r>
+        <w:rPr>
+          <w:lang w:val="en-IN"/>
+        </w:rPr>
+        <w:br/>
+        <w:t>b) Cross attack</w:t>
+      </w:r>
+      <w:r>
+        <w:rPr>
+          <w:lang w:val="en-IN"/>
+        </w:rPr>
+        <w:br/>
+        <w:t>c) scripting</w:t>
+      </w:r>
+      <w:r>
+        <w:rPr>
+          <w:lang w:val="en-IN"/>
+        </w:rPr>
+        <w:br/>
+        <w:t>d) Man-in-the-middle</w:t>
+      </w:r>
+    </w:p>
+    <w:p>
+      <w:pPr>
+        <w:rPr>
+          <w:lang w:val="en-IN"/>
+        </w:rPr>
+      </w:pPr>
+      <w:r>
+        <w:rPr>
+          <w:lang w:val="en-IN"/>
+        </w:rPr>
+        <w:t>Answer: d</w:t>
+      </w:r>
+      <w:r>
+        <w:rPr>
+          <w:lang w:val="en-IN"/>
+        </w:rPr>
+        <w:br/>
+        <w:t>Explanation: In such attacks, a user attempting to connect to the application is diverted to a fake Web site, which accepts the password from the user, and uses it immediately to authenticate to the original application.</w:t>
+      </w:r>
+    </w:p>
+    <w:p>
+      <w:pPr>
+        <w:rPr>
+          <w:lang w:val="en-IN"/>
+        </w:rPr>
+      </w:pPr>
+      <w:r>
+        <w:rPr>
+          <w:b/>
+          <w:bCs/>
+          <w:lang w:val="en-IN"/>
+        </w:rPr>
+        <w:t>47</w:t>
+      </w:r>
+      <w:r>
+        <w:rPr>
+          <w:b/>
+          <w:bCs/>
+          <w:lang w:val="en-IN"/>
+        </w:rPr>
+        <w:t>6. A single ________</w:t>
+      </w:r>
+      <w:proofErr w:type="gramStart"/>
+      <w:r>
+        <w:rPr>
+          <w:b/>
+          <w:bCs/>
+          <w:lang w:val="en-IN"/>
+        </w:rPr>
+        <w:t>_</w:t>
+      </w:r>
+      <w:r>
+        <w:rPr>
+          <w:b/>
+          <w:bCs/>
+          <w:lang w:val="en-IN"/>
+        </w:rPr>
+        <w:t xml:space="preserve">  </w:t>
+      </w:r>
+      <w:r>
+        <w:rPr>
+          <w:b/>
+          <w:bCs/>
+          <w:lang w:val="en-IN"/>
+        </w:rPr>
+        <w:t>further</w:t>
+      </w:r>
+      <w:proofErr w:type="gramEnd"/>
+      <w:r>
+        <w:rPr>
+          <w:b/>
+          <w:bCs/>
+          <w:lang w:val="en-IN"/>
+        </w:rPr>
+        <w:t xml:space="preserve"> allows the user to be authenticated once, and multiple applications can then verify the user’s identity through an authentication service without requiring </w:t>
+      </w:r>
+      <w:r>
+        <w:rPr>
+          <w:b/>
+          <w:bCs/>
+          <w:lang w:val="en-IN"/>
+        </w:rPr>
+        <w:lastRenderedPageBreak/>
+        <w:t>reauthentication.</w:t>
+      </w:r>
+      <w:r>
+        <w:rPr>
+          <w:b/>
+          <w:bCs/>
+          <w:lang w:val="en-IN"/>
+        </w:rPr>
+        <w:br/>
+      </w:r>
+      <w:r>
+        <w:rPr>
+          <w:lang w:val="en-IN"/>
+        </w:rPr>
+        <w:t>a) OpenID</w:t>
+      </w:r>
+      <w:r>
+        <w:rPr>
+          <w:lang w:val="en-IN"/>
+        </w:rPr>
+        <w:br/>
+        <w:t>b) Sign-on system</w:t>
+      </w:r>
+      <w:r>
+        <w:rPr>
+          <w:lang w:val="en-IN"/>
+        </w:rPr>
+        <w:br/>
+        <w:t>c) Security Assertion Markup Language (SAML)</w:t>
+      </w:r>
+      <w:r>
+        <w:rPr>
+          <w:lang w:val="en-IN"/>
+        </w:rPr>
+        <w:br/>
+        <w:t>d) Virtual Private Database (VPD)</w:t>
+      </w:r>
+    </w:p>
+    <w:p>
+      <w:pPr>
+        <w:rPr>
+          <w:lang w:val="en-IN"/>
+        </w:rPr>
+      </w:pPr>
+      <w:r>
+        <w:rPr>
+          <w:lang w:val="en-IN"/>
+        </w:rPr>
+        <w:t>Answer: b</w:t>
+      </w:r>
+      <w:r>
+        <w:rPr>
+          <w:lang w:val="en-IN"/>
+        </w:rPr>
+        <w:br/>
+        <w:t xml:space="preserve">Explanation: Once the user logged in at one site, he does not have to enter his </w:t>
+      </w:r>
+      <w:proofErr w:type="gramStart"/>
+      <w:r>
+        <w:rPr>
+          <w:lang w:val="en-IN"/>
+        </w:rPr>
+        <w:t>user name</w:t>
+      </w:r>
+      <w:proofErr w:type="gramEnd"/>
+      <w:r>
+        <w:rPr>
+          <w:lang w:val="en-IN"/>
+        </w:rPr>
+        <w:t xml:space="preserve"> and password at other sites that use the same single sign-on service.</w:t>
+      </w:r>
+    </w:p>
+    <w:p>
+      <w:pPr>
+        <w:rPr>
+          <w:lang w:val="en-IN"/>
+        </w:rPr>
+      </w:pPr>
+      <w:r>
+        <w:rPr>
+          <w:lang w:val="en-IN"/>
+        </w:rPr>
+        <w:t>47</w:t>
+      </w:r>
+      <w:r>
+        <w:rPr>
+          <w:b/>
+          <w:bCs/>
+          <w:lang w:val="en-IN"/>
+        </w:rPr>
+        <w:t>7. The ___________________ is a standard for exchanging authentication and authorization information between different security domains, to provide cross-organization single sign-on.</w:t>
+      </w:r>
+      <w:r>
+        <w:rPr>
+          <w:b/>
+          <w:bCs/>
+          <w:lang w:val="en-IN"/>
+        </w:rPr>
+        <w:br/>
+      </w:r>
+      <w:r>
+        <w:rPr>
+          <w:lang w:val="en-IN"/>
+        </w:rPr>
+        <w:t>a) OpenID</w:t>
+      </w:r>
+      <w:r>
+        <w:rPr>
+          <w:lang w:val="en-IN"/>
+        </w:rPr>
+        <w:br/>
+        <w:t>b) Sign-on system</w:t>
+      </w:r>
+      <w:r>
+        <w:rPr>
+          <w:lang w:val="en-IN"/>
+        </w:rPr>
+        <w:br/>
+        <w:t>c) Security Assertion Markup Language (SAML)</w:t>
+      </w:r>
+      <w:r>
+        <w:rPr>
+          <w:lang w:val="en-IN"/>
+        </w:rPr>
+        <w:br/>
+        <w:t>d) Virtual Private Database (VPD)</w:t>
+      </w:r>
+    </w:p>
+    <w:p>
+      <w:pPr>
+        <w:rPr>
+          <w:lang w:val="en-IN"/>
+        </w:rPr>
+      </w:pPr>
+      <w:r>
+        <w:rPr>
+          <w:lang w:val="en-IN"/>
+        </w:rPr>
+        <w:t>Answer: c</w:t>
+      </w:r>
+      <w:r>
+        <w:rPr>
+          <w:lang w:val="en-IN"/>
+        </w:rPr>
+        <w:br/>
+        <w:t>Explanation: The user’s password and other authentication factors are never revealed to the application, and the user need not register explicitly with the application.</w:t>
+      </w:r>
+    </w:p>
+    <w:p>
+      <w:pPr>
+        <w:rPr>
+          <w:lang w:val="en-IN"/>
+        </w:rPr>
+      </w:pPr>
+      <w:r>
+        <w:rPr>
+          <w:b/>
+          <w:bCs/>
+          <w:lang w:val="en-IN"/>
+        </w:rPr>
+        <w:t>47</w:t>
+      </w:r>
+      <w:r>
+        <w:rPr>
+          <w:b/>
+          <w:bCs/>
+          <w:lang w:val="en-IN"/>
+        </w:rPr>
+        <w:t xml:space="preserve">8. The __________ standard is an alternative for single sign-on across </w:t>
+      </w:r>
+      <w:proofErr w:type="gramStart"/>
+      <w:r>
+        <w:rPr>
+          <w:b/>
+          <w:bCs/>
+          <w:lang w:val="en-IN"/>
+        </w:rPr>
+        <w:t>organizations, and</w:t>
+      </w:r>
+      <w:proofErr w:type="gramEnd"/>
+      <w:r>
+        <w:rPr>
+          <w:b/>
+          <w:bCs/>
+          <w:lang w:val="en-IN"/>
+        </w:rPr>
+        <w:t xml:space="preserve"> has seen increasing acceptance in recent years.</w:t>
+      </w:r>
+      <w:r>
+        <w:rPr>
+          <w:b/>
+          <w:bCs/>
+          <w:lang w:val="en-IN"/>
+        </w:rPr>
+        <w:br/>
+      </w:r>
+      <w:r>
+        <w:rPr>
+          <w:lang w:val="en-IN"/>
+        </w:rPr>
+        <w:t>a) OpenID</w:t>
+      </w:r>
+      <w:r>
+        <w:rPr>
+          <w:lang w:val="en-IN"/>
+        </w:rPr>
+        <w:br/>
+        <w:t>b) Single-site system</w:t>
+      </w:r>
+      <w:r>
+        <w:rPr>
+          <w:lang w:val="en-IN"/>
+        </w:rPr>
+        <w:br/>
+        <w:t>c) Security Assertion Markup Language (SAML)</w:t>
+      </w:r>
+      <w:r>
+        <w:rPr>
+          <w:lang w:val="en-IN"/>
+        </w:rPr>
+        <w:br/>
+        <w:t>d) Virtual Private Database (VPD)</w:t>
+      </w:r>
+    </w:p>
+    <w:p>
+      <w:pPr>
+        <w:rPr>
+          <w:lang w:val="en-IN"/>
+        </w:rPr>
+      </w:pPr>
+      <w:r>
+        <w:rPr>
+          <w:lang w:val="en-IN"/>
+        </w:rPr>
+        <w:t xml:space="preserve">Answer: </w:t>
+      </w:r>
+      <w:proofErr w:type="spellStart"/>
+      <w:r>
+        <w:rPr>
+          <w:lang w:val="en-IN"/>
+        </w:rPr>
+        <w:t>a</w:t>
+      </w:r>
+      <w:proofErr w:type="spellEnd"/>
+      <w:r>
+        <w:rPr>
+          <w:lang w:val="en-IN"/>
+        </w:rPr>
+        <w:br/>
+        <w:t>Explanation: The user’s password and other authentication factors are never revealed to the application, and the user need not register explicitly with the application.</w:t>
+      </w:r>
+    </w:p>
+    <w:p>
+      <w:pPr>
+        <w:rPr>
+          <w:lang w:val="en-IN"/>
+        </w:rPr>
+      </w:pPr>
+      <w:r>
+        <w:rPr>
+          <w:b/>
+          <w:bCs/>
+          <w:lang w:val="en-IN"/>
+        </w:rPr>
+        <w:t>47</w:t>
+      </w:r>
+      <w:r>
+        <w:rPr>
+          <w:b/>
+          <w:bCs/>
+          <w:lang w:val="en-IN"/>
+        </w:rPr>
+        <w:t>9. _______________ allows a system administrator to associate a function with a relation; the function returns a predicate that must be added to any query that uses the relation.</w:t>
+      </w:r>
+      <w:r>
+        <w:rPr>
+          <w:b/>
+          <w:bCs/>
+          <w:lang w:val="en-IN"/>
+        </w:rPr>
+        <w:br/>
+      </w:r>
+      <w:r>
+        <w:rPr>
+          <w:lang w:val="en-IN"/>
+        </w:rPr>
+        <w:t>a) OpenID</w:t>
+      </w:r>
+      <w:r>
+        <w:rPr>
+          <w:lang w:val="en-IN"/>
+        </w:rPr>
+        <w:br/>
+        <w:t>b) Single-site system</w:t>
+      </w:r>
+      <w:r>
+        <w:rPr>
+          <w:lang w:val="en-IN"/>
+        </w:rPr>
+        <w:br/>
+        <w:t>c) Security Assertion Markup Language (SAML)</w:t>
+      </w:r>
+      <w:r>
+        <w:rPr>
+          <w:lang w:val="en-IN"/>
+        </w:rPr>
+        <w:br/>
+        <w:t>d) Virtual Private Database (VPD)</w:t>
+      </w:r>
+    </w:p>
+    <w:p>
+      <w:pPr>
+        <w:rPr>
+          <w:lang w:val="en-IN"/>
+        </w:rPr>
+      </w:pPr>
+      <w:r>
+        <w:rPr>
+          <w:lang w:val="en-IN"/>
+        </w:rPr>
+        <w:t>Answer: d</w:t>
+      </w:r>
+      <w:r>
+        <w:rPr>
+          <w:lang w:val="en-IN"/>
+        </w:rPr>
+        <w:br/>
+        <w:t>Explanation: Some database systems provide mechanisms for fine-grained authorization.</w:t>
+      </w:r>
+    </w:p>
+    <w:p>
+      <w:pPr>
+        <w:rPr>
+          <w:lang w:val="en-IN"/>
+        </w:rPr>
+      </w:pPr>
+      <w:r>
+        <w:rPr>
+          <w:b/>
+          <w:bCs/>
+          <w:lang w:val="en-IN"/>
+        </w:rPr>
+        <w:t>48</w:t>
+      </w:r>
+      <w:r>
+        <w:rPr>
+          <w:b/>
+          <w:bCs/>
+          <w:lang w:val="en-IN"/>
+        </w:rPr>
+        <w:t>0. VPD provides authorization at the level of specific tuples, or rows, of a relation, and is therefore said to be a _____________ mechanism.</w:t>
+      </w:r>
+      <w:r>
+        <w:rPr>
+          <w:b/>
+          <w:bCs/>
+          <w:lang w:val="en-IN"/>
+        </w:rPr>
+        <w:br/>
+      </w:r>
+      <w:r>
+        <w:rPr>
+          <w:lang w:val="en-IN"/>
+        </w:rPr>
+        <w:t>a) Row-level authorization</w:t>
+      </w:r>
+      <w:r>
+        <w:rPr>
+          <w:lang w:val="en-IN"/>
+        </w:rPr>
+        <w:br/>
+        <w:t>b) Column-level authentication</w:t>
+      </w:r>
+      <w:r>
+        <w:rPr>
+          <w:lang w:val="en-IN"/>
+        </w:rPr>
+        <w:br/>
+        <w:t>c) Row-type authentication</w:t>
+      </w:r>
+      <w:r>
+        <w:rPr>
+          <w:lang w:val="en-IN"/>
+        </w:rPr>
+        <w:br/>
+        <w:t>d) Authorization security</w:t>
+      </w:r>
+    </w:p>
+    <w:p>
+      <w:pPr>
+        <w:rPr>
+          <w:lang w:val="en-IN"/>
+        </w:rPr>
+      </w:pPr>
+      <w:r>
+        <w:rPr>
+          <w:lang w:val="en-IN"/>
+        </w:rPr>
+        <w:lastRenderedPageBreak/>
+        <w:t xml:space="preserve">Answer: </w:t>
+      </w:r>
+      <w:proofErr w:type="spellStart"/>
+      <w:r>
+        <w:rPr>
+          <w:lang w:val="en-IN"/>
+        </w:rPr>
+        <w:t>a</w:t>
+      </w:r>
+      <w:proofErr w:type="spellEnd"/>
+      <w:r>
+        <w:rPr>
+          <w:lang w:val="en-IN"/>
+        </w:rPr>
+        <w:br/>
+        <w:t>Explanation: Oracle Virtual Private Database (VPD) allows a system administrator to associate a function with a relation.</w:t>
+      </w:r>
+    </w:p>
+    <w:p>
+      <w:pPr>
+        <w:rPr>
+          <w:lang w:val="en-IN"/>
+        </w:rPr>
+      </w:pPr>
+      <w:r>
+        <w:rPr>
+          <w:b/>
+          <w:bCs/>
+          <w:lang w:val="en-IN"/>
+        </w:rPr>
+        <w:t>48</w:t>
+      </w:r>
+      <w:r>
+        <w:rPr>
+          <w:b/>
+          <w:bCs/>
+          <w:lang w:val="en-IN"/>
+        </w:rPr>
+        <w:t>1. ___________ is widely used today for protecting data in transit in a variety of applications such as data transfer on the Internet, and on cellular phone networks.</w:t>
+      </w:r>
+      <w:r>
+        <w:rPr>
+          <w:lang w:val="en-IN"/>
+        </w:rPr>
+        <w:br/>
+        <w:t>a) Encryption</w:t>
+      </w:r>
+      <w:r>
+        <w:rPr>
+          <w:lang w:val="en-IN"/>
+        </w:rPr>
+        <w:br/>
+        <w:t>b) Data mining</w:t>
+      </w:r>
+      <w:r>
+        <w:rPr>
+          <w:lang w:val="en-IN"/>
+        </w:rPr>
+        <w:br/>
+        <w:t>c) Internet Security</w:t>
+      </w:r>
+      <w:r>
+        <w:rPr>
+          <w:lang w:val="en-IN"/>
+        </w:rPr>
+        <w:br/>
+        <w:t>d) Architectural security</w:t>
+      </w:r>
+    </w:p>
+    <w:p>
+      <w:pPr>
+        <w:rPr>
+          <w:lang w:val="en-IN"/>
+        </w:rPr>
+      </w:pPr>
+      <w:r>
+        <w:rPr>
+          <w:lang w:val="en-IN"/>
+        </w:rPr>
+        <w:t xml:space="preserve">Answer: </w:t>
+      </w:r>
+      <w:proofErr w:type="spellStart"/>
+      <w:r>
+        <w:rPr>
+          <w:lang w:val="en-IN"/>
+        </w:rPr>
+        <w:t>a</w:t>
+      </w:r>
+      <w:proofErr w:type="spellEnd"/>
+      <w:r>
+        <w:rPr>
+          <w:lang w:val="en-IN"/>
+        </w:rPr>
+        <w:br/>
+        <w:t>Explanation: Encryption is also used to carry out other tasks, such as authentication.</w:t>
+      </w:r>
+    </w:p>
+    <w:p>
+      <w:pPr>
+        <w:rPr>
+          <w:lang w:val="en-IN"/>
+        </w:rPr>
+      </w:pPr>
+      <w:r>
+        <w:rPr>
+          <w:b/>
+          <w:bCs/>
+          <w:lang w:val="en-IN"/>
+        </w:rPr>
+        <w:t>48</w:t>
+      </w:r>
+      <w:r>
+        <w:rPr>
+          <w:b/>
+          <w:bCs/>
+          <w:lang w:val="en-IN"/>
+        </w:rPr>
+        <w:t>2. In a database where the encryption is applied the data is cannot be handled by the unauthorised user without</w:t>
+      </w:r>
+      <w:r>
+        <w:rPr>
+          <w:b/>
+          <w:bCs/>
+          <w:lang w:val="en-IN"/>
+        </w:rPr>
+        <w:br/>
+      </w:r>
+      <w:r>
+        <w:rPr>
+          <w:lang w:val="en-IN"/>
+        </w:rPr>
+        <w:t>a) Encryption key</w:t>
+      </w:r>
+      <w:r>
+        <w:rPr>
+          <w:lang w:val="en-IN"/>
+        </w:rPr>
+        <w:br/>
+        <w:t>b) Decryption key</w:t>
+      </w:r>
+      <w:r>
+        <w:rPr>
+          <w:lang w:val="en-IN"/>
+        </w:rPr>
+        <w:br/>
+        <w:t>c) Primary key</w:t>
+      </w:r>
+      <w:r>
+        <w:rPr>
+          <w:lang w:val="en-IN"/>
+        </w:rPr>
+        <w:br/>
+        <w:t>d) Authorised key</w:t>
+      </w:r>
+    </w:p>
+    <w:p>
+      <w:pPr>
+        <w:rPr>
+          <w:lang w:val="en-IN"/>
+        </w:rPr>
+      </w:pPr>
+      <w:r>
+        <w:rPr>
+          <w:lang w:val="en-IN"/>
+        </w:rPr>
+        <w:t>Answer: b</w:t>
+      </w:r>
+      <w:r>
+        <w:rPr>
+          <w:lang w:val="en-IN"/>
+        </w:rPr>
+        <w:br/>
+        <w:t>Explanation: Even if the message is intercepted by an enemy, the enemy, not knowing the key, will not be able to decrypt and understand the message.</w:t>
+      </w:r>
+    </w:p>
+    <w:p>
+      <w:pPr>
+        <w:rPr>
+          <w:lang w:val="en-IN"/>
+        </w:rPr>
+      </w:pPr>
+      <w:r>
+        <w:rPr>
+          <w:b/>
+          <w:bCs/>
+          <w:lang w:val="en-IN"/>
+        </w:rPr>
+        <w:t>48</w:t>
+      </w:r>
+      <w:r>
+        <w:rPr>
+          <w:b/>
+          <w:bCs/>
+          <w:lang w:val="en-IN"/>
+        </w:rPr>
+        <w:t>3. Which of the following is not a property of good encryption technique?</w:t>
+      </w:r>
+      <w:r>
+        <w:rPr>
+          <w:b/>
+          <w:bCs/>
+          <w:lang w:val="en-IN"/>
+        </w:rPr>
+        <w:br/>
+      </w:r>
+      <w:r>
+        <w:rPr>
+          <w:lang w:val="en-IN"/>
+        </w:rPr>
+        <w:t>a) Relatively simple for authorized users to encrypt and decrypt data</w:t>
+      </w:r>
+      <w:r>
+        <w:rPr>
+          <w:lang w:val="en-IN"/>
+        </w:rPr>
+        <w:br/>
+        <w:t>b) Decryption key is extremely difficult for an intruder to determine</w:t>
+      </w:r>
+      <w:r>
+        <w:rPr>
+          <w:lang w:val="en-IN"/>
+        </w:rPr>
+        <w:br/>
+        <w:t>c) Encryption depends on a parameter of the algorithm called the encryption key</w:t>
+      </w:r>
+      <w:r>
+        <w:rPr>
+          <w:lang w:val="en-IN"/>
+        </w:rPr>
+        <w:br/>
+        <w:t>d) None of the mentioned</w:t>
+      </w:r>
+    </w:p>
+    <w:p>
+      <w:pPr>
+        <w:rPr>
+          <w:lang w:val="en-IN"/>
+        </w:rPr>
+      </w:pPr>
+      <w:r>
+        <w:rPr>
+          <w:lang w:val="en-IN"/>
+        </w:rPr>
+        <w:t>Answer: d</w:t>
+      </w:r>
+      <w:r>
+        <w:rPr>
+          <w:lang w:val="en-IN"/>
+        </w:rPr>
+        <w:br/>
+        <w:t xml:space="preserve">Explanation: Here a, b and c are the properties </w:t>
+      </w:r>
+      <w:proofErr w:type="gramStart"/>
+      <w:r>
+        <w:rPr>
+          <w:lang w:val="en-IN"/>
+        </w:rPr>
+        <w:t>have to</w:t>
+      </w:r>
+      <w:proofErr w:type="gramEnd"/>
+      <w:r>
+        <w:rPr>
+          <w:lang w:val="en-IN"/>
+        </w:rPr>
+        <w:t xml:space="preserve"> be present in a good design of an encryption technique.</w:t>
+      </w:r>
+    </w:p>
+    <w:p>
+      <w:pPr>
+        <w:rPr>
+          <w:lang w:val="en-IN"/>
+        </w:rPr>
+      </w:pPr>
+      <w:r>
+        <w:rPr>
+          <w:b/>
+          <w:bCs/>
+          <w:lang w:val="en-IN"/>
+        </w:rPr>
+        <w:t>48</w:t>
+      </w:r>
+      <w:r>
+        <w:rPr>
+          <w:b/>
+          <w:bCs/>
+          <w:lang w:val="en-IN"/>
+        </w:rPr>
+        <w:t>4. In which of the following encryption key is used to encrypt and decrypt the data?</w:t>
+      </w:r>
+      <w:r>
+        <w:rPr>
+          <w:b/>
+          <w:bCs/>
+          <w:lang w:val="en-IN"/>
+        </w:rPr>
+        <w:br/>
+      </w:r>
+      <w:r>
+        <w:rPr>
+          <w:lang w:val="en-IN"/>
+        </w:rPr>
+        <w:t>a) Public key</w:t>
+      </w:r>
+      <w:r>
+        <w:rPr>
+          <w:lang w:val="en-IN"/>
+        </w:rPr>
+        <w:br/>
+        <w:t>b) Private key</w:t>
+      </w:r>
+      <w:r>
+        <w:rPr>
+          <w:lang w:val="en-IN"/>
+        </w:rPr>
+        <w:br/>
+        <w:t>c) Symmetric key</w:t>
+      </w:r>
+      <w:r>
+        <w:rPr>
+          <w:lang w:val="en-IN"/>
+        </w:rPr>
+        <w:br/>
+        <w:t>d) Asymmetric key</w:t>
+      </w:r>
+    </w:p>
+    <w:p>
+      <w:pPr>
+        <w:rPr>
+          <w:lang w:val="en-IN"/>
+        </w:rPr>
+      </w:pPr>
+      <w:r>
+        <w:rPr>
+          <w:lang w:val="en-IN"/>
+        </w:rPr>
+        <w:t>Answer: c</w:t>
+      </w:r>
+      <w:r>
+        <w:rPr>
+          <w:lang w:val="en-IN"/>
+        </w:rPr>
+        <w:br/>
+        <w:t>Explanation: In public-key (also known as asymmetric-key) encryption techniques, there are two different keys, the public key and the private key, used to encrypt and decrypt the data.</w:t>
+      </w:r>
+    </w:p>
+    <w:p>
+      <w:pPr>
+        <w:rPr>
+          <w:lang w:val="en-IN"/>
+        </w:rPr>
+      </w:pPr>
+      <w:r>
+        <w:rPr>
+          <w:b/>
+          <w:bCs/>
+          <w:lang w:val="en-IN"/>
+        </w:rPr>
+        <w:t>48</w:t>
+      </w:r>
+      <w:r>
+        <w:rPr>
+          <w:b/>
+          <w:bCs/>
+          <w:lang w:val="en-IN"/>
+        </w:rPr>
+        <w:t>5. Encryption of small values, such as identifiers or names, is made complicated by the possibility of __________</w:t>
+      </w:r>
+      <w:r>
+        <w:rPr>
+          <w:b/>
+          <w:bCs/>
+          <w:lang w:val="en-IN"/>
+        </w:rPr>
+        <w:br/>
+      </w:r>
+      <w:r>
+        <w:rPr>
+          <w:lang w:val="en-IN"/>
+        </w:rPr>
+        <w:t>a) Dictionary attacks</w:t>
+      </w:r>
+      <w:r>
+        <w:rPr>
+          <w:lang w:val="en-IN"/>
+        </w:rPr>
+        <w:br/>
+      </w:r>
+      <w:r>
+        <w:rPr>
+          <w:lang w:val="en-IN"/>
+        </w:rPr>
+        <w:lastRenderedPageBreak/>
+        <w:t>b) Database attacks</w:t>
+      </w:r>
+      <w:r>
+        <w:rPr>
+          <w:lang w:val="en-IN"/>
+        </w:rPr>
+        <w:br/>
+        <w:t>c) Minor attacks</w:t>
+      </w:r>
+      <w:r>
+        <w:rPr>
+          <w:lang w:val="en-IN"/>
+        </w:rPr>
+        <w:br/>
+        <w:t>d) Random attacks</w:t>
+      </w:r>
+    </w:p>
+    <w:p>
+      <w:pPr>
+        <w:rPr>
+          <w:lang w:val="en-IN"/>
+        </w:rPr>
+      </w:pPr>
+      <w:r>
+        <w:rPr>
+          <w:lang w:val="en-IN"/>
+        </w:rPr>
+        <w:t xml:space="preserve">Answer: </w:t>
+      </w:r>
+      <w:proofErr w:type="spellStart"/>
+      <w:r>
+        <w:rPr>
+          <w:lang w:val="en-IN"/>
+        </w:rPr>
+        <w:t>a</w:t>
+      </w:r>
+      <w:proofErr w:type="spellEnd"/>
+      <w:r>
+        <w:rPr>
+          <w:lang w:val="en-IN"/>
+        </w:rPr>
+        <w:br/>
+        <w:t>Explanation: This happens when particularly if the encryption key is publicly available.</w:t>
+      </w:r>
+    </w:p>
+    <w:p>
+      <w:pPr>
+        <w:rPr>
+          <w:lang w:val="en-IN"/>
+        </w:rPr>
+      </w:pPr>
+      <w:r>
+        <w:rPr>
+          <w:b/>
+          <w:bCs/>
+          <w:lang w:val="en-IN"/>
+        </w:rPr>
+        <w:t>48</w:t>
+      </w:r>
+      <w:r>
+        <w:rPr>
+          <w:b/>
+          <w:bCs/>
+          <w:lang w:val="en-IN"/>
+        </w:rPr>
+        <w:t>6. Which one of the following uses a 128bit round key to encrypt the data using XOR and use it in reverse to decrypt it?</w:t>
+      </w:r>
+      <w:r>
+        <w:rPr>
+          <w:b/>
+          <w:bCs/>
+          <w:lang w:val="en-IN"/>
+        </w:rPr>
+        <w:br/>
+      </w:r>
+      <w:r>
+        <w:rPr>
+          <w:lang w:val="en-IN"/>
+        </w:rPr>
+        <w:t>a) Round key algorithm</w:t>
+      </w:r>
+      <w:r>
+        <w:rPr>
+          <w:lang w:val="en-IN"/>
+        </w:rPr>
+        <w:br/>
+        <w:t>b) Public key algorithm</w:t>
+      </w:r>
+      <w:r>
+        <w:rPr>
+          <w:lang w:val="en-IN"/>
+        </w:rPr>
+        <w:br/>
+        <w:t>c) Advanced Encryption Standard</w:t>
+      </w:r>
+      <w:r>
+        <w:rPr>
+          <w:lang w:val="en-IN"/>
+        </w:rPr>
+        <w:br/>
+        <w:t>d) Asymmetric key algorithm</w:t>
+      </w:r>
+    </w:p>
+    <w:p>
+      <w:pPr>
+        <w:rPr>
+          <w:lang w:val="en-IN"/>
+        </w:rPr>
+      </w:pPr>
+      <w:r>
+        <w:rPr>
+          <w:lang w:val="en-IN"/>
+        </w:rPr>
+        <w:t>Answer: c</w:t>
+      </w:r>
+      <w:r>
+        <w:rPr>
+          <w:lang w:val="en-IN"/>
+        </w:rPr>
+        <w:br/>
+        <w:t>Explanation: The standard is based on the Rijndael algorithm.</w:t>
+      </w:r>
+    </w:p>
+    <w:p>
+      <w:pPr>
+        <w:rPr>
+          <w:lang w:val="en-IN"/>
+        </w:rPr>
+      </w:pPr>
+      <w:r>
+        <w:rPr>
+          <w:b/>
+          <w:bCs/>
+          <w:lang w:val="en-IN"/>
+        </w:rPr>
+        <w:t>48</w:t>
+      </w:r>
+      <w:r>
+        <w:rPr>
+          <w:b/>
+          <w:bCs/>
+          <w:lang w:val="en-IN"/>
+        </w:rPr>
+        <w:t>7. Which of the following requires no password travel across the internet?</w:t>
+      </w:r>
+      <w:r>
+        <w:rPr>
+          <w:b/>
+          <w:bCs/>
+          <w:lang w:val="en-IN"/>
+        </w:rPr>
+        <w:br/>
+      </w:r>
+      <w:r>
+        <w:rPr>
+          <w:lang w:val="en-IN"/>
+        </w:rPr>
+        <w:t>a) Readable system</w:t>
+      </w:r>
+      <w:r>
+        <w:rPr>
+          <w:lang w:val="en-IN"/>
+        </w:rPr>
+        <w:br/>
+        <w:t>b) Manipulation system</w:t>
+      </w:r>
+      <w:r>
+        <w:rPr>
+          <w:lang w:val="en-IN"/>
+        </w:rPr>
+        <w:br/>
+        <w:t>c) Challenge–response system</w:t>
+      </w:r>
+      <w:r>
+        <w:rPr>
+          <w:lang w:val="en-IN"/>
+        </w:rPr>
+        <w:br/>
+        <w:t>d) Response system</w:t>
+      </w:r>
+    </w:p>
+    <w:p>
+      <w:pPr>
+        <w:rPr>
+          <w:lang w:val="en-IN"/>
+        </w:rPr>
+      </w:pPr>
+      <w:r>
+        <w:rPr>
+          <w:lang w:val="en-IN"/>
+        </w:rPr>
+        <w:t>Answer: c</w:t>
+      </w:r>
+      <w:r>
+        <w:rPr>
+          <w:lang w:val="en-IN"/>
+        </w:rPr>
+        <w:br/>
+        <w:t>Explanation: The database system sends a challenge string to the user. The user encrypts the challenge string using a secret password as encryption key and then returns the result. The database system can verify the authenticity of the user by decrypting the string with the same secret password and checking the result with the original challenge string.</w:t>
+      </w:r>
+    </w:p>
+    <w:p>
+      <w:pPr>
+        <w:rPr>
+          <w:lang w:val="en-IN"/>
+        </w:rPr>
+      </w:pPr>
+      <w:r>
+        <w:rPr>
+          <w:b/>
+          <w:bCs/>
+          <w:lang w:val="en-IN"/>
+        </w:rPr>
+        <w:t>48</w:t>
+      </w:r>
+      <w:r>
+        <w:rPr>
+          <w:b/>
+          <w:bCs/>
+          <w:lang w:val="en-IN"/>
+        </w:rPr>
+        <w:t xml:space="preserve">8. </w:t>
+      </w:r>
+      <w:proofErr w:type="spellStart"/>
+      <w:r>
+        <w:rPr>
+          <w:b/>
+          <w:bCs/>
+          <w:lang w:val="en-IN"/>
+        </w:rPr>
+        <w:t>Assymmetric</w:t>
+      </w:r>
+      <w:proofErr w:type="spellEnd"/>
+      <w:r>
+        <w:rPr>
+          <w:b/>
+          <w:bCs/>
+          <w:lang w:val="en-IN"/>
+        </w:rPr>
+        <w:t xml:space="preserve"> Encryption: Why can a message encrypted with the Public Key only be decrypted with the receiver’s appropriate Private Key?</w:t>
+      </w:r>
+      <w:r>
+        <w:rPr>
+          <w:b/>
+          <w:bCs/>
+          <w:lang w:val="en-IN"/>
+        </w:rPr>
+        <w:br/>
+      </w:r>
+      <w:r>
+        <w:rPr>
+          <w:lang w:val="en-IN"/>
+        </w:rPr>
+        <w:t>a) Not true, the message can also be decrypted with the Public Key</w:t>
+      </w:r>
+      <w:r>
+        <w:rPr>
+          <w:lang w:val="en-IN"/>
+        </w:rPr>
+        <w:br/>
+        <w:t>b) A so called “one way function with back door” is applied for the encryption</w:t>
+      </w:r>
+      <w:r>
+        <w:rPr>
+          <w:lang w:val="en-IN"/>
+        </w:rPr>
+        <w:br/>
+        <w:t>c) The Public Key contains a special function which is used to encrypt the message and which can only be reversed by the appropriate Private Key</w:t>
+      </w:r>
+      <w:r>
+        <w:rPr>
+          <w:lang w:val="en-IN"/>
+        </w:rPr>
+        <w:br/>
+        <w:t>d) The encrypted message contains the function for decryption which identifies the Private Key</w:t>
+      </w:r>
+    </w:p>
+    <w:p>
+      <w:pPr>
+        <w:rPr>
+          <w:lang w:val="en-IN"/>
+        </w:rPr>
+      </w:pPr>
+      <w:r>
+        <w:rPr>
+          <w:lang w:val="en-IN"/>
+        </w:rPr>
+        <w:t>Answer: b</w:t>
+      </w:r>
+      <w:r>
+        <w:rPr>
+          <w:lang w:val="en-IN"/>
+        </w:rPr>
+        <w:br/>
+        <w:t xml:space="preserve">Explanation: </w:t>
+      </w:r>
+      <w:proofErr w:type="gramStart"/>
+      <w:r>
+        <w:rPr>
+          <w:lang w:val="en-IN"/>
+        </w:rPr>
+        <w:t>An</w:t>
+      </w:r>
+      <w:proofErr w:type="gramEnd"/>
+      <w:r>
+        <w:rPr>
+          <w:lang w:val="en-IN"/>
+        </w:rPr>
+        <w:t xml:space="preserve"> one-way function is a function which a computer can calculate quickly, but whose reversal would last months or years. </w:t>
+      </w:r>
+      <w:proofErr w:type="gramStart"/>
+      <w:r>
+        <w:rPr>
+          <w:lang w:val="en-IN"/>
+        </w:rPr>
+        <w:t>An</w:t>
+      </w:r>
+      <w:proofErr w:type="gramEnd"/>
+      <w:r>
+        <w:rPr>
+          <w:lang w:val="en-IN"/>
+        </w:rPr>
+        <w:t xml:space="preserve"> one-way function with back door can be reversed with the help of a couple of additional information (the back door), but scarcely without this information. The information for the back door is contained in the private Key.</w:t>
+      </w:r>
+    </w:p>
+    <w:p>
+      <w:pPr>
+        <w:rPr>
+          <w:lang w:val="en-IN"/>
+        </w:rPr>
+      </w:pPr>
+      <w:r>
+        <w:rPr>
+          <w:b/>
+          <w:bCs/>
+          <w:lang w:val="en-IN"/>
+        </w:rPr>
+        <w:t>48</w:t>
+      </w:r>
+      <w:r>
+        <w:rPr>
+          <w:b/>
+          <w:bCs/>
+          <w:lang w:val="en-IN"/>
+        </w:rPr>
+        <w:t>9. Which is the largest disadvantage of symmetric Encryption?</w:t>
+      </w:r>
+      <w:r>
+        <w:rPr>
+          <w:b/>
+          <w:bCs/>
+          <w:lang w:val="en-IN"/>
+        </w:rPr>
+        <w:br/>
+      </w:r>
+      <w:r>
+        <w:rPr>
+          <w:lang w:val="en-IN"/>
+        </w:rPr>
+        <w:t>a) More complex and therefore more time-consuming calculations</w:t>
+      </w:r>
+      <w:r>
+        <w:rPr>
+          <w:lang w:val="en-IN"/>
+        </w:rPr>
+        <w:br/>
+        <w:t>b) Problem of the secure transmission of the Secret Key</w:t>
+      </w:r>
+      <w:r>
+        <w:rPr>
+          <w:lang w:val="en-IN"/>
+        </w:rPr>
+        <w:br/>
+        <w:t>c) Less secure encryption function</w:t>
+      </w:r>
+      <w:r>
+        <w:rPr>
+          <w:lang w:val="en-IN"/>
+        </w:rPr>
+        <w:br/>
+        <w:t>d) Isn’t used any more</w:t>
+      </w:r>
+    </w:p>
+    <w:p>
+      <w:pPr>
+        <w:rPr>
+          <w:lang w:val="en-IN"/>
+        </w:rPr>
+      </w:pPr>
+      <w:r>
+        <w:rPr>
+          <w:lang w:val="en-IN"/>
+        </w:rPr>
+        <w:lastRenderedPageBreak/>
+        <w:t>Answer: b</w:t>
+      </w:r>
+      <w:r>
+        <w:rPr>
+          <w:lang w:val="en-IN"/>
+        </w:rPr>
+        <w:br/>
+        <w:t xml:space="preserve">Explanation: As there is only one key in the symmetrical encryption, this must be known by both sender and </w:t>
+      </w:r>
+      <w:proofErr w:type="gramStart"/>
+      <w:r>
+        <w:rPr>
+          <w:lang w:val="en-IN"/>
+        </w:rPr>
+        <w:t>recipient</w:t>
+      </w:r>
+      <w:proofErr w:type="gramEnd"/>
+      <w:r>
+        <w:rPr>
+          <w:lang w:val="en-IN"/>
+        </w:rPr>
+        <w:t xml:space="preserve"> and this key is sufficient to decrypt the secret message. </w:t>
+      </w:r>
+      <w:proofErr w:type="gramStart"/>
+      <w:r>
+        <w:rPr>
+          <w:lang w:val="en-IN"/>
+        </w:rPr>
+        <w:t>Therefore</w:t>
+      </w:r>
+      <w:proofErr w:type="gramEnd"/>
+      <w:r>
+        <w:rPr>
+          <w:lang w:val="en-IN"/>
+        </w:rPr>
+        <w:t xml:space="preserve"> it must be exchanged between sender and receiver in such a manner that an unauthorized person can in no case take possession of it.</w:t>
+      </w:r>
+    </w:p>
+    <w:p>
+      <w:pPr>
+        <w:rPr>
+          <w:lang w:val="en-IN"/>
+        </w:rPr>
+      </w:pPr>
+      <w:r>
+        <w:rPr>
+          <w:b/>
+          <w:bCs/>
+          <w:lang w:val="en-IN"/>
+        </w:rPr>
+        <w:t>49</w:t>
+      </w:r>
+      <w:r>
+        <w:rPr>
+          <w:b/>
+          <w:bCs/>
+          <w:lang w:val="en-IN"/>
+        </w:rPr>
+        <w:t>0. Which is the principle of the encryption using a key?</w:t>
+      </w:r>
+      <w:r>
+        <w:rPr>
+          <w:b/>
+          <w:bCs/>
+          <w:lang w:val="en-IN"/>
+        </w:rPr>
+        <w:br/>
+      </w:r>
+      <w:r>
+        <w:rPr>
+          <w:lang w:val="en-IN"/>
+        </w:rPr>
+        <w:t>a) The key indicates which function is used for encryption. Thereby it is more difficult to decrypt an intercepted message as the function is unknown</w:t>
+      </w:r>
+      <w:r>
+        <w:rPr>
+          <w:lang w:val="en-IN"/>
+        </w:rPr>
+        <w:br/>
+        <w:t>b) The key contains the secret function for encryption including parameters. Only a password can activate the key</w:t>
+      </w:r>
+      <w:r>
+        <w:rPr>
+          <w:lang w:val="en-IN"/>
+        </w:rPr>
+        <w:br/>
+        <w:t>c) All functions are public, only the key is secret. It contains the parameters used for the encryption resp. decryption</w:t>
+      </w:r>
+      <w:r>
+        <w:rPr>
+          <w:lang w:val="en-IN"/>
+        </w:rPr>
+        <w:br/>
+        <w:t>d) The key prevents the user of having to reinstall the software at each change in technology or in the functions for encryption</w:t>
+      </w:r>
+    </w:p>
+    <w:p>
+      <w:pPr>
+        <w:rPr>
+          <w:lang w:val="en-IN"/>
+        </w:rPr>
+      </w:pPr>
+      <w:r>
+        <w:rPr>
+          <w:lang w:val="en-IN"/>
+        </w:rPr>
+        <w:t>Answer: b</w:t>
+      </w:r>
+      <w:r>
+        <w:rPr>
+          <w:lang w:val="en-IN"/>
+        </w:rPr>
+        <w:br/>
+        <w:t>Explanation: The encoding of a message is calculated by an algorithm. If always the same algorithm would be used, it would be easy to crack intercepted messages. However, it isn’t possible to invent a new algorithm whenever the old one was cracked, therefore the possibility to parameterize algorithms is needed and this is the assignment of the key.</w:t>
       </w:r>
     </w:p>
     <w:p/>
